--- a/Manuscript_NCVR_v1.docx
+++ b/Manuscript_NCVR_v1.docx
@@ -6212,7 +6212,7 @@
           <w:rFonts w:ascii="Times New Roman" w:hAnsi="Times New Roman"/>
           <w:sz w:val="22"/>
         </w:rPr>
-        <w:t xml:space="preserve">Analysis code has been deposited in a GitHub repository (https://github.com/zxy048/translation-mirror-hf-hcc), containing the complete WGCNA, ssGSEA, TF correlation, and direction consistency analysis pipelines, accessible via an anonymous link during peer review.</w:t>
+        <w:t xml:space="preserve">Analysis code has been deposited in a GitHub repository and is accessible via an anonymous link during peer review: https://anonymous.4open.science/r/translation-mirror-hf-hcc-4622/. The repository contains the complete WGCNA, ssGSEA, TF correlation, and direction consistency analysis pipelines. Upon acceptance, the repository will be made publicly available with a permanent DOI.</w:t>
       </w:r>
     </w:p>
     <w:bookmarkEnd w:id="44"/>

--- a/Manuscript_NCVR_v1.docx
+++ b/Manuscript_NCVR_v1.docx
@@ -10,6 +10,7 @@
       <w:r>
         <w:rPr>
           <w:rFonts w:ascii="Times New Roman" w:hAnsi="Times New Roman"/>
+          <w:b w:val="0"/>
           <w:color w:val="000000"/>
           <w:sz w:val="22"/>
         </w:rPr>
@@ -40,6 +41,7 @@
       <w:r>
         <w:rPr>
           <w:rFonts w:ascii="Times New Roman" w:hAnsi="Times New Roman"/>
+          <w:b w:val="0"/>
           <w:i/>
           <w:iCs/>
           <w:color w:val="000000"/>
@@ -55,6 +57,7 @@
       <w:r>
         <w:rPr>
           <w:rFonts w:ascii="Times New Roman" w:hAnsi="Times New Roman"/>
+          <w:b w:val="0"/>
           <w:color w:val="000000"/>
           <w:sz w:val="22"/>
         </w:rPr>
@@ -71,7 +74,7 @@
       <w:r>
         <w:rPr>
           <w:rFonts w:ascii="Times New Roman" w:hAnsi="Times New Roman"/>
-          <w:b/>
+          <w:b w:val="0"/>
           <w:bCs/>
           <w:color w:val="000000"/>
           <w:sz w:val="22"/>
@@ -81,7 +84,7 @@
       <w:r>
         <w:rPr>
           <w:rFonts w:ascii="Times New Roman" w:hAnsi="Times New Roman"/>
-          <w:b/>
+          <w:b w:val="0"/>
           <w:bCs/>
           <w:color w:val="000000"/>
           <w:sz w:val="22"/>
@@ -91,7 +94,7 @@
       <w:r>
         <w:rPr>
           <w:rFonts w:ascii="Times New Roman" w:hAnsi="Times New Roman"/>
-          <w:b/>
+          <w:b w:val="0"/>
           <w:bCs/>
           <w:i/>
           <w:iCs/>
@@ -103,7 +106,7 @@
       <w:r>
         <w:rPr>
           <w:rFonts w:ascii="Times New Roman" w:hAnsi="Times New Roman"/>
-          <w:b/>
+          <w:b w:val="0"/>
           <w:bCs/>
           <w:color w:val="000000"/>
           <w:sz w:val="22"/>
@@ -113,7 +116,7 @@
       <w:r>
         <w:rPr>
           <w:rFonts w:ascii="Times New Roman" w:hAnsi="Times New Roman"/>
-          <w:b/>
+          <w:b w:val="0"/>
           <w:bCs/>
           <w:color w:val="000000"/>
           <w:sz w:val="22"/>
@@ -123,7 +126,7 @@
       <w:r>
         <w:rPr>
           <w:rFonts w:ascii="Times New Roman" w:hAnsi="Times New Roman"/>
-          <w:b/>
+          <w:b w:val="0"/>
           <w:bCs/>
           <w:color w:val="000000"/>
           <w:sz w:val="22"/>
@@ -133,7 +136,7 @@
       <w:r>
         <w:rPr>
           <w:rFonts w:ascii="Times New Roman" w:hAnsi="Times New Roman"/>
-          <w:b/>
+          <w:b w:val="0"/>
           <w:bCs/>
           <w:i/>
           <w:iCs/>
@@ -145,7 +148,7 @@
       <w:r>
         <w:rPr>
           <w:rFonts w:ascii="Times New Roman" w:hAnsi="Times New Roman"/>
-          <w:b/>
+          <w:b w:val="0"/>
           <w:bCs/>
           <w:color w:val="000000"/>
           <w:sz w:val="22"/>
@@ -155,7 +158,7 @@
       <w:r>
         <w:rPr>
           <w:rFonts w:ascii="Times New Roman" w:hAnsi="Times New Roman"/>
-          <w:b/>
+          <w:b w:val="0"/>
           <w:bCs/>
           <w:color w:val="000000"/>
           <w:sz w:val="22"/>
@@ -165,7 +168,7 @@
       <w:r>
         <w:rPr>
           <w:rFonts w:ascii="Times New Roman" w:hAnsi="Times New Roman"/>
-          <w:b/>
+          <w:b w:val="0"/>
           <w:bCs/>
           <w:color w:val="000000"/>
           <w:sz w:val="22"/>
@@ -175,7 +178,7 @@
       <w:r>
         <w:rPr>
           <w:rFonts w:ascii="Times New Roman" w:hAnsi="Times New Roman"/>
-          <w:b/>
+          <w:b w:val="0"/>
           <w:bCs/>
           <w:i/>
           <w:iCs/>
@@ -187,7 +190,7 @@
       <w:r>
         <w:rPr>
           <w:rFonts w:ascii="Times New Roman" w:hAnsi="Times New Roman"/>
-          <w:b/>
+          <w:b w:val="0"/>
           <w:bCs/>
           <w:color w:val="000000"/>
           <w:sz w:val="22"/>
@@ -197,7 +200,7 @@
       <w:r>
         <w:rPr>
           <w:rFonts w:ascii="Times New Roman" w:hAnsi="Times New Roman"/>
-          <w:b/>
+          <w:b w:val="0"/>
           <w:bCs/>
           <w:color w:val="000000"/>
           <w:sz w:val="22"/>
@@ -207,7 +210,7 @@
       <w:r>
         <w:rPr>
           <w:rFonts w:ascii="Times New Roman" w:hAnsi="Times New Roman"/>
-          <w:b/>
+          <w:b w:val="0"/>
           <w:bCs/>
           <w:color w:val="000000"/>
           <w:sz w:val="22"/>
@@ -217,7 +220,7 @@
       <w:r>
         <w:rPr>
           <w:rFonts w:ascii="Times New Roman" w:hAnsi="Times New Roman"/>
-          <w:b/>
+          <w:b w:val="0"/>
           <w:bCs/>
           <w:i/>
           <w:iCs/>
@@ -229,7 +232,7 @@
       <w:r>
         <w:rPr>
           <w:rFonts w:ascii="Times New Roman" w:hAnsi="Times New Roman"/>
-          <w:b/>
+          <w:b w:val="0"/>
           <w:bCs/>
           <w:color w:val="000000"/>
           <w:sz w:val="22"/>
@@ -239,7 +242,7 @@
       <w:r>
         <w:rPr>
           <w:rFonts w:ascii="Times New Roman" w:hAnsi="Times New Roman"/>
-          <w:b/>
+          <w:b w:val="0"/>
           <w:bCs/>
           <w:color w:val="000000"/>
           <w:sz w:val="22"/>
@@ -249,7 +252,7 @@
       <w:r>
         <w:rPr>
           <w:rFonts w:ascii="Times New Roman" w:hAnsi="Times New Roman"/>
-          <w:b/>
+          <w:b w:val="0"/>
           <w:bCs/>
           <w:color w:val="000000"/>
           <w:sz w:val="22"/>
@@ -259,7 +262,7 @@
       <w:r>
         <w:rPr>
           <w:rFonts w:ascii="Times New Roman" w:hAnsi="Times New Roman"/>
-          <w:b/>
+          <w:b w:val="0"/>
           <w:bCs/>
           <w:i/>
           <w:iCs/>
@@ -271,7 +274,7 @@
       <w:r>
         <w:rPr>
           <w:rFonts w:ascii="Times New Roman" w:hAnsi="Times New Roman"/>
-          <w:b/>
+          <w:b w:val="0"/>
           <w:bCs/>
           <w:color w:val="000000"/>
           <w:sz w:val="22"/>
@@ -281,7 +284,7 @@
       <w:r>
         <w:rPr>
           <w:rFonts w:ascii="Times New Roman" w:hAnsi="Times New Roman"/>
-          <w:b/>
+          <w:b w:val="0"/>
           <w:bCs/>
           <w:color w:val="000000"/>
           <w:sz w:val="22"/>
@@ -297,7 +300,7 @@
       <w:r>
         <w:rPr>
           <w:rFonts w:ascii="Times New Roman" w:hAnsi="Times New Roman"/>
-          <w:b/>
+          <w:b w:val="0"/>
           <w:bCs/>
           <w:color w:val="000000"/>
           <w:sz w:val="22"/>
@@ -307,14 +310,16 @@
       <w:r>
         <w:rPr>
           <w:rFonts w:ascii="Times New Roman" w:hAnsi="Times New Roman"/>
-          <w:color w:val="000000"/>
-          <w:sz w:val="22"/>
-        </w:rPr>
-        <w:t xml:space="preserve"> </w:t>
-      </w:r>
-      <w:r>
-        <w:rPr>
-          <w:rFonts w:ascii="Times New Roman" w:hAnsi="Times New Roman"/>
+          <w:b w:val="0"/>
+          <w:color w:val="000000"/>
+          <w:sz w:val="22"/>
+        </w:rPr>
+        <w:t xml:space="preserve"> </w:t>
+      </w:r>
+      <w:r>
+        <w:rPr>
+          <w:rFonts w:ascii="Times New Roman" w:hAnsi="Times New Roman"/>
+          <w:b w:val="0"/>
           <w:color w:val="000000"/>
           <w:sz w:val="22"/>
         </w:rPr>
@@ -328,6 +333,7 @@
       <w:r>
         <w:rPr>
           <w:rFonts w:ascii="Times New Roman" w:hAnsi="Times New Roman"/>
+          <w:b w:val="0"/>
           <w:color w:val="000000"/>
           <w:sz w:val="22"/>
         </w:rPr>
@@ -344,6 +350,7 @@
       <w:r>
         <w:rPr>
           <w:rFonts w:ascii="Times New Roman" w:hAnsi="Times New Roman"/>
+          <w:b w:val="0"/>
           <w:color w:val="000000"/>
           <w:sz w:val="22"/>
         </w:rPr>
@@ -352,6 +359,7 @@
       <w:r>
         <w:rPr>
           <w:rFonts w:ascii="Times New Roman" w:hAnsi="Times New Roman"/>
+          <w:b w:val="0"/>
           <w:color w:val="000000"/>
           <w:sz w:val="22"/>
           <w:vertAlign w:val="superscript"/>
@@ -361,6 +369,7 @@
       <w:r>
         <w:rPr>
           <w:rFonts w:ascii="Times New Roman" w:hAnsi="Times New Roman"/>
+          <w:b w:val="0"/>
           <w:color w:val="000000"/>
           <w:sz w:val="22"/>
         </w:rPr>
@@ -369,6 +378,7 @@
       <w:r>
         <w:rPr>
           <w:rFonts w:ascii="Times New Roman" w:hAnsi="Times New Roman"/>
+          <w:b w:val="0"/>
           <w:color w:val="000000"/>
           <w:sz w:val="22"/>
           <w:vertAlign w:val="superscript"/>
@@ -378,6 +388,7 @@
       <w:r>
         <w:rPr>
           <w:rFonts w:ascii="Times New Roman" w:hAnsi="Times New Roman"/>
+          <w:b w:val="0"/>
           <w:color w:val="000000"/>
           <w:sz w:val="22"/>
         </w:rPr>
@@ -386,6 +397,7 @@
       <w:r>
         <w:rPr>
           <w:rFonts w:ascii="Times New Roman" w:hAnsi="Times New Roman"/>
+          <w:b w:val="0"/>
           <w:color w:val="000000"/>
           <w:sz w:val="22"/>
           <w:vertAlign w:val="superscript"/>
@@ -395,6 +407,7 @@
       <w:r>
         <w:rPr>
           <w:rFonts w:ascii="Times New Roman" w:hAnsi="Times New Roman"/>
+          <w:b w:val="0"/>
           <w:color w:val="000000"/>
           <w:sz w:val="22"/>
         </w:rPr>
@@ -403,6 +416,7 @@
       <w:r>
         <w:rPr>
           <w:rFonts w:ascii="Times New Roman" w:hAnsi="Times New Roman"/>
+          <w:b w:val="0"/>
           <w:color w:val="000000"/>
           <w:sz w:val="22"/>
           <w:vertAlign w:val="superscript"/>
@@ -412,6 +426,7 @@
       <w:r>
         <w:rPr>
           <w:rFonts w:ascii="Times New Roman" w:hAnsi="Times New Roman"/>
+          <w:b w:val="0"/>
           <w:color w:val="000000"/>
           <w:sz w:val="22"/>
         </w:rPr>
@@ -420,6 +435,7 @@
       <w:r>
         <w:rPr>
           <w:rFonts w:ascii="Times New Roman" w:hAnsi="Times New Roman"/>
+          <w:b w:val="0"/>
           <w:color w:val="000000"/>
           <w:sz w:val="22"/>
           <w:vertAlign w:val="superscript"/>
@@ -429,6 +445,7 @@
       <w:r>
         <w:rPr>
           <w:rFonts w:ascii="Times New Roman" w:hAnsi="Times New Roman"/>
+          <w:b w:val="0"/>
           <w:color w:val="000000"/>
           <w:sz w:val="22"/>
         </w:rPr>
@@ -443,6 +460,7 @@
       <w:r>
         <w:rPr>
           <w:rFonts w:ascii="Times New Roman" w:hAnsi="Times New Roman"/>
+          <w:b w:val="0"/>
           <w:color w:val="000000"/>
           <w:sz w:val="22"/>
         </w:rPr>
@@ -451,6 +469,7 @@
       <w:r>
         <w:rPr>
           <w:rFonts w:ascii="Times New Roman" w:hAnsi="Times New Roman"/>
+          <w:b w:val="0"/>
           <w:color w:val="000000"/>
           <w:sz w:val="22"/>
           <w:vertAlign w:val="superscript"/>
@@ -460,6 +479,7 @@
       <w:r>
         <w:rPr>
           <w:rFonts w:ascii="Times New Roman" w:hAnsi="Times New Roman"/>
+          <w:b w:val="0"/>
           <w:color w:val="000000"/>
           <w:sz w:val="22"/>
         </w:rPr>
@@ -468,6 +488,7 @@
       <w:r>
         <w:rPr>
           <w:rFonts w:ascii="Times New Roman" w:hAnsi="Times New Roman"/>
+          <w:b w:val="0"/>
           <w:color w:val="000000"/>
           <w:sz w:val="22"/>
           <w:vertAlign w:val="superscript"/>
@@ -477,6 +498,7 @@
       <w:r>
         <w:rPr>
           <w:rFonts w:ascii="Times New Roman" w:hAnsi="Times New Roman"/>
+          <w:b w:val="0"/>
           <w:color w:val="000000"/>
           <w:sz w:val="22"/>
         </w:rPr>
@@ -485,6 +507,7 @@
       <w:r>
         <w:rPr>
           <w:rFonts w:ascii="Times New Roman" w:hAnsi="Times New Roman"/>
+          <w:b w:val="0"/>
           <w:color w:val="000000"/>
           <w:sz w:val="22"/>
           <w:vertAlign w:val="superscript"/>
@@ -494,6 +517,7 @@
       <w:r>
         <w:rPr>
           <w:rFonts w:ascii="Times New Roman" w:hAnsi="Times New Roman"/>
+          <w:b w:val="0"/>
           <w:color w:val="000000"/>
           <w:sz w:val="22"/>
         </w:rPr>
@@ -508,6 +532,7 @@
       <w:r>
         <w:rPr>
           <w:rFonts w:ascii="Times New Roman" w:hAnsi="Times New Roman"/>
+          <w:b w:val="0"/>
           <w:color w:val="000000"/>
           <w:sz w:val="22"/>
         </w:rPr>
@@ -516,6 +541,7 @@
       <w:r>
         <w:rPr>
           <w:rFonts w:ascii="Times New Roman" w:hAnsi="Times New Roman"/>
+          <w:b w:val="0"/>
           <w:color w:val="000000"/>
           <w:sz w:val="22"/>
           <w:vertAlign w:val="superscript"/>
@@ -525,6 +551,7 @@
       <w:r>
         <w:rPr>
           <w:rFonts w:ascii="Times New Roman" w:hAnsi="Times New Roman"/>
+          <w:b w:val="0"/>
           <w:color w:val="000000"/>
           <w:sz w:val="22"/>
         </w:rPr>
@@ -539,6 +566,7 @@
       <w:r>
         <w:rPr>
           <w:rFonts w:ascii="Times New Roman" w:hAnsi="Times New Roman"/>
+          <w:b w:val="0"/>
           <w:color w:val="000000"/>
           <w:sz w:val="22"/>
         </w:rPr>
@@ -547,6 +575,7 @@
       <w:r>
         <w:rPr>
           <w:rFonts w:ascii="Times New Roman" w:hAnsi="Times New Roman"/>
+          <w:b w:val="0"/>
           <w:color w:val="000000"/>
           <w:sz w:val="22"/>
           <w:vertAlign w:val="superscript"/>
@@ -556,6 +585,7 @@
       <w:r>
         <w:rPr>
           <w:rFonts w:ascii="Times New Roman" w:hAnsi="Times New Roman"/>
+          <w:b w:val="0"/>
           <w:color w:val="000000"/>
           <w:sz w:val="22"/>
         </w:rPr>
@@ -564,6 +594,7 @@
       <w:r>
         <w:rPr>
           <w:rFonts w:ascii="Times New Roman" w:hAnsi="Times New Roman"/>
+          <w:b w:val="0"/>
           <w:color w:val="000000"/>
           <w:sz w:val="22"/>
           <w:vertAlign w:val="superscript"/>
@@ -573,6 +604,7 @@
       <w:r>
         <w:rPr>
           <w:rFonts w:ascii="Times New Roman" w:hAnsi="Times New Roman"/>
+          <w:b w:val="0"/>
           <w:color w:val="000000"/>
           <w:sz w:val="22"/>
         </w:rPr>
@@ -619,6 +651,7 @@
       <w:r>
         <w:rPr>
           <w:rFonts w:ascii="Times New Roman" w:hAnsi="Times New Roman"/>
+          <w:b w:val="0"/>
           <w:color w:val="000000"/>
           <w:sz w:val="22"/>
         </w:rPr>
@@ -627,14 +660,16 @@
       <w:r>
         <w:rPr>
           <w:rFonts w:ascii="Times New Roman" w:hAnsi="Times New Roman"/>
-          <w:color w:val="000000"/>
-          <w:sz w:val="22"/>
-        </w:rPr>
-        <w:t xml:space="preserve"> </w:t>
-      </w:r>
-      <w:r>
-        <w:rPr>
-          <w:rFonts w:ascii="Times New Roman" w:hAnsi="Times New Roman"/>
+          <w:b w:val="0"/>
+          <w:color w:val="000000"/>
+          <w:sz w:val="22"/>
+        </w:rPr>
+        <w:t xml:space="preserve"> </w:t>
+      </w:r>
+      <w:r>
+        <w:rPr>
+          <w:rFonts w:ascii="Times New Roman" w:hAnsi="Times New Roman"/>
+          <w:b w:val="0"/>
           <w:i/>
           <w:iCs/>
           <w:color w:val="000000"/>
@@ -645,14 +680,16 @@
       <w:r>
         <w:rPr>
           <w:rFonts w:ascii="Times New Roman" w:hAnsi="Times New Roman"/>
-          <w:color w:val="000000"/>
-          <w:sz w:val="22"/>
-        </w:rPr>
-        <w:t xml:space="preserve"> </w:t>
-      </w:r>
-      <w:r>
-        <w:rPr>
-          <w:rFonts w:ascii="Times New Roman" w:hAnsi="Times New Roman"/>
+          <w:b w:val="0"/>
+          <w:color w:val="000000"/>
+          <w:sz w:val="22"/>
+        </w:rPr>
+        <w:t xml:space="preserve"> </w:t>
+      </w:r>
+      <w:r>
+        <w:rPr>
+          <w:rFonts w:ascii="Times New Roman" w:hAnsi="Times New Roman"/>
+          <w:b w:val="0"/>
           <w:color w:val="000000"/>
           <w:sz w:val="22"/>
         </w:rPr>
@@ -667,6 +704,7 @@
       <w:r>
         <w:rPr>
           <w:rFonts w:ascii="Times New Roman" w:hAnsi="Times New Roman"/>
+          <w:b w:val="0"/>
           <w:color w:val="000000"/>
           <w:sz w:val="22"/>
         </w:rPr>
@@ -675,15 +713,16 @@
       <w:r>
         <w:rPr>
           <w:rFonts w:ascii="Times New Roman" w:hAnsi="Times New Roman"/>
-          <w:color w:val="000000"/>
-          <w:sz w:val="22"/>
-        </w:rPr>
-        <w:t xml:space="preserve"> </w:t>
-      </w:r>
-      <w:r>
-        <w:rPr>
-          <w:rFonts w:ascii="Times New Roman" w:hAnsi="Times New Roman"/>
-          <w:b/>
+          <w:b w:val="0"/>
+          <w:color w:val="000000"/>
+          <w:sz w:val="22"/>
+        </w:rPr>
+        <w:t xml:space="preserve"> </w:t>
+      </w:r>
+      <w:r>
+        <w:rPr>
+          <w:rFonts w:ascii="Times New Roman" w:hAnsi="Times New Roman"/>
+          <w:b w:val="0"/>
           <w:bCs/>
           <w:color w:val="000000"/>
           <w:sz w:val="22"/>
@@ -693,14 +732,16 @@
       <w:r>
         <w:rPr>
           <w:rFonts w:ascii="Times New Roman" w:hAnsi="Times New Roman"/>
-          <w:color w:val="000000"/>
-          <w:sz w:val="22"/>
-        </w:rPr>
-        <w:t xml:space="preserve"> </w:t>
-      </w:r>
-      <w:r>
-        <w:rPr>
-          <w:rFonts w:ascii="Times New Roman" w:hAnsi="Times New Roman"/>
+          <w:b w:val="0"/>
+          <w:color w:val="000000"/>
+          <w:sz w:val="22"/>
+        </w:rPr>
+        <w:t xml:space="preserve"> </w:t>
+      </w:r>
+      <w:r>
+        <w:rPr>
+          <w:rFonts w:ascii="Times New Roman" w:hAnsi="Times New Roman"/>
+          <w:b w:val="0"/>
           <w:color w:val="000000"/>
           <w:sz w:val="22"/>
         </w:rPr>
@@ -709,14 +750,16 @@
       <w:r>
         <w:rPr>
           <w:rFonts w:ascii="Times New Roman" w:hAnsi="Times New Roman"/>
-          <w:color w:val="000000"/>
-          <w:sz w:val="22"/>
-        </w:rPr>
-        <w:t xml:space="preserve"> </w:t>
-      </w:r>
-      <w:r>
-        <w:rPr>
-          <w:rFonts w:ascii="Times New Roman" w:hAnsi="Times New Roman"/>
+          <w:b w:val="0"/>
+          <w:color w:val="000000"/>
+          <w:sz w:val="22"/>
+        </w:rPr>
+        <w:t xml:space="preserve"> </w:t>
+      </w:r>
+      <w:r>
+        <w:rPr>
+          <w:rFonts w:ascii="Times New Roman" w:hAnsi="Times New Roman"/>
+          <w:b w:val="0"/>
           <w:i/>
           <w:iCs/>
           <w:color w:val="000000"/>
@@ -727,14 +770,16 @@
       <w:r>
         <w:rPr>
           <w:rFonts w:ascii="Times New Roman" w:hAnsi="Times New Roman"/>
-          <w:color w:val="000000"/>
-          <w:sz w:val="22"/>
-        </w:rPr>
-        <w:t xml:space="preserve"> </w:t>
-      </w:r>
-      <w:r>
-        <w:rPr>
-          <w:rFonts w:ascii="Times New Roman" w:hAnsi="Times New Roman"/>
+          <w:b w:val="0"/>
+          <w:color w:val="000000"/>
+          <w:sz w:val="22"/>
+        </w:rPr>
+        <w:t xml:space="preserve"> </w:t>
+      </w:r>
+      <w:r>
+        <w:rPr>
+          <w:rFonts w:ascii="Times New Roman" w:hAnsi="Times New Roman"/>
+          <w:b w:val="0"/>
           <w:color w:val="000000"/>
           <w:sz w:val="22"/>
         </w:rPr>
@@ -743,14 +788,16 @@
       <w:r>
         <w:rPr>
           <w:rFonts w:ascii="Times New Roman" w:hAnsi="Times New Roman"/>
-          <w:color w:val="000000"/>
-          <w:sz w:val="22"/>
-        </w:rPr>
-        <w:t xml:space="preserve"> </w:t>
-      </w:r>
-      <w:r>
-        <w:rPr>
-          <w:rFonts w:ascii="Times New Roman" w:hAnsi="Times New Roman"/>
+          <w:b w:val="0"/>
+          <w:color w:val="000000"/>
+          <w:sz w:val="22"/>
+        </w:rPr>
+        <w:t xml:space="preserve"> </w:t>
+      </w:r>
+      <w:r>
+        <w:rPr>
+          <w:rFonts w:ascii="Times New Roman" w:hAnsi="Times New Roman"/>
+          <w:b w:val="0"/>
           <w:i/>
           <w:iCs/>
           <w:color w:val="000000"/>
@@ -761,14 +808,16 @@
       <w:r>
         <w:rPr>
           <w:rFonts w:ascii="Times New Roman" w:hAnsi="Times New Roman"/>
-          <w:color w:val="000000"/>
-          <w:sz w:val="22"/>
-        </w:rPr>
-        <w:t xml:space="preserve"> </w:t>
-      </w:r>
-      <w:r>
-        <w:rPr>
-          <w:rFonts w:ascii="Times New Roman" w:hAnsi="Times New Roman"/>
+          <w:b w:val="0"/>
+          <w:color w:val="000000"/>
+          <w:sz w:val="22"/>
+        </w:rPr>
+        <w:t xml:space="preserve"> </w:t>
+      </w:r>
+      <w:r>
+        <w:rPr>
+          <w:rFonts w:ascii="Times New Roman" w:hAnsi="Times New Roman"/>
+          <w:b w:val="0"/>
           <w:color w:val="000000"/>
           <w:sz w:val="22"/>
         </w:rPr>
@@ -777,14 +826,16 @@
       <w:r>
         <w:rPr>
           <w:rFonts w:ascii="Times New Roman" w:hAnsi="Times New Roman"/>
-          <w:color w:val="000000"/>
-          <w:sz w:val="22"/>
-        </w:rPr>
-        <w:t xml:space="preserve"> </w:t>
-      </w:r>
-      <w:r>
-        <w:rPr>
-          <w:rFonts w:ascii="Times New Roman" w:hAnsi="Times New Roman"/>
+          <w:b w:val="0"/>
+          <w:color w:val="000000"/>
+          <w:sz w:val="22"/>
+        </w:rPr>
+        <w:t xml:space="preserve"> </w:t>
+      </w:r>
+      <w:r>
+        <w:rPr>
+          <w:rFonts w:ascii="Times New Roman" w:hAnsi="Times New Roman"/>
+          <w:b w:val="0"/>
           <w:i/>
           <w:iCs/>
           <w:color w:val="000000"/>
@@ -795,14 +846,16 @@
       <w:r>
         <w:rPr>
           <w:rFonts w:ascii="Times New Roman" w:hAnsi="Times New Roman"/>
-          <w:color w:val="000000"/>
-          <w:sz w:val="22"/>
-        </w:rPr>
-        <w:t xml:space="preserve"> </w:t>
-      </w:r>
-      <w:r>
-        <w:rPr>
-          <w:rFonts w:ascii="Times New Roman" w:hAnsi="Times New Roman"/>
+          <w:b w:val="0"/>
+          <w:color w:val="000000"/>
+          <w:sz w:val="22"/>
+        </w:rPr>
+        <w:t xml:space="preserve"> </w:t>
+      </w:r>
+      <w:r>
+        <w:rPr>
+          <w:rFonts w:ascii="Times New Roman" w:hAnsi="Times New Roman"/>
+          <w:b w:val="0"/>
           <w:color w:val="000000"/>
           <w:sz w:val="22"/>
         </w:rPr>
@@ -811,14 +864,16 @@
       <w:r>
         <w:rPr>
           <w:rFonts w:ascii="Times New Roman" w:hAnsi="Times New Roman"/>
-          <w:color w:val="000000"/>
-          <w:sz w:val="22"/>
-        </w:rPr>
-        <w:t xml:space="preserve"> </w:t>
-      </w:r>
-      <w:r>
-        <w:rPr>
-          <w:rFonts w:ascii="Times New Roman" w:hAnsi="Times New Roman"/>
+          <w:b w:val="0"/>
+          <w:color w:val="000000"/>
+          <w:sz w:val="22"/>
+        </w:rPr>
+        <w:t xml:space="preserve"> </w:t>
+      </w:r>
+      <w:r>
+        <w:rPr>
+          <w:rFonts w:ascii="Times New Roman" w:hAnsi="Times New Roman"/>
+          <w:b w:val="0"/>
           <w:i/>
           <w:iCs/>
           <w:color w:val="000000"/>
@@ -829,14 +884,16 @@
       <w:r>
         <w:rPr>
           <w:rFonts w:ascii="Times New Roman" w:hAnsi="Times New Roman"/>
-          <w:color w:val="000000"/>
-          <w:sz w:val="22"/>
-        </w:rPr>
-        <w:t xml:space="preserve"> </w:t>
-      </w:r>
-      <w:r>
-        <w:rPr>
-          <w:rFonts w:ascii="Times New Roman" w:hAnsi="Times New Roman"/>
+          <w:b w:val="0"/>
+          <w:color w:val="000000"/>
+          <w:sz w:val="22"/>
+        </w:rPr>
+        <w:t xml:space="preserve"> </w:t>
+      </w:r>
+      <w:r>
+        <w:rPr>
+          <w:rFonts w:ascii="Times New Roman" w:hAnsi="Times New Roman"/>
+          <w:b w:val="0"/>
           <w:color w:val="000000"/>
           <w:sz w:val="22"/>
         </w:rPr>
@@ -845,14 +902,16 @@
       <w:r>
         <w:rPr>
           <w:rFonts w:ascii="Times New Roman" w:hAnsi="Times New Roman"/>
-          <w:color w:val="000000"/>
-          <w:sz w:val="22"/>
-        </w:rPr>
-        <w:t xml:space="preserve"> </w:t>
-      </w:r>
-      <w:r>
-        <w:rPr>
-          <w:rFonts w:ascii="Times New Roman" w:hAnsi="Times New Roman"/>
+          <w:b w:val="0"/>
+          <w:color w:val="000000"/>
+          <w:sz w:val="22"/>
+        </w:rPr>
+        <w:t xml:space="preserve"> </w:t>
+      </w:r>
+      <w:r>
+        <w:rPr>
+          <w:rFonts w:ascii="Times New Roman" w:hAnsi="Times New Roman"/>
+          <w:b w:val="0"/>
           <w:i/>
           <w:iCs/>
           <w:color w:val="000000"/>
@@ -863,14 +922,16 @@
       <w:r>
         <w:rPr>
           <w:rFonts w:ascii="Times New Roman" w:hAnsi="Times New Roman"/>
-          <w:color w:val="000000"/>
-          <w:sz w:val="22"/>
-        </w:rPr>
-        <w:t xml:space="preserve"> </w:t>
-      </w:r>
-      <w:r>
-        <w:rPr>
-          <w:rFonts w:ascii="Times New Roman" w:hAnsi="Times New Roman"/>
+          <w:b w:val="0"/>
+          <w:color w:val="000000"/>
+          <w:sz w:val="22"/>
+        </w:rPr>
+        <w:t xml:space="preserve"> </w:t>
+      </w:r>
+      <w:r>
+        <w:rPr>
+          <w:rFonts w:ascii="Times New Roman" w:hAnsi="Times New Roman"/>
+          <w:b w:val="0"/>
           <w:color w:val="000000"/>
           <w:sz w:val="22"/>
         </w:rPr>
@@ -879,7 +940,7 @@
       <w:r>
         <w:rPr>
           <w:rFonts w:ascii="Times New Roman" w:hAnsi="Times New Roman"/>
-          <w:b/>
+          <w:b w:val="0"/>
           <w:bCs/>
           <w:color w:val="000000"/>
           <w:sz w:val="22"/>
@@ -889,7 +950,7 @@
       <w:r>
         <w:rPr>
           <w:rFonts w:ascii="Times New Roman" w:hAnsi="Times New Roman"/>
-          <w:b/>
+          <w:b w:val="0"/>
           <w:bCs/>
           <w:color w:val="000000"/>
           <w:sz w:val="22"/>
@@ -899,7 +960,7 @@
       <w:r>
         <w:rPr>
           <w:rFonts w:ascii="Times New Roman" w:hAnsi="Times New Roman"/>
-          <w:b/>
+          <w:b w:val="0"/>
           <w:bCs/>
           <w:i/>
           <w:iCs/>
@@ -911,7 +972,7 @@
       <w:r>
         <w:rPr>
           <w:rFonts w:ascii="Times New Roman" w:hAnsi="Times New Roman"/>
-          <w:b/>
+          <w:b w:val="0"/>
           <w:bCs/>
           <w:color w:val="000000"/>
           <w:sz w:val="22"/>
@@ -921,7 +982,7 @@
       <w:r>
         <w:rPr>
           <w:rFonts w:ascii="Times New Roman" w:hAnsi="Times New Roman"/>
-          <w:b/>
+          <w:b w:val="0"/>
           <w:bCs/>
           <w:color w:val="000000"/>
           <w:sz w:val="22"/>
@@ -931,6 +992,7 @@
       <w:r>
         <w:rPr>
           <w:rFonts w:ascii="Times New Roman" w:hAnsi="Times New Roman"/>
+          <w:b w:val="0"/>
           <w:color w:val="000000"/>
           <w:sz w:val="22"/>
         </w:rPr>
@@ -945,6 +1007,7 @@
       <w:r>
         <w:rPr>
           <w:rFonts w:ascii="Times New Roman" w:hAnsi="Times New Roman"/>
+          <w:b w:val="0"/>
           <w:color w:val="000000"/>
           <w:sz w:val="22"/>
         </w:rPr>
@@ -953,6 +1016,7 @@
       <w:r>
         <w:rPr>
           <w:rFonts w:ascii="Times New Roman" w:hAnsi="Times New Roman"/>
+          <w:b w:val="0"/>
           <w:i/>
           <w:iCs/>
           <w:color w:val="000000"/>
@@ -963,6 +1027,7 @@
       <w:r>
         <w:rPr>
           <w:rFonts w:ascii="Times New Roman" w:hAnsi="Times New Roman"/>
+          <w:b w:val="0"/>
           <w:color w:val="000000"/>
           <w:sz w:val="22"/>
         </w:rPr>
@@ -971,14 +1036,16 @@
       <w:r>
         <w:rPr>
           <w:rFonts w:ascii="Times New Roman" w:hAnsi="Times New Roman"/>
-          <w:color w:val="000000"/>
-          <w:sz w:val="22"/>
-        </w:rPr>
-        <w:t xml:space="preserve"> </w:t>
-      </w:r>
-      <w:r>
-        <w:rPr>
-          <w:rFonts w:ascii="Times New Roman" w:hAnsi="Times New Roman"/>
+          <w:b w:val="0"/>
+          <w:color w:val="000000"/>
+          <w:sz w:val="22"/>
+        </w:rPr>
+        <w:t xml:space="preserve"> </w:t>
+      </w:r>
+      <w:r>
+        <w:rPr>
+          <w:rFonts w:ascii="Times New Roman" w:hAnsi="Times New Roman"/>
+          <w:b w:val="0"/>
           <w:i/>
           <w:iCs/>
           <w:color w:val="000000"/>
@@ -989,6 +1056,7 @@
       <w:r>
         <w:rPr>
           <w:rFonts w:ascii="Times New Roman" w:hAnsi="Times New Roman"/>
+          <w:b w:val="0"/>
           <w:color w:val="000000"/>
           <w:sz w:val="22"/>
         </w:rPr>
@@ -997,14 +1065,16 @@
       <w:r>
         <w:rPr>
           <w:rFonts w:ascii="Times New Roman" w:hAnsi="Times New Roman"/>
-          <w:color w:val="000000"/>
-          <w:sz w:val="22"/>
-        </w:rPr>
-        <w:t xml:space="preserve"> </w:t>
-      </w:r>
-      <w:r>
-        <w:rPr>
-          <w:rFonts w:ascii="Times New Roman" w:hAnsi="Times New Roman"/>
+          <w:b w:val="0"/>
+          <w:color w:val="000000"/>
+          <w:sz w:val="22"/>
+        </w:rPr>
+        <w:t xml:space="preserve"> </w:t>
+      </w:r>
+      <w:r>
+        <w:rPr>
+          <w:rFonts w:ascii="Times New Roman" w:hAnsi="Times New Roman"/>
+          <w:b w:val="0"/>
           <w:i/>
           <w:iCs/>
           <w:color w:val="000000"/>
@@ -1015,6 +1085,7 @@
       <w:r>
         <w:rPr>
           <w:rFonts w:ascii="Times New Roman" w:hAnsi="Times New Roman"/>
+          <w:b w:val="0"/>
           <w:color w:val="000000"/>
           <w:sz w:val="22"/>
         </w:rPr>
@@ -1023,14 +1094,16 @@
       <w:r>
         <w:rPr>
           <w:rFonts w:ascii="Times New Roman" w:hAnsi="Times New Roman"/>
-          <w:color w:val="000000"/>
-          <w:sz w:val="22"/>
-        </w:rPr>
-        <w:t xml:space="preserve"> </w:t>
-      </w:r>
-      <w:r>
-        <w:rPr>
-          <w:rFonts w:ascii="Times New Roman" w:hAnsi="Times New Roman"/>
+          <w:b w:val="0"/>
+          <w:color w:val="000000"/>
+          <w:sz w:val="22"/>
+        </w:rPr>
+        <w:t xml:space="preserve"> </w:t>
+      </w:r>
+      <w:r>
+        <w:rPr>
+          <w:rFonts w:ascii="Times New Roman" w:hAnsi="Times New Roman"/>
+          <w:b w:val="0"/>
           <w:i/>
           <w:iCs/>
           <w:color w:val="000000"/>
@@ -1041,6 +1114,7 @@
       <w:r>
         <w:rPr>
           <w:rFonts w:ascii="Times New Roman" w:hAnsi="Times New Roman"/>
+          <w:b w:val="0"/>
           <w:color w:val="000000"/>
           <w:sz w:val="22"/>
         </w:rPr>
@@ -1049,14 +1123,16 @@
       <w:r>
         <w:rPr>
           <w:rFonts w:ascii="Times New Roman" w:hAnsi="Times New Roman"/>
-          <w:color w:val="000000"/>
-          <w:sz w:val="22"/>
-        </w:rPr>
-        <w:t xml:space="preserve"> </w:t>
-      </w:r>
-      <w:r>
-        <w:rPr>
-          <w:rFonts w:ascii="Times New Roman" w:hAnsi="Times New Roman"/>
+          <w:b w:val="0"/>
+          <w:color w:val="000000"/>
+          <w:sz w:val="22"/>
+        </w:rPr>
+        <w:t xml:space="preserve"> </w:t>
+      </w:r>
+      <w:r>
+        <w:rPr>
+          <w:rFonts w:ascii="Times New Roman" w:hAnsi="Times New Roman"/>
+          <w:b w:val="0"/>
           <w:i/>
           <w:iCs/>
           <w:color w:val="000000"/>
@@ -1067,6 +1143,7 @@
       <w:r>
         <w:rPr>
           <w:rFonts w:ascii="Times New Roman" w:hAnsi="Times New Roman"/>
+          <w:b w:val="0"/>
           <w:color w:val="000000"/>
           <w:sz w:val="22"/>
         </w:rPr>
@@ -1075,14 +1152,16 @@
       <w:r>
         <w:rPr>
           <w:rFonts w:ascii="Times New Roman" w:hAnsi="Times New Roman"/>
-          <w:color w:val="000000"/>
-          <w:sz w:val="22"/>
-        </w:rPr>
-        <w:t xml:space="preserve"> </w:t>
-      </w:r>
-      <w:r>
-        <w:rPr>
-          <w:rFonts w:ascii="Times New Roman" w:hAnsi="Times New Roman"/>
+          <w:b w:val="0"/>
+          <w:color w:val="000000"/>
+          <w:sz w:val="22"/>
+        </w:rPr>
+        <w:t xml:space="preserve"> </w:t>
+      </w:r>
+      <w:r>
+        <w:rPr>
+          <w:rFonts w:ascii="Times New Roman" w:hAnsi="Times New Roman"/>
+          <w:b w:val="0"/>
           <w:i/>
           <w:iCs/>
           <w:color w:val="000000"/>
@@ -1093,6 +1172,7 @@
       <w:r>
         <w:rPr>
           <w:rFonts w:ascii="Times New Roman" w:hAnsi="Times New Roman"/>
+          <w:b w:val="0"/>
           <w:color w:val="000000"/>
           <w:sz w:val="22"/>
         </w:rPr>
@@ -1101,14 +1181,16 @@
       <w:r>
         <w:rPr>
           <w:rFonts w:ascii="Times New Roman" w:hAnsi="Times New Roman"/>
-          <w:color w:val="000000"/>
-          <w:sz w:val="22"/>
-        </w:rPr>
-        <w:t xml:space="preserve"> </w:t>
-      </w:r>
-      <w:r>
-        <w:rPr>
-          <w:rFonts w:ascii="Times New Roman" w:hAnsi="Times New Roman"/>
+          <w:b w:val="0"/>
+          <w:color w:val="000000"/>
+          <w:sz w:val="22"/>
+        </w:rPr>
+        <w:t xml:space="preserve"> </w:t>
+      </w:r>
+      <w:r>
+        <w:rPr>
+          <w:rFonts w:ascii="Times New Roman" w:hAnsi="Times New Roman"/>
+          <w:b w:val="0"/>
           <w:i/>
           <w:iCs/>
           <w:color w:val="000000"/>
@@ -1119,6 +1201,7 @@
       <w:r>
         <w:rPr>
           <w:rFonts w:ascii="Times New Roman" w:hAnsi="Times New Roman"/>
+          <w:b w:val="0"/>
           <w:color w:val="000000"/>
           <w:sz w:val="22"/>
         </w:rPr>
@@ -1127,6 +1210,7 @@
       <w:r>
         <w:rPr>
           <w:rFonts w:ascii="Times New Roman" w:hAnsi="Times New Roman"/>
+          <w:b w:val="0"/>
           <w:i/>
           <w:iCs/>
           <w:color w:val="000000"/>
@@ -1137,6 +1221,7 @@
       <w:r>
         <w:rPr>
           <w:rFonts w:ascii="Times New Roman" w:hAnsi="Times New Roman"/>
+          <w:b w:val="0"/>
           <w:color w:val="000000"/>
           <w:sz w:val="22"/>
         </w:rPr>
@@ -1145,14 +1230,16 @@
       <w:r>
         <w:rPr>
           <w:rFonts w:ascii="Times New Roman" w:hAnsi="Times New Roman"/>
-          <w:color w:val="000000"/>
-          <w:sz w:val="22"/>
-        </w:rPr>
-        <w:t xml:space="preserve"> </w:t>
-      </w:r>
-      <w:r>
-        <w:rPr>
-          <w:rFonts w:ascii="Times New Roman" w:hAnsi="Times New Roman"/>
+          <w:b w:val="0"/>
+          <w:color w:val="000000"/>
+          <w:sz w:val="22"/>
+        </w:rPr>
+        <w:t xml:space="preserve"> </w:t>
+      </w:r>
+      <w:r>
+        <w:rPr>
+          <w:rFonts w:ascii="Times New Roman" w:hAnsi="Times New Roman"/>
+          <w:b w:val="0"/>
           <w:i/>
           <w:iCs/>
           <w:color w:val="000000"/>
@@ -1163,6 +1250,7 @@
       <w:r>
         <w:rPr>
           <w:rFonts w:ascii="Times New Roman" w:hAnsi="Times New Roman"/>
+          <w:b w:val="0"/>
           <w:color w:val="000000"/>
           <w:sz w:val="22"/>
         </w:rPr>
@@ -1171,14 +1259,16 @@
       <w:r>
         <w:rPr>
           <w:rFonts w:ascii="Times New Roman" w:hAnsi="Times New Roman"/>
-          <w:color w:val="000000"/>
-          <w:sz w:val="22"/>
-        </w:rPr>
-        <w:t xml:space="preserve"> </w:t>
-      </w:r>
-      <w:r>
-        <w:rPr>
-          <w:rFonts w:ascii="Times New Roman" w:hAnsi="Times New Roman"/>
+          <w:b w:val="0"/>
+          <w:color w:val="000000"/>
+          <w:sz w:val="22"/>
+        </w:rPr>
+        <w:t xml:space="preserve"> </w:t>
+      </w:r>
+      <w:r>
+        <w:rPr>
+          <w:rFonts w:ascii="Times New Roman" w:hAnsi="Times New Roman"/>
+          <w:b w:val="0"/>
           <w:i/>
           <w:iCs/>
           <w:color w:val="000000"/>
@@ -1189,6 +1279,7 @@
       <w:r>
         <w:rPr>
           <w:rFonts w:ascii="Times New Roman" w:hAnsi="Times New Roman"/>
+          <w:b w:val="0"/>
           <w:color w:val="000000"/>
           <w:sz w:val="22"/>
         </w:rPr>
@@ -1197,14 +1288,16 @@
       <w:r>
         <w:rPr>
           <w:rFonts w:ascii="Times New Roman" w:hAnsi="Times New Roman"/>
-          <w:color w:val="000000"/>
-          <w:sz w:val="22"/>
-        </w:rPr>
-        <w:t xml:space="preserve"> </w:t>
-      </w:r>
-      <w:r>
-        <w:rPr>
-          <w:rFonts w:ascii="Times New Roman" w:hAnsi="Times New Roman"/>
+          <w:b w:val="0"/>
+          <w:color w:val="000000"/>
+          <w:sz w:val="22"/>
+        </w:rPr>
+        <w:t xml:space="preserve"> </w:t>
+      </w:r>
+      <w:r>
+        <w:rPr>
+          <w:rFonts w:ascii="Times New Roman" w:hAnsi="Times New Roman"/>
+          <w:b w:val="0"/>
           <w:i/>
           <w:iCs/>
           <w:color w:val="000000"/>
@@ -1215,6 +1308,7 @@
       <w:r>
         <w:rPr>
           <w:rFonts w:ascii="Times New Roman" w:hAnsi="Times New Roman"/>
+          <w:b w:val="0"/>
           <w:color w:val="000000"/>
           <w:sz w:val="22"/>
         </w:rPr>
@@ -1223,6 +1317,7 @@
       <w:r>
         <w:rPr>
           <w:rFonts w:ascii="Times New Roman" w:hAnsi="Times New Roman"/>
+          <w:b w:val="0"/>
           <w:i/>
           <w:iCs/>
           <w:color w:val="000000"/>
@@ -1233,6 +1328,7 @@
       <w:r>
         <w:rPr>
           <w:rFonts w:ascii="Times New Roman" w:hAnsi="Times New Roman"/>
+          <w:b w:val="0"/>
           <w:color w:val="000000"/>
           <w:sz w:val="22"/>
         </w:rPr>
@@ -1241,6 +1337,7 @@
       <w:r>
         <w:rPr>
           <w:rFonts w:ascii="Times New Roman" w:hAnsi="Times New Roman"/>
+          <w:b w:val="0"/>
           <w:i/>
           <w:iCs/>
           <w:color w:val="000000"/>
@@ -1251,6 +1348,7 @@
       <w:r>
         <w:rPr>
           <w:rFonts w:ascii="Times New Roman" w:hAnsi="Times New Roman"/>
+          <w:b w:val="0"/>
           <w:color w:val="000000"/>
           <w:sz w:val="22"/>
         </w:rPr>
@@ -1259,14 +1357,16 @@
       <w:r>
         <w:rPr>
           <w:rFonts w:ascii="Times New Roman" w:hAnsi="Times New Roman"/>
-          <w:color w:val="000000"/>
-          <w:sz w:val="22"/>
-        </w:rPr>
-        <w:t xml:space="preserve"> </w:t>
-      </w:r>
-      <w:r>
-        <w:rPr>
-          <w:rFonts w:ascii="Times New Roman" w:hAnsi="Times New Roman"/>
+          <w:b w:val="0"/>
+          <w:color w:val="000000"/>
+          <w:sz w:val="22"/>
+        </w:rPr>
+        <w:t xml:space="preserve"> </w:t>
+      </w:r>
+      <w:r>
+        <w:rPr>
+          <w:rFonts w:ascii="Times New Roman" w:hAnsi="Times New Roman"/>
+          <w:b w:val="0"/>
           <w:i/>
           <w:iCs/>
           <w:color w:val="000000"/>
@@ -1277,6 +1377,7 @@
       <w:r>
         <w:rPr>
           <w:rFonts w:ascii="Times New Roman" w:hAnsi="Times New Roman"/>
+          <w:b w:val="0"/>
           <w:color w:val="000000"/>
           <w:sz w:val="22"/>
         </w:rPr>
@@ -1291,6 +1392,7 @@
       <w:r>
         <w:rPr>
           <w:rFonts w:ascii="Times New Roman" w:hAnsi="Times New Roman"/>
+          <w:b w:val="0"/>
           <w:color w:val="000000"/>
           <w:sz w:val="22"/>
         </w:rPr>
@@ -1299,14 +1401,16 @@
       <w:r>
         <w:rPr>
           <w:rFonts w:ascii="Times New Roman" w:hAnsi="Times New Roman"/>
-          <w:color w:val="000000"/>
-          <w:sz w:val="22"/>
-        </w:rPr>
-        <w:t xml:space="preserve"> </w:t>
-      </w:r>
-      <w:r>
-        <w:rPr>
-          <w:rFonts w:ascii="Times New Roman" w:hAnsi="Times New Roman"/>
+          <w:b w:val="0"/>
+          <w:color w:val="000000"/>
+          <w:sz w:val="22"/>
+        </w:rPr>
+        <w:t xml:space="preserve"> </w:t>
+      </w:r>
+      <w:r>
+        <w:rPr>
+          <w:rFonts w:ascii="Times New Roman" w:hAnsi="Times New Roman"/>
+          <w:b w:val="0"/>
           <w:i/>
           <w:iCs/>
           <w:color w:val="000000"/>
@@ -1317,14 +1421,16 @@
       <w:r>
         <w:rPr>
           <w:rFonts w:ascii="Times New Roman" w:hAnsi="Times New Roman"/>
-          <w:color w:val="000000"/>
-          <w:sz w:val="22"/>
-        </w:rPr>
-        <w:t xml:space="preserve"> </w:t>
-      </w:r>
-      <w:r>
-        <w:rPr>
-          <w:rFonts w:ascii="Times New Roman" w:hAnsi="Times New Roman"/>
+          <w:b w:val="0"/>
+          <w:color w:val="000000"/>
+          <w:sz w:val="22"/>
+        </w:rPr>
+        <w:t xml:space="preserve"> </w:t>
+      </w:r>
+      <w:r>
+        <w:rPr>
+          <w:rFonts w:ascii="Times New Roman" w:hAnsi="Times New Roman"/>
+          <w:b w:val="0"/>
           <w:color w:val="000000"/>
           <w:sz w:val="22"/>
         </w:rPr>
@@ -1333,14 +1439,16 @@
       <w:r>
         <w:rPr>
           <w:rFonts w:ascii="Times New Roman" w:hAnsi="Times New Roman"/>
-          <w:color w:val="000000"/>
-          <w:sz w:val="22"/>
-        </w:rPr>
-        <w:t xml:space="preserve"> </w:t>
-      </w:r>
-      <w:r>
-        <w:rPr>
-          <w:rFonts w:ascii="Times New Roman" w:hAnsi="Times New Roman"/>
+          <w:b w:val="0"/>
+          <w:color w:val="000000"/>
+          <w:sz w:val="22"/>
+        </w:rPr>
+        <w:t xml:space="preserve"> </w:t>
+      </w:r>
+      <w:r>
+        <w:rPr>
+          <w:rFonts w:ascii="Times New Roman" w:hAnsi="Times New Roman"/>
+          <w:b w:val="0"/>
           <w:color w:val="000000"/>
           <w:sz w:val="22"/>
         </w:rPr>
@@ -1349,14 +1457,16 @@
       <w:r>
         <w:rPr>
           <w:rFonts w:ascii="Times New Roman" w:hAnsi="Times New Roman"/>
-          <w:color w:val="000000"/>
-          <w:sz w:val="22"/>
-        </w:rPr>
-        <w:t xml:space="preserve"> </w:t>
-      </w:r>
-      <w:r>
-        <w:rPr>
-          <w:rFonts w:ascii="Times New Roman" w:hAnsi="Times New Roman"/>
+          <w:b w:val="0"/>
+          <w:color w:val="000000"/>
+          <w:sz w:val="22"/>
+        </w:rPr>
+        <w:t xml:space="preserve"> </w:t>
+      </w:r>
+      <w:r>
+        <w:rPr>
+          <w:rFonts w:ascii="Times New Roman" w:hAnsi="Times New Roman"/>
+          <w:b w:val="0"/>
           <w:color w:val="000000"/>
           <w:sz w:val="22"/>
         </w:rPr>
@@ -1365,14 +1475,16 @@
       <w:r>
         <w:rPr>
           <w:rFonts w:ascii="Times New Roman" w:hAnsi="Times New Roman"/>
-          <w:color w:val="000000"/>
-          <w:sz w:val="22"/>
-        </w:rPr>
-        <w:t xml:space="preserve"> </w:t>
-      </w:r>
-      <w:r>
-        <w:rPr>
-          <w:rFonts w:ascii="Times New Roman" w:hAnsi="Times New Roman"/>
+          <w:b w:val="0"/>
+          <w:color w:val="000000"/>
+          <w:sz w:val="22"/>
+        </w:rPr>
+        <w:t xml:space="preserve"> </w:t>
+      </w:r>
+      <w:r>
+        <w:rPr>
+          <w:rFonts w:ascii="Times New Roman" w:hAnsi="Times New Roman"/>
+          <w:b w:val="0"/>
           <w:i/>
           <w:iCs/>
           <w:color w:val="000000"/>
@@ -1383,14 +1495,16 @@
       <w:r>
         <w:rPr>
           <w:rFonts w:ascii="Times New Roman" w:hAnsi="Times New Roman"/>
-          <w:color w:val="000000"/>
-          <w:sz w:val="22"/>
-        </w:rPr>
-        <w:t xml:space="preserve"> </w:t>
-      </w:r>
-      <w:r>
-        <w:rPr>
-          <w:rFonts w:ascii="Times New Roman" w:hAnsi="Times New Roman"/>
+          <w:b w:val="0"/>
+          <w:color w:val="000000"/>
+          <w:sz w:val="22"/>
+        </w:rPr>
+        <w:t xml:space="preserve"> </w:t>
+      </w:r>
+      <w:r>
+        <w:rPr>
+          <w:rFonts w:ascii="Times New Roman" w:hAnsi="Times New Roman"/>
+          <w:b w:val="0"/>
           <w:color w:val="000000"/>
           <w:sz w:val="22"/>
         </w:rPr>
@@ -1399,14 +1513,16 @@
       <w:r>
         <w:rPr>
           <w:rFonts w:ascii="Times New Roman" w:hAnsi="Times New Roman"/>
-          <w:color w:val="000000"/>
-          <w:sz w:val="22"/>
-        </w:rPr>
-        <w:t xml:space="preserve"> </w:t>
-      </w:r>
-      <w:r>
-        <w:rPr>
-          <w:rFonts w:ascii="Times New Roman" w:hAnsi="Times New Roman"/>
+          <w:b w:val="0"/>
+          <w:color w:val="000000"/>
+          <w:sz w:val="22"/>
+        </w:rPr>
+        <w:t xml:space="preserve"> </w:t>
+      </w:r>
+      <w:r>
+        <w:rPr>
+          <w:rFonts w:ascii="Times New Roman" w:hAnsi="Times New Roman"/>
+          <w:b w:val="0"/>
           <w:i/>
           <w:iCs/>
           <w:color w:val="000000"/>
@@ -1417,14 +1533,16 @@
       <w:r>
         <w:rPr>
           <w:rFonts w:ascii="Times New Roman" w:hAnsi="Times New Roman"/>
-          <w:color w:val="000000"/>
-          <w:sz w:val="22"/>
-        </w:rPr>
-        <w:t xml:space="preserve"> </w:t>
-      </w:r>
-      <w:r>
-        <w:rPr>
-          <w:rFonts w:ascii="Times New Roman" w:hAnsi="Times New Roman"/>
+          <w:b w:val="0"/>
+          <w:color w:val="000000"/>
+          <w:sz w:val="22"/>
+        </w:rPr>
+        <w:t xml:space="preserve"> </w:t>
+      </w:r>
+      <w:r>
+        <w:rPr>
+          <w:rFonts w:ascii="Times New Roman" w:hAnsi="Times New Roman"/>
+          <w:b w:val="0"/>
           <w:color w:val="000000"/>
           <w:sz w:val="22"/>
         </w:rPr>
@@ -1439,6 +1557,7 @@
       <w:r>
         <w:rPr>
           <w:rFonts w:ascii="Times New Roman" w:hAnsi="Times New Roman"/>
+          <w:b w:val="0"/>
           <w:color w:val="000000"/>
           <w:sz w:val="22"/>
         </w:rPr>
@@ -1447,14 +1566,16 @@
       <w:r>
         <w:rPr>
           <w:rFonts w:ascii="Times New Roman" w:hAnsi="Times New Roman"/>
-          <w:color w:val="000000"/>
-          <w:sz w:val="22"/>
-        </w:rPr>
-        <w:t xml:space="preserve"> </w:t>
-      </w:r>
-      <w:r>
-        <w:rPr>
-          <w:rFonts w:ascii="Times New Roman" w:hAnsi="Times New Roman"/>
+          <w:b w:val="0"/>
+          <w:color w:val="000000"/>
+          <w:sz w:val="22"/>
+        </w:rPr>
+        <w:t xml:space="preserve"> </w:t>
+      </w:r>
+      <w:r>
+        <w:rPr>
+          <w:rFonts w:ascii="Times New Roman" w:hAnsi="Times New Roman"/>
+          <w:b w:val="0"/>
           <w:i/>
           <w:iCs/>
           <w:color w:val="000000"/>
@@ -1465,14 +1586,16 @@
       <w:r>
         <w:rPr>
           <w:rFonts w:ascii="Times New Roman" w:hAnsi="Times New Roman"/>
-          <w:color w:val="000000"/>
-          <w:sz w:val="22"/>
-        </w:rPr>
-        <w:t xml:space="preserve"> </w:t>
-      </w:r>
-      <w:r>
-        <w:rPr>
-          <w:rFonts w:ascii="Times New Roman" w:hAnsi="Times New Roman"/>
+          <w:b w:val="0"/>
+          <w:color w:val="000000"/>
+          <w:sz w:val="22"/>
+        </w:rPr>
+        <w:t xml:space="preserve"> </w:t>
+      </w:r>
+      <w:r>
+        <w:rPr>
+          <w:rFonts w:ascii="Times New Roman" w:hAnsi="Times New Roman"/>
+          <w:b w:val="0"/>
           <w:color w:val="000000"/>
           <w:sz w:val="22"/>
         </w:rPr>
@@ -1481,14 +1604,16 @@
       <w:r>
         <w:rPr>
           <w:rFonts w:ascii="Times New Roman" w:hAnsi="Times New Roman"/>
-          <w:color w:val="000000"/>
-          <w:sz w:val="22"/>
-        </w:rPr>
-        <w:t xml:space="preserve"> </w:t>
-      </w:r>
-      <w:r>
-        <w:rPr>
-          <w:rFonts w:ascii="Times New Roman" w:hAnsi="Times New Roman"/>
+          <w:b w:val="0"/>
+          <w:color w:val="000000"/>
+          <w:sz w:val="22"/>
+        </w:rPr>
+        <w:t xml:space="preserve"> </w:t>
+      </w:r>
+      <w:r>
+        <w:rPr>
+          <w:rFonts w:ascii="Times New Roman" w:hAnsi="Times New Roman"/>
+          <w:b w:val="0"/>
           <w:i/>
           <w:iCs/>
           <w:color w:val="000000"/>
@@ -1499,14 +1624,16 @@
       <w:r>
         <w:rPr>
           <w:rFonts w:ascii="Times New Roman" w:hAnsi="Times New Roman"/>
-          <w:color w:val="000000"/>
-          <w:sz w:val="22"/>
-        </w:rPr>
-        <w:t xml:space="preserve"> </w:t>
-      </w:r>
-      <w:r>
-        <w:rPr>
-          <w:rFonts w:ascii="Times New Roman" w:hAnsi="Times New Roman"/>
+          <w:b w:val="0"/>
+          <w:color w:val="000000"/>
+          <w:sz w:val="22"/>
+        </w:rPr>
+        <w:t xml:space="preserve"> </w:t>
+      </w:r>
+      <w:r>
+        <w:rPr>
+          <w:rFonts w:ascii="Times New Roman" w:hAnsi="Times New Roman"/>
+          <w:b w:val="0"/>
           <w:color w:val="000000"/>
           <w:sz w:val="22"/>
         </w:rPr>
@@ -1521,6 +1648,7 @@
       <w:r>
         <w:rPr>
           <w:rFonts w:ascii="Times New Roman" w:hAnsi="Times New Roman"/>
+          <w:b w:val="0"/>
           <w:color w:val="000000"/>
           <w:sz w:val="22"/>
         </w:rPr>
@@ -1574,6 +1702,7 @@
       <w:r>
         <w:rPr>
           <w:rFonts w:ascii="Times New Roman" w:hAnsi="Times New Roman"/>
+          <w:b w:val="0"/>
           <w:color w:val="000000"/>
           <w:sz w:val="22"/>
         </w:rPr>
@@ -1877,6 +2006,7 @@
       <w:r>
         <w:rPr>
           <w:rFonts w:ascii="Times New Roman" w:hAnsi="Times New Roman"/>
+          <w:b w:val="0"/>
           <w:color w:val="000000"/>
           <w:sz w:val="22"/>
         </w:rPr>
@@ -1885,14 +2015,16 @@
       <w:r>
         <w:rPr>
           <w:rFonts w:ascii="Times New Roman" w:hAnsi="Times New Roman"/>
-          <w:color w:val="000000"/>
-          <w:sz w:val="22"/>
-        </w:rPr>
-        <w:t xml:space="preserve"> </w:t>
-      </w:r>
-      <w:r>
-        <w:rPr>
-          <w:rFonts w:ascii="Times New Roman" w:hAnsi="Times New Roman"/>
+          <w:b w:val="0"/>
+          <w:color w:val="000000"/>
+          <w:sz w:val="22"/>
+        </w:rPr>
+        <w:t xml:space="preserve"> </w:t>
+      </w:r>
+      <w:r>
+        <w:rPr>
+          <w:rFonts w:ascii="Times New Roman" w:hAnsi="Times New Roman"/>
+          <w:b w:val="0"/>
           <w:i/>
           <w:iCs/>
           <w:color w:val="000000"/>
@@ -1903,14 +2035,16 @@
       <w:r>
         <w:rPr>
           <w:rFonts w:ascii="Times New Roman" w:hAnsi="Times New Roman"/>
-          <w:color w:val="000000"/>
-          <w:sz w:val="22"/>
-        </w:rPr>
-        <w:t xml:space="preserve"> </w:t>
-      </w:r>
-      <w:r>
-        <w:rPr>
-          <w:rFonts w:ascii="Times New Roman" w:hAnsi="Times New Roman"/>
+          <w:b w:val="0"/>
+          <w:color w:val="000000"/>
+          <w:sz w:val="22"/>
+        </w:rPr>
+        <w:t xml:space="preserve"> </w:t>
+      </w:r>
+      <w:r>
+        <w:rPr>
+          <w:rFonts w:ascii="Times New Roman" w:hAnsi="Times New Roman"/>
+          <w:b w:val="0"/>
           <w:color w:val="000000"/>
           <w:sz w:val="22"/>
         </w:rPr>
@@ -1925,6 +2059,7 @@
       <w:r>
         <w:rPr>
           <w:rFonts w:ascii="Times New Roman" w:hAnsi="Times New Roman"/>
+          <w:b w:val="0"/>
           <w:color w:val="000000"/>
           <w:sz w:val="22"/>
         </w:rPr>
@@ -1933,6 +2068,7 @@
       <w:r>
         <w:rPr>
           <w:rFonts w:ascii="Times New Roman" w:hAnsi="Times New Roman"/>
+          <w:b w:val="0"/>
           <w:i/>
           <w:iCs/>
           <w:color w:val="000000"/>
@@ -1943,14 +2079,16 @@
       <w:r>
         <w:rPr>
           <w:rFonts w:ascii="Times New Roman" w:hAnsi="Times New Roman"/>
-          <w:color w:val="000000"/>
-          <w:sz w:val="22"/>
-        </w:rPr>
-        <w:t xml:space="preserve"> </w:t>
-      </w:r>
-      <w:r>
-        <w:rPr>
-          <w:rFonts w:ascii="Times New Roman" w:hAnsi="Times New Roman"/>
+          <w:b w:val="0"/>
+          <w:color w:val="000000"/>
+          <w:sz w:val="22"/>
+        </w:rPr>
+        <w:t xml:space="preserve"> </w:t>
+      </w:r>
+      <w:r>
+        <w:rPr>
+          <w:rFonts w:ascii="Times New Roman" w:hAnsi="Times New Roman"/>
+          <w:b w:val="0"/>
           <w:color w:val="000000"/>
           <w:sz w:val="22"/>
         </w:rPr>
@@ -1959,15 +2097,16 @@
       <w:r>
         <w:rPr>
           <w:rFonts w:ascii="Times New Roman" w:hAnsi="Times New Roman"/>
-          <w:color w:val="000000"/>
-          <w:sz w:val="22"/>
-        </w:rPr>
-        <w:t xml:space="preserve"> </w:t>
-      </w:r>
-      <w:r>
-        <w:rPr>
-          <w:rFonts w:ascii="Times New Roman" w:hAnsi="Times New Roman"/>
-          <w:b/>
+          <w:b w:val="0"/>
+          <w:color w:val="000000"/>
+          <w:sz w:val="22"/>
+        </w:rPr>
+        <w:t xml:space="preserve"> </w:t>
+      </w:r>
+      <w:r>
+        <w:rPr>
+          <w:rFonts w:ascii="Times New Roman" w:hAnsi="Times New Roman"/>
+          <w:b w:val="0"/>
           <w:bCs/>
           <w:color w:val="000000"/>
           <w:sz w:val="22"/>
@@ -1977,7 +2116,7 @@
       <w:r>
         <w:rPr>
           <w:rFonts w:ascii="Times New Roman" w:hAnsi="Times New Roman"/>
-          <w:b/>
+          <w:b w:val="0"/>
           <w:bCs/>
           <w:i/>
           <w:iCs/>
@@ -1989,7 +2128,7 @@
       <w:r>
         <w:rPr>
           <w:rFonts w:ascii="Times New Roman" w:hAnsi="Times New Roman"/>
-          <w:b/>
+          <w:b w:val="0"/>
           <w:bCs/>
           <w:color w:val="000000"/>
           <w:sz w:val="22"/>
@@ -1999,7 +2138,7 @@
       <w:r>
         <w:rPr>
           <w:rFonts w:ascii="Times New Roman" w:hAnsi="Times New Roman"/>
-          <w:b/>
+          <w:b w:val="0"/>
           <w:bCs/>
           <w:color w:val="000000"/>
           <w:sz w:val="22"/>
@@ -2009,6 +2148,7 @@
       <w:r>
         <w:rPr>
           <w:rFonts w:ascii="Times New Roman" w:hAnsi="Times New Roman"/>
+          <w:b w:val="0"/>
           <w:color w:val="000000"/>
           <w:sz w:val="22"/>
         </w:rPr>
@@ -2017,14 +2157,16 @@
       <w:r>
         <w:rPr>
           <w:rFonts w:ascii="Times New Roman" w:hAnsi="Times New Roman"/>
-          <w:color w:val="000000"/>
-          <w:sz w:val="22"/>
-        </w:rPr>
-        <w:t xml:space="preserve"> </w:t>
-      </w:r>
-      <w:r>
-        <w:rPr>
-          <w:rFonts w:ascii="Times New Roman" w:hAnsi="Times New Roman"/>
+          <w:b w:val="0"/>
+          <w:color w:val="000000"/>
+          <w:sz w:val="22"/>
+        </w:rPr>
+        <w:t xml:space="preserve"> </w:t>
+      </w:r>
+      <w:r>
+        <w:rPr>
+          <w:rFonts w:ascii="Times New Roman" w:hAnsi="Times New Roman"/>
+          <w:b w:val="0"/>
           <w:i/>
           <w:iCs/>
           <w:color w:val="000000"/>
@@ -2035,14 +2177,16 @@
       <w:r>
         <w:rPr>
           <w:rFonts w:ascii="Times New Roman" w:hAnsi="Times New Roman"/>
-          <w:color w:val="000000"/>
-          <w:sz w:val="22"/>
-        </w:rPr>
-        <w:t xml:space="preserve"> </w:t>
-      </w:r>
-      <w:r>
-        <w:rPr>
-          <w:rFonts w:ascii="Times New Roman" w:hAnsi="Times New Roman"/>
+          <w:b w:val="0"/>
+          <w:color w:val="000000"/>
+          <w:sz w:val="22"/>
+        </w:rPr>
+        <w:t xml:space="preserve"> </w:t>
+      </w:r>
+      <w:r>
+        <w:rPr>
+          <w:rFonts w:ascii="Times New Roman" w:hAnsi="Times New Roman"/>
+          <w:b w:val="0"/>
           <w:color w:val="000000"/>
           <w:sz w:val="22"/>
         </w:rPr>
@@ -2057,6 +2201,7 @@
       <w:r>
         <w:rPr>
           <w:rFonts w:ascii="Times New Roman" w:hAnsi="Times New Roman"/>
+          <w:b w:val="0"/>
           <w:color w:val="000000"/>
           <w:sz w:val="22"/>
         </w:rPr>
@@ -2065,14 +2210,16 @@
       <w:r>
         <w:rPr>
           <w:rFonts w:ascii="Times New Roman" w:hAnsi="Times New Roman"/>
-          <w:color w:val="000000"/>
-          <w:sz w:val="22"/>
-        </w:rPr>
-        <w:t xml:space="preserve"> </w:t>
-      </w:r>
-      <w:r>
-        <w:rPr>
-          <w:rFonts w:ascii="Times New Roman" w:hAnsi="Times New Roman"/>
+          <w:b w:val="0"/>
+          <w:color w:val="000000"/>
+          <w:sz w:val="22"/>
+        </w:rPr>
+        <w:t xml:space="preserve"> </w:t>
+      </w:r>
+      <w:r>
+        <w:rPr>
+          <w:rFonts w:ascii="Times New Roman" w:hAnsi="Times New Roman"/>
+          <w:b w:val="0"/>
           <w:i/>
           <w:iCs/>
           <w:color w:val="000000"/>
@@ -2083,14 +2230,16 @@
       <w:r>
         <w:rPr>
           <w:rFonts w:ascii="Times New Roman" w:hAnsi="Times New Roman"/>
-          <w:color w:val="000000"/>
-          <w:sz w:val="22"/>
-        </w:rPr>
-        <w:t xml:space="preserve"> </w:t>
-      </w:r>
-      <w:r>
-        <w:rPr>
-          <w:rFonts w:ascii="Times New Roman" w:hAnsi="Times New Roman"/>
+          <w:b w:val="0"/>
+          <w:color w:val="000000"/>
+          <w:sz w:val="22"/>
+        </w:rPr>
+        <w:t xml:space="preserve"> </w:t>
+      </w:r>
+      <w:r>
+        <w:rPr>
+          <w:rFonts w:ascii="Times New Roman" w:hAnsi="Times New Roman"/>
+          <w:b w:val="0"/>
           <w:color w:val="000000"/>
           <w:sz w:val="22"/>
         </w:rPr>
@@ -2099,6 +2248,7 @@
       <w:r>
         <w:rPr>
           <w:rFonts w:ascii="Times New Roman" w:hAnsi="Times New Roman"/>
+          <w:b w:val="0"/>
           <w:i/>
           <w:iCs/>
           <w:color w:val="000000"/>
@@ -2109,14 +2259,16 @@
       <w:r>
         <w:rPr>
           <w:rFonts w:ascii="Times New Roman" w:hAnsi="Times New Roman"/>
-          <w:color w:val="000000"/>
-          <w:sz w:val="22"/>
-        </w:rPr>
-        <w:t xml:space="preserve"> </w:t>
-      </w:r>
-      <w:r>
-        <w:rPr>
-          <w:rFonts w:ascii="Times New Roman" w:hAnsi="Times New Roman"/>
+          <w:b w:val="0"/>
+          <w:color w:val="000000"/>
+          <w:sz w:val="22"/>
+        </w:rPr>
+        <w:t xml:space="preserve"> </w:t>
+      </w:r>
+      <w:r>
+        <w:rPr>
+          <w:rFonts w:ascii="Times New Roman" w:hAnsi="Times New Roman"/>
+          <w:b w:val="0"/>
           <w:color w:val="000000"/>
           <w:sz w:val="22"/>
         </w:rPr>
@@ -2125,14 +2277,16 @@
       <w:r>
         <w:rPr>
           <w:rFonts w:ascii="Times New Roman" w:hAnsi="Times New Roman"/>
-          <w:color w:val="000000"/>
-          <w:sz w:val="22"/>
-        </w:rPr>
-        <w:t xml:space="preserve"> </w:t>
-      </w:r>
-      <w:r>
-        <w:rPr>
-          <w:rFonts w:ascii="Times New Roman" w:hAnsi="Times New Roman"/>
+          <w:b w:val="0"/>
+          <w:color w:val="000000"/>
+          <w:sz w:val="22"/>
+        </w:rPr>
+        <w:t xml:space="preserve"> </w:t>
+      </w:r>
+      <w:r>
+        <w:rPr>
+          <w:rFonts w:ascii="Times New Roman" w:hAnsi="Times New Roman"/>
+          <w:b w:val="0"/>
           <w:i/>
           <w:iCs/>
           <w:color w:val="000000"/>
@@ -2143,14 +2297,16 @@
       <w:r>
         <w:rPr>
           <w:rFonts w:ascii="Times New Roman" w:hAnsi="Times New Roman"/>
-          <w:color w:val="000000"/>
-          <w:sz w:val="22"/>
-        </w:rPr>
-        <w:t xml:space="preserve"> </w:t>
-      </w:r>
-      <w:r>
-        <w:rPr>
-          <w:rFonts w:ascii="Times New Roman" w:hAnsi="Times New Roman"/>
+          <w:b w:val="0"/>
+          <w:color w:val="000000"/>
+          <w:sz w:val="22"/>
+        </w:rPr>
+        <w:t xml:space="preserve"> </w:t>
+      </w:r>
+      <w:r>
+        <w:rPr>
+          <w:rFonts w:ascii="Times New Roman" w:hAnsi="Times New Roman"/>
+          <w:b w:val="0"/>
           <w:color w:val="000000"/>
           <w:sz w:val="22"/>
         </w:rPr>
@@ -2159,14 +2315,16 @@
       <w:r>
         <w:rPr>
           <w:rFonts w:ascii="Times New Roman" w:hAnsi="Times New Roman"/>
-          <w:color w:val="000000"/>
-          <w:sz w:val="22"/>
-        </w:rPr>
-        <w:t xml:space="preserve"> </w:t>
-      </w:r>
-      <w:r>
-        <w:rPr>
-          <w:rFonts w:ascii="Times New Roman" w:hAnsi="Times New Roman"/>
+          <w:b w:val="0"/>
+          <w:color w:val="000000"/>
+          <w:sz w:val="22"/>
+        </w:rPr>
+        <w:t xml:space="preserve"> </w:t>
+      </w:r>
+      <w:r>
+        <w:rPr>
+          <w:rFonts w:ascii="Times New Roman" w:hAnsi="Times New Roman"/>
+          <w:b w:val="0"/>
           <w:i/>
           <w:iCs/>
           <w:color w:val="000000"/>
@@ -2177,14 +2335,16 @@
       <w:r>
         <w:rPr>
           <w:rFonts w:ascii="Times New Roman" w:hAnsi="Times New Roman"/>
-          <w:color w:val="000000"/>
-          <w:sz w:val="22"/>
-        </w:rPr>
-        <w:t xml:space="preserve"> </w:t>
-      </w:r>
-      <w:r>
-        <w:rPr>
-          <w:rFonts w:ascii="Times New Roman" w:hAnsi="Times New Roman"/>
+          <w:b w:val="0"/>
+          <w:color w:val="000000"/>
+          <w:sz w:val="22"/>
+        </w:rPr>
+        <w:t xml:space="preserve"> </w:t>
+      </w:r>
+      <w:r>
+        <w:rPr>
+          <w:rFonts w:ascii="Times New Roman" w:hAnsi="Times New Roman"/>
+          <w:b w:val="0"/>
           <w:color w:val="000000"/>
           <w:sz w:val="22"/>
         </w:rPr>
@@ -2193,6 +2353,7 @@
       <w:r>
         <w:rPr>
           <w:rFonts w:ascii="Times New Roman" w:hAnsi="Times New Roman"/>
+          <w:b w:val="0"/>
           <w:i/>
           <w:iCs/>
           <w:color w:val="000000"/>
@@ -2203,14 +2364,16 @@
       <w:r>
         <w:rPr>
           <w:rFonts w:ascii="Times New Roman" w:hAnsi="Times New Roman"/>
-          <w:color w:val="000000"/>
-          <w:sz w:val="22"/>
-        </w:rPr>
-        <w:t xml:space="preserve"> </w:t>
-      </w:r>
-      <w:r>
-        <w:rPr>
-          <w:rFonts w:ascii="Times New Roman" w:hAnsi="Times New Roman"/>
+          <w:b w:val="0"/>
+          <w:color w:val="000000"/>
+          <w:sz w:val="22"/>
+        </w:rPr>
+        <w:t xml:space="preserve"> </w:t>
+      </w:r>
+      <w:r>
+        <w:rPr>
+          <w:rFonts w:ascii="Times New Roman" w:hAnsi="Times New Roman"/>
+          <w:b w:val="0"/>
           <w:color w:val="000000"/>
           <w:sz w:val="22"/>
         </w:rPr>
@@ -2219,6 +2382,7 @@
       <w:r>
         <w:rPr>
           <w:rFonts w:ascii="Times New Roman" w:hAnsi="Times New Roman"/>
+          <w:b w:val="0"/>
           <w:i/>
           <w:iCs/>
           <w:color w:val="000000"/>
@@ -2229,14 +2393,16 @@
       <w:r>
         <w:rPr>
           <w:rFonts w:ascii="Times New Roman" w:hAnsi="Times New Roman"/>
-          <w:color w:val="000000"/>
-          <w:sz w:val="22"/>
-        </w:rPr>
-        <w:t xml:space="preserve"> </w:t>
-      </w:r>
-      <w:r>
-        <w:rPr>
-          <w:rFonts w:ascii="Times New Roman" w:hAnsi="Times New Roman"/>
+          <w:b w:val="0"/>
+          <w:color w:val="000000"/>
+          <w:sz w:val="22"/>
+        </w:rPr>
+        <w:t xml:space="preserve"> </w:t>
+      </w:r>
+      <w:r>
+        <w:rPr>
+          <w:rFonts w:ascii="Times New Roman" w:hAnsi="Times New Roman"/>
+          <w:b w:val="0"/>
           <w:color w:val="000000"/>
           <w:sz w:val="22"/>
         </w:rPr>
@@ -2251,6 +2417,7 @@
       <w:r>
         <w:rPr>
           <w:rFonts w:ascii="Times New Roman" w:hAnsi="Times New Roman"/>
+          <w:b w:val="0"/>
           <w:color w:val="000000"/>
           <w:sz w:val="22"/>
         </w:rPr>
@@ -2259,14 +2426,16 @@
       <w:r>
         <w:rPr>
           <w:rFonts w:ascii="Times New Roman" w:hAnsi="Times New Roman"/>
-          <w:color w:val="000000"/>
-          <w:sz w:val="22"/>
-        </w:rPr>
-        <w:t xml:space="preserve"> </w:t>
-      </w:r>
-      <w:r>
-        <w:rPr>
-          <w:rFonts w:ascii="Times New Roman" w:hAnsi="Times New Roman"/>
+          <w:b w:val="0"/>
+          <w:color w:val="000000"/>
+          <w:sz w:val="22"/>
+        </w:rPr>
+        <w:t xml:space="preserve"> </w:t>
+      </w:r>
+      <w:r>
+        <w:rPr>
+          <w:rFonts w:ascii="Times New Roman" w:hAnsi="Times New Roman"/>
+          <w:b w:val="0"/>
           <w:i/>
           <w:iCs/>
           <w:color w:val="000000"/>
@@ -2277,14 +2446,16 @@
       <w:r>
         <w:rPr>
           <w:rFonts w:ascii="Times New Roman" w:hAnsi="Times New Roman"/>
-          <w:color w:val="000000"/>
-          <w:sz w:val="22"/>
-        </w:rPr>
-        <w:t xml:space="preserve"> </w:t>
-      </w:r>
-      <w:r>
-        <w:rPr>
-          <w:rFonts w:ascii="Times New Roman" w:hAnsi="Times New Roman"/>
+          <w:b w:val="0"/>
+          <w:color w:val="000000"/>
+          <w:sz w:val="22"/>
+        </w:rPr>
+        <w:t xml:space="preserve"> </w:t>
+      </w:r>
+      <w:r>
+        <w:rPr>
+          <w:rFonts w:ascii="Times New Roman" w:hAnsi="Times New Roman"/>
+          <w:b w:val="0"/>
           <w:color w:val="000000"/>
           <w:sz w:val="22"/>
         </w:rPr>
@@ -2299,6 +2470,7 @@
       <w:r>
         <w:rPr>
           <w:rFonts w:ascii="Times New Roman" w:hAnsi="Times New Roman"/>
+          <w:b w:val="0"/>
           <w:color w:val="000000"/>
           <w:sz w:val="22"/>
         </w:rPr>
@@ -2352,6 +2524,7 @@
       <w:r>
         <w:rPr>
           <w:rFonts w:ascii="Times New Roman" w:hAnsi="Times New Roman"/>
+          <w:b w:val="0"/>
           <w:color w:val="000000"/>
           <w:sz w:val="22"/>
         </w:rPr>
@@ -2657,6 +2830,7 @@
       <w:r>
         <w:rPr>
           <w:rFonts w:ascii="Times New Roman" w:hAnsi="Times New Roman"/>
+          <w:b w:val="0"/>
           <w:color w:val="000000"/>
           <w:sz w:val="22"/>
         </w:rPr>
@@ -2671,6 +2845,7 @@
       <w:r>
         <w:rPr>
           <w:rFonts w:ascii="Times New Roman" w:hAnsi="Times New Roman"/>
+          <w:b w:val="0"/>
           <w:color w:val="000000"/>
           <w:sz w:val="22"/>
         </w:rPr>
@@ -2679,14 +2854,16 @@
       <w:r>
         <w:rPr>
           <w:rFonts w:ascii="Times New Roman" w:hAnsi="Times New Roman"/>
-          <w:color w:val="000000"/>
-          <w:sz w:val="22"/>
-        </w:rPr>
-        <w:t xml:space="preserve"> </w:t>
-      </w:r>
-      <w:r>
-        <w:rPr>
-          <w:rFonts w:ascii="Times New Roman" w:hAnsi="Times New Roman"/>
+          <w:b w:val="0"/>
+          <w:color w:val="000000"/>
+          <w:sz w:val="22"/>
+        </w:rPr>
+        <w:t xml:space="preserve"> </w:t>
+      </w:r>
+      <w:r>
+        <w:rPr>
+          <w:rFonts w:ascii="Times New Roman" w:hAnsi="Times New Roman"/>
+          <w:b w:val="0"/>
           <w:i/>
           <w:iCs/>
           <w:color w:val="000000"/>
@@ -2697,14 +2874,16 @@
       <w:r>
         <w:rPr>
           <w:rFonts w:ascii="Times New Roman" w:hAnsi="Times New Roman"/>
-          <w:color w:val="000000"/>
-          <w:sz w:val="22"/>
-        </w:rPr>
-        <w:t xml:space="preserve"> </w:t>
-      </w:r>
-      <w:r>
-        <w:rPr>
-          <w:rFonts w:ascii="Times New Roman" w:hAnsi="Times New Roman"/>
+          <w:b w:val="0"/>
+          <w:color w:val="000000"/>
+          <w:sz w:val="22"/>
+        </w:rPr>
+        <w:t xml:space="preserve"> </w:t>
+      </w:r>
+      <w:r>
+        <w:rPr>
+          <w:rFonts w:ascii="Times New Roman" w:hAnsi="Times New Roman"/>
+          <w:b w:val="0"/>
           <w:color w:val="000000"/>
           <w:sz w:val="22"/>
         </w:rPr>
@@ -2713,14 +2892,16 @@
       <w:r>
         <w:rPr>
           <w:rFonts w:ascii="Times New Roman" w:hAnsi="Times New Roman"/>
-          <w:color w:val="000000"/>
-          <w:sz w:val="22"/>
-        </w:rPr>
-        <w:t xml:space="preserve"> </w:t>
-      </w:r>
-      <w:r>
-        <w:rPr>
-          <w:rFonts w:ascii="Times New Roman" w:hAnsi="Times New Roman"/>
+          <w:b w:val="0"/>
+          <w:color w:val="000000"/>
+          <w:sz w:val="22"/>
+        </w:rPr>
+        <w:t xml:space="preserve"> </w:t>
+      </w:r>
+      <w:r>
+        <w:rPr>
+          <w:rFonts w:ascii="Times New Roman" w:hAnsi="Times New Roman"/>
+          <w:b w:val="0"/>
           <w:i/>
           <w:iCs/>
           <w:color w:val="000000"/>
@@ -2731,14 +2912,16 @@
       <w:r>
         <w:rPr>
           <w:rFonts w:ascii="Times New Roman" w:hAnsi="Times New Roman"/>
-          <w:color w:val="000000"/>
-          <w:sz w:val="22"/>
-        </w:rPr>
-        <w:t xml:space="preserve"> </w:t>
-      </w:r>
-      <w:r>
-        <w:rPr>
-          <w:rFonts w:ascii="Times New Roman" w:hAnsi="Times New Roman"/>
+          <w:b w:val="0"/>
+          <w:color w:val="000000"/>
+          <w:sz w:val="22"/>
+        </w:rPr>
+        <w:t xml:space="preserve"> </w:t>
+      </w:r>
+      <w:r>
+        <w:rPr>
+          <w:rFonts w:ascii="Times New Roman" w:hAnsi="Times New Roman"/>
+          <w:b w:val="0"/>
           <w:color w:val="000000"/>
           <w:sz w:val="22"/>
         </w:rPr>
@@ -2747,15 +2930,16 @@
       <w:r>
         <w:rPr>
           <w:rFonts w:ascii="Times New Roman" w:hAnsi="Times New Roman"/>
-          <w:color w:val="000000"/>
-          <w:sz w:val="22"/>
-        </w:rPr>
-        <w:t xml:space="preserve"> </w:t>
-      </w:r>
-      <w:r>
-        <w:rPr>
-          <w:rFonts w:ascii="Times New Roman" w:hAnsi="Times New Roman"/>
-          <w:b/>
+          <w:b w:val="0"/>
+          <w:color w:val="000000"/>
+          <w:sz w:val="22"/>
+        </w:rPr>
+        <w:t xml:space="preserve"> </w:t>
+      </w:r>
+      <w:r>
+        <w:rPr>
+          <w:rFonts w:ascii="Times New Roman" w:hAnsi="Times New Roman"/>
+          <w:b w:val="0"/>
           <w:bCs/>
           <w:color w:val="000000"/>
           <w:sz w:val="22"/>
@@ -2765,14 +2949,16 @@
       <w:r>
         <w:rPr>
           <w:rFonts w:ascii="Times New Roman" w:hAnsi="Times New Roman"/>
-          <w:color w:val="000000"/>
-          <w:sz w:val="22"/>
-        </w:rPr>
-        <w:t xml:space="preserve"> </w:t>
-      </w:r>
-      <w:r>
-        <w:rPr>
-          <w:rFonts w:ascii="Times New Roman" w:hAnsi="Times New Roman"/>
+          <w:b w:val="0"/>
+          <w:color w:val="000000"/>
+          <w:sz w:val="22"/>
+        </w:rPr>
+        <w:t xml:space="preserve"> </w:t>
+      </w:r>
+      <w:r>
+        <w:rPr>
+          <w:rFonts w:ascii="Times New Roman" w:hAnsi="Times New Roman"/>
+          <w:b w:val="0"/>
           <w:color w:val="000000"/>
           <w:sz w:val="22"/>
         </w:rPr>
@@ -2781,15 +2967,16 @@
       <w:r>
         <w:rPr>
           <w:rFonts w:ascii="Times New Roman" w:hAnsi="Times New Roman"/>
-          <w:color w:val="000000"/>
-          <w:sz w:val="22"/>
-        </w:rPr>
-        <w:t xml:space="preserve"> </w:t>
-      </w:r>
-      <w:r>
-        <w:rPr>
-          <w:rFonts w:ascii="Times New Roman" w:hAnsi="Times New Roman"/>
-          <w:b/>
+          <w:b w:val="0"/>
+          <w:color w:val="000000"/>
+          <w:sz w:val="22"/>
+        </w:rPr>
+        <w:t xml:space="preserve"> </w:t>
+      </w:r>
+      <w:r>
+        <w:rPr>
+          <w:rFonts w:ascii="Times New Roman" w:hAnsi="Times New Roman"/>
+          <w:b w:val="0"/>
           <w:bCs/>
           <w:color w:val="000000"/>
           <w:sz w:val="22"/>
@@ -2799,14 +2986,16 @@
       <w:r>
         <w:rPr>
           <w:rFonts w:ascii="Times New Roman" w:hAnsi="Times New Roman"/>
-          <w:color w:val="000000"/>
-          <w:sz w:val="22"/>
-        </w:rPr>
-        <w:t xml:space="preserve"> </w:t>
-      </w:r>
-      <w:r>
-        <w:rPr>
-          <w:rFonts w:ascii="Times New Roman" w:hAnsi="Times New Roman"/>
+          <w:b w:val="0"/>
+          <w:color w:val="000000"/>
+          <w:sz w:val="22"/>
+        </w:rPr>
+        <w:t xml:space="preserve"> </w:t>
+      </w:r>
+      <w:r>
+        <w:rPr>
+          <w:rFonts w:ascii="Times New Roman" w:hAnsi="Times New Roman"/>
+          <w:b w:val="0"/>
           <w:color w:val="000000"/>
           <w:sz w:val="22"/>
         </w:rPr>
@@ -2815,15 +3004,16 @@
       <w:r>
         <w:rPr>
           <w:rFonts w:ascii="Times New Roman" w:hAnsi="Times New Roman"/>
-          <w:color w:val="000000"/>
-          <w:sz w:val="22"/>
-        </w:rPr>
-        <w:t xml:space="preserve"> </w:t>
-      </w:r>
-      <w:r>
-        <w:rPr>
-          <w:rFonts w:ascii="Times New Roman" w:hAnsi="Times New Roman"/>
-          <w:b/>
+          <w:b w:val="0"/>
+          <w:color w:val="000000"/>
+          <w:sz w:val="22"/>
+        </w:rPr>
+        <w:t xml:space="preserve"> </w:t>
+      </w:r>
+      <w:r>
+        <w:rPr>
+          <w:rFonts w:ascii="Times New Roman" w:hAnsi="Times New Roman"/>
+          <w:b w:val="0"/>
           <w:bCs/>
           <w:color w:val="000000"/>
           <w:sz w:val="22"/>
@@ -2833,14 +3023,16 @@
       <w:r>
         <w:rPr>
           <w:rFonts w:ascii="Times New Roman" w:hAnsi="Times New Roman"/>
-          <w:color w:val="000000"/>
-          <w:sz w:val="22"/>
-        </w:rPr>
-        <w:t xml:space="preserve"> </w:t>
-      </w:r>
-      <w:r>
-        <w:rPr>
-          <w:rFonts w:ascii="Times New Roman" w:hAnsi="Times New Roman"/>
+          <w:b w:val="0"/>
+          <w:color w:val="000000"/>
+          <w:sz w:val="22"/>
+        </w:rPr>
+        <w:t xml:space="preserve"> </w:t>
+      </w:r>
+      <w:r>
+        <w:rPr>
+          <w:rFonts w:ascii="Times New Roman" w:hAnsi="Times New Roman"/>
+          <w:b w:val="0"/>
           <w:color w:val="000000"/>
           <w:sz w:val="22"/>
         </w:rPr>
@@ -2849,6 +3041,7 @@
       <w:r>
         <w:rPr>
           <w:rFonts w:ascii="Times New Roman" w:hAnsi="Times New Roman"/>
+          <w:b w:val="0"/>
           <w:i/>
           <w:iCs/>
           <w:color w:val="000000"/>
@@ -2859,14 +3052,16 @@
       <w:r>
         <w:rPr>
           <w:rFonts w:ascii="Times New Roman" w:hAnsi="Times New Roman"/>
-          <w:color w:val="000000"/>
-          <w:sz w:val="22"/>
-        </w:rPr>
-        <w:t xml:space="preserve"> </w:t>
-      </w:r>
-      <w:r>
-        <w:rPr>
-          <w:rFonts w:ascii="Times New Roman" w:hAnsi="Times New Roman"/>
+          <w:b w:val="0"/>
+          <w:color w:val="000000"/>
+          <w:sz w:val="22"/>
+        </w:rPr>
+        <w:t xml:space="preserve"> </w:t>
+      </w:r>
+      <w:r>
+        <w:rPr>
+          <w:rFonts w:ascii="Times New Roman" w:hAnsi="Times New Roman"/>
+          <w:b w:val="0"/>
           <w:color w:val="000000"/>
           <w:sz w:val="22"/>
         </w:rPr>
@@ -2875,6 +3070,7 @@
       <w:r>
         <w:rPr>
           <w:rFonts w:ascii="Times New Roman" w:hAnsi="Times New Roman"/>
+          <w:b w:val="0"/>
           <w:i/>
           <w:iCs/>
           <w:color w:val="000000"/>
@@ -2885,14 +3081,16 @@
       <w:r>
         <w:rPr>
           <w:rFonts w:ascii="Times New Roman" w:hAnsi="Times New Roman"/>
-          <w:color w:val="000000"/>
-          <w:sz w:val="22"/>
-        </w:rPr>
-        <w:t xml:space="preserve"> </w:t>
-      </w:r>
-      <w:r>
-        <w:rPr>
-          <w:rFonts w:ascii="Times New Roman" w:hAnsi="Times New Roman"/>
+          <w:b w:val="0"/>
+          <w:color w:val="000000"/>
+          <w:sz w:val="22"/>
+        </w:rPr>
+        <w:t xml:space="preserve"> </w:t>
+      </w:r>
+      <w:r>
+        <w:rPr>
+          <w:rFonts w:ascii="Times New Roman" w:hAnsi="Times New Roman"/>
+          <w:b w:val="0"/>
           <w:color w:val="000000"/>
           <w:sz w:val="22"/>
         </w:rPr>
@@ -2907,6 +3105,7 @@
       <w:r>
         <w:rPr>
           <w:rFonts w:ascii="Times New Roman" w:hAnsi="Times New Roman"/>
+          <w:b w:val="0"/>
           <w:color w:val="000000"/>
           <w:sz w:val="22"/>
         </w:rPr>
@@ -2915,14 +3114,16 @@
       <w:r>
         <w:rPr>
           <w:rFonts w:ascii="Times New Roman" w:hAnsi="Times New Roman"/>
-          <w:color w:val="000000"/>
-          <w:sz w:val="22"/>
-        </w:rPr>
-        <w:t xml:space="preserve"> </w:t>
-      </w:r>
-      <w:r>
-        <w:rPr>
-          <w:rFonts w:ascii="Times New Roman" w:hAnsi="Times New Roman"/>
+          <w:b w:val="0"/>
+          <w:color w:val="000000"/>
+          <w:sz w:val="22"/>
+        </w:rPr>
+        <w:t xml:space="preserve"> </w:t>
+      </w:r>
+      <w:r>
+        <w:rPr>
+          <w:rFonts w:ascii="Times New Roman" w:hAnsi="Times New Roman"/>
+          <w:b w:val="0"/>
           <w:i/>
           <w:iCs/>
           <w:color w:val="000000"/>
@@ -2933,14 +3134,16 @@
       <w:r>
         <w:rPr>
           <w:rFonts w:ascii="Times New Roman" w:hAnsi="Times New Roman"/>
-          <w:color w:val="000000"/>
-          <w:sz w:val="22"/>
-        </w:rPr>
-        <w:t xml:space="preserve"> </w:t>
-      </w:r>
-      <w:r>
-        <w:rPr>
-          <w:rFonts w:ascii="Times New Roman" w:hAnsi="Times New Roman"/>
+          <w:b w:val="0"/>
+          <w:color w:val="000000"/>
+          <w:sz w:val="22"/>
+        </w:rPr>
+        <w:t xml:space="preserve"> </w:t>
+      </w:r>
+      <w:r>
+        <w:rPr>
+          <w:rFonts w:ascii="Times New Roman" w:hAnsi="Times New Roman"/>
+          <w:b w:val="0"/>
           <w:color w:val="000000"/>
           <w:sz w:val="22"/>
         </w:rPr>
@@ -2949,14 +3152,16 @@
       <w:r>
         <w:rPr>
           <w:rFonts w:ascii="Times New Roman" w:hAnsi="Times New Roman"/>
-          <w:color w:val="000000"/>
-          <w:sz w:val="22"/>
-        </w:rPr>
-        <w:t xml:space="preserve"> </w:t>
-      </w:r>
-      <w:r>
-        <w:rPr>
-          <w:rFonts w:ascii="Times New Roman" w:hAnsi="Times New Roman"/>
+          <w:b w:val="0"/>
+          <w:color w:val="000000"/>
+          <w:sz w:val="22"/>
+        </w:rPr>
+        <w:t xml:space="preserve"> </w:t>
+      </w:r>
+      <w:r>
+        <w:rPr>
+          <w:rFonts w:ascii="Times New Roman" w:hAnsi="Times New Roman"/>
+          <w:b w:val="0"/>
           <w:i/>
           <w:iCs/>
           <w:color w:val="000000"/>
@@ -2967,14 +3172,16 @@
       <w:r>
         <w:rPr>
           <w:rFonts w:ascii="Times New Roman" w:hAnsi="Times New Roman"/>
-          <w:color w:val="000000"/>
-          <w:sz w:val="22"/>
-        </w:rPr>
-        <w:t xml:space="preserve"> </w:t>
-      </w:r>
-      <w:r>
-        <w:rPr>
-          <w:rFonts w:ascii="Times New Roman" w:hAnsi="Times New Roman"/>
+          <w:b w:val="0"/>
+          <w:color w:val="000000"/>
+          <w:sz w:val="22"/>
+        </w:rPr>
+        <w:t xml:space="preserve"> </w:t>
+      </w:r>
+      <w:r>
+        <w:rPr>
+          <w:rFonts w:ascii="Times New Roman" w:hAnsi="Times New Roman"/>
+          <w:b w:val="0"/>
           <w:color w:val="000000"/>
           <w:sz w:val="22"/>
         </w:rPr>
@@ -2989,6 +3196,7 @@
       <w:r>
         <w:rPr>
           <w:rFonts w:ascii="Times New Roman" w:hAnsi="Times New Roman"/>
+          <w:b w:val="0"/>
           <w:color w:val="000000"/>
           <w:sz w:val="22"/>
         </w:rPr>
@@ -3042,6 +3250,7 @@
       <w:r>
         <w:rPr>
           <w:rFonts w:ascii="Times New Roman" w:hAnsi="Times New Roman"/>
+          <w:b w:val="0"/>
           <w:color w:val="000000"/>
           <w:sz w:val="22"/>
         </w:rPr>
@@ -3354,6 +3563,7 @@
       <w:r>
         <w:rPr>
           <w:rFonts w:ascii="Times New Roman" w:hAnsi="Times New Roman"/>
+          <w:b w:val="0"/>
           <w:color w:val="000000"/>
           <w:sz w:val="22"/>
         </w:rPr>
@@ -3368,6 +3578,7 @@
       <w:r>
         <w:rPr>
           <w:rFonts w:ascii="Times New Roman" w:hAnsi="Times New Roman"/>
+          <w:b w:val="0"/>
           <w:color w:val="000000"/>
           <w:sz w:val="22"/>
         </w:rPr>
@@ -3376,6 +3587,7 @@
       <w:r>
         <w:rPr>
           <w:rFonts w:ascii="Times New Roman" w:hAnsi="Times New Roman"/>
+          <w:b w:val="0"/>
           <w:i/>
           <w:iCs/>
           <w:color w:val="000000"/>
@@ -3386,14 +3598,16 @@
       <w:r>
         <w:rPr>
           <w:rFonts w:ascii="Times New Roman" w:hAnsi="Times New Roman"/>
-          <w:color w:val="000000"/>
-          <w:sz w:val="22"/>
-        </w:rPr>
-        <w:t xml:space="preserve"> </w:t>
-      </w:r>
-      <w:r>
-        <w:rPr>
-          <w:rFonts w:ascii="Times New Roman" w:hAnsi="Times New Roman"/>
+          <w:b w:val="0"/>
+          <w:color w:val="000000"/>
+          <w:sz w:val="22"/>
+        </w:rPr>
+        <w:t xml:space="preserve"> </w:t>
+      </w:r>
+      <w:r>
+        <w:rPr>
+          <w:rFonts w:ascii="Times New Roman" w:hAnsi="Times New Roman"/>
+          <w:b w:val="0"/>
           <w:color w:val="000000"/>
           <w:sz w:val="22"/>
         </w:rPr>
@@ -3402,14 +3616,16 @@
       <w:r>
         <w:rPr>
           <w:rFonts w:ascii="Times New Roman" w:hAnsi="Times New Roman"/>
-          <w:color w:val="000000"/>
-          <w:sz w:val="22"/>
-        </w:rPr>
-        <w:t xml:space="preserve"> </w:t>
-      </w:r>
-      <w:r>
-        <w:rPr>
-          <w:rFonts w:ascii="Times New Roman" w:hAnsi="Times New Roman"/>
+          <w:b w:val="0"/>
+          <w:color w:val="000000"/>
+          <w:sz w:val="22"/>
+        </w:rPr>
+        <w:t xml:space="preserve"> </w:t>
+      </w:r>
+      <w:r>
+        <w:rPr>
+          <w:rFonts w:ascii="Times New Roman" w:hAnsi="Times New Roman"/>
+          <w:b w:val="0"/>
           <w:i/>
           <w:iCs/>
           <w:color w:val="000000"/>
@@ -3420,14 +3636,16 @@
       <w:r>
         <w:rPr>
           <w:rFonts w:ascii="Times New Roman" w:hAnsi="Times New Roman"/>
-          <w:color w:val="000000"/>
-          <w:sz w:val="22"/>
-        </w:rPr>
-        <w:t xml:space="preserve"> </w:t>
-      </w:r>
-      <w:r>
-        <w:rPr>
-          <w:rFonts w:ascii="Times New Roman" w:hAnsi="Times New Roman"/>
+          <w:b w:val="0"/>
+          <w:color w:val="000000"/>
+          <w:sz w:val="22"/>
+        </w:rPr>
+        <w:t xml:space="preserve"> </w:t>
+      </w:r>
+      <w:r>
+        <w:rPr>
+          <w:rFonts w:ascii="Times New Roman" w:hAnsi="Times New Roman"/>
+          <w:b w:val="0"/>
           <w:color w:val="000000"/>
           <w:sz w:val="22"/>
         </w:rPr>
@@ -3436,14 +3654,16 @@
       <w:r>
         <w:rPr>
           <w:rFonts w:ascii="Times New Roman" w:hAnsi="Times New Roman"/>
-          <w:color w:val="000000"/>
-          <w:sz w:val="22"/>
-        </w:rPr>
-        <w:t xml:space="preserve"> </w:t>
-      </w:r>
-      <w:r>
-        <w:rPr>
-          <w:rFonts w:ascii="Times New Roman" w:hAnsi="Times New Roman"/>
+          <w:b w:val="0"/>
+          <w:color w:val="000000"/>
+          <w:sz w:val="22"/>
+        </w:rPr>
+        <w:t xml:space="preserve"> </w:t>
+      </w:r>
+      <w:r>
+        <w:rPr>
+          <w:rFonts w:ascii="Times New Roman" w:hAnsi="Times New Roman"/>
+          <w:b w:val="0"/>
           <w:i/>
           <w:iCs/>
           <w:color w:val="000000"/>
@@ -3454,14 +3674,16 @@
       <w:r>
         <w:rPr>
           <w:rFonts w:ascii="Times New Roman" w:hAnsi="Times New Roman"/>
-          <w:color w:val="000000"/>
-          <w:sz w:val="22"/>
-        </w:rPr>
-        <w:t xml:space="preserve"> </w:t>
-      </w:r>
-      <w:r>
-        <w:rPr>
-          <w:rFonts w:ascii="Times New Roman" w:hAnsi="Times New Roman"/>
+          <w:b w:val="0"/>
+          <w:color w:val="000000"/>
+          <w:sz w:val="22"/>
+        </w:rPr>
+        <w:t xml:space="preserve"> </w:t>
+      </w:r>
+      <w:r>
+        <w:rPr>
+          <w:rFonts w:ascii="Times New Roman" w:hAnsi="Times New Roman"/>
+          <w:b w:val="0"/>
           <w:color w:val="000000"/>
           <w:sz w:val="22"/>
         </w:rPr>
@@ -3470,6 +3692,7 @@
       <w:r>
         <w:rPr>
           <w:rFonts w:ascii="Times New Roman" w:hAnsi="Times New Roman"/>
+          <w:b w:val="0"/>
           <w:i/>
           <w:iCs/>
           <w:color w:val="000000"/>
@@ -3480,14 +3703,16 @@
       <w:r>
         <w:rPr>
           <w:rFonts w:ascii="Times New Roman" w:hAnsi="Times New Roman"/>
-          <w:color w:val="000000"/>
-          <w:sz w:val="22"/>
-        </w:rPr>
-        <w:t xml:space="preserve"> </w:t>
-      </w:r>
-      <w:r>
-        <w:rPr>
-          <w:rFonts w:ascii="Times New Roman" w:hAnsi="Times New Roman"/>
+          <w:b w:val="0"/>
+          <w:color w:val="000000"/>
+          <w:sz w:val="22"/>
+        </w:rPr>
+        <w:t xml:space="preserve"> </w:t>
+      </w:r>
+      <w:r>
+        <w:rPr>
+          <w:rFonts w:ascii="Times New Roman" w:hAnsi="Times New Roman"/>
+          <w:b w:val="0"/>
           <w:color w:val="000000"/>
           <w:sz w:val="22"/>
         </w:rPr>
@@ -3496,6 +3721,7 @@
       <w:r>
         <w:rPr>
           <w:rFonts w:ascii="Times New Roman" w:hAnsi="Times New Roman"/>
+          <w:b w:val="0"/>
           <w:i/>
           <w:iCs/>
           <w:color w:val="000000"/>
@@ -3506,14 +3732,16 @@
       <w:r>
         <w:rPr>
           <w:rFonts w:ascii="Times New Roman" w:hAnsi="Times New Roman"/>
-          <w:color w:val="000000"/>
-          <w:sz w:val="22"/>
-        </w:rPr>
-        <w:t xml:space="preserve"> </w:t>
-      </w:r>
-      <w:r>
-        <w:rPr>
-          <w:rFonts w:ascii="Times New Roman" w:hAnsi="Times New Roman"/>
+          <w:b w:val="0"/>
+          <w:color w:val="000000"/>
+          <w:sz w:val="22"/>
+        </w:rPr>
+        <w:t xml:space="preserve"> </w:t>
+      </w:r>
+      <w:r>
+        <w:rPr>
+          <w:rFonts w:ascii="Times New Roman" w:hAnsi="Times New Roman"/>
+          <w:b w:val="0"/>
           <w:color w:val="000000"/>
           <w:sz w:val="22"/>
         </w:rPr>
@@ -3528,6 +3756,7 @@
       <w:r>
         <w:rPr>
           <w:rFonts w:ascii="Times New Roman" w:hAnsi="Times New Roman"/>
+          <w:b w:val="0"/>
           <w:color w:val="000000"/>
           <w:sz w:val="22"/>
         </w:rPr>
@@ -3581,6 +3810,7 @@
       <w:r>
         <w:rPr>
           <w:rFonts w:ascii="Times New Roman" w:hAnsi="Times New Roman"/>
+          <w:b w:val="0"/>
           <w:color w:val="000000"/>
           <w:sz w:val="22"/>
         </w:rPr>
@@ -3790,6 +4020,7 @@
       <w:r>
         <w:rPr>
           <w:rFonts w:ascii="Times New Roman" w:hAnsi="Times New Roman"/>
+          <w:b w:val="0"/>
           <w:color w:val="000000"/>
           <w:sz w:val="22"/>
         </w:rPr>
@@ -3798,6 +4029,7 @@
       <w:r>
         <w:rPr>
           <w:rFonts w:ascii="Times New Roman" w:hAnsi="Times New Roman"/>
+          <w:b w:val="0"/>
           <w:i/>
           <w:iCs/>
           <w:color w:val="000000"/>
@@ -3808,14 +4040,16 @@
       <w:r>
         <w:rPr>
           <w:rFonts w:ascii="Times New Roman" w:hAnsi="Times New Roman"/>
-          <w:color w:val="000000"/>
-          <w:sz w:val="22"/>
-        </w:rPr>
-        <w:t xml:space="preserve"> </w:t>
-      </w:r>
-      <w:r>
-        <w:rPr>
-          <w:rFonts w:ascii="Times New Roman" w:hAnsi="Times New Roman"/>
+          <w:b w:val="0"/>
+          <w:color w:val="000000"/>
+          <w:sz w:val="22"/>
+        </w:rPr>
+        <w:t xml:space="preserve"> </w:t>
+      </w:r>
+      <w:r>
+        <w:rPr>
+          <w:rFonts w:ascii="Times New Roman" w:hAnsi="Times New Roman"/>
+          <w:b w:val="0"/>
           <w:color w:val="000000"/>
           <w:sz w:val="22"/>
         </w:rPr>
@@ -3830,6 +4064,7 @@
       <w:r>
         <w:rPr>
           <w:rFonts w:ascii="Times New Roman" w:hAnsi="Times New Roman"/>
+          <w:b w:val="0"/>
           <w:color w:val="000000"/>
           <w:sz w:val="22"/>
         </w:rPr>
@@ -3838,15 +4073,16 @@
       <w:r>
         <w:rPr>
           <w:rFonts w:ascii="Times New Roman" w:hAnsi="Times New Roman"/>
-          <w:color w:val="000000"/>
-          <w:sz w:val="22"/>
-        </w:rPr>
-        <w:t xml:space="preserve"> </w:t>
-      </w:r>
-      <w:r>
-        <w:rPr>
-          <w:rFonts w:ascii="Times New Roman" w:hAnsi="Times New Roman"/>
-          <w:b/>
+          <w:b w:val="0"/>
+          <w:color w:val="000000"/>
+          <w:sz w:val="22"/>
+        </w:rPr>
+        <w:t xml:space="preserve"> </w:t>
+      </w:r>
+      <w:r>
+        <w:rPr>
+          <w:rFonts w:ascii="Times New Roman" w:hAnsi="Times New Roman"/>
+          <w:b w:val="0"/>
           <w:bCs/>
           <w:color w:val="000000"/>
           <w:sz w:val="22"/>
@@ -3856,14 +4092,16 @@
       <w:r>
         <w:rPr>
           <w:rFonts w:ascii="Times New Roman" w:hAnsi="Times New Roman"/>
-          <w:color w:val="000000"/>
-          <w:sz w:val="22"/>
-        </w:rPr>
-        <w:t xml:space="preserve"> </w:t>
-      </w:r>
-      <w:r>
-        <w:rPr>
-          <w:rFonts w:ascii="Times New Roman" w:hAnsi="Times New Roman"/>
+          <w:b w:val="0"/>
+          <w:color w:val="000000"/>
+          <w:sz w:val="22"/>
+        </w:rPr>
+        <w:t xml:space="preserve"> </w:t>
+      </w:r>
+      <w:r>
+        <w:rPr>
+          <w:rFonts w:ascii="Times New Roman" w:hAnsi="Times New Roman"/>
+          <w:b w:val="0"/>
           <w:color w:val="000000"/>
           <w:sz w:val="22"/>
         </w:rPr>
@@ -3872,14 +4110,16 @@
       <w:r>
         <w:rPr>
           <w:rFonts w:ascii="Times New Roman" w:hAnsi="Times New Roman"/>
-          <w:color w:val="000000"/>
-          <w:sz w:val="22"/>
-        </w:rPr>
-        <w:t xml:space="preserve"> </w:t>
-      </w:r>
-      <w:r>
-        <w:rPr>
-          <w:rFonts w:ascii="Times New Roman" w:hAnsi="Times New Roman"/>
+          <w:b w:val="0"/>
+          <w:color w:val="000000"/>
+          <w:sz w:val="22"/>
+        </w:rPr>
+        <w:t xml:space="preserve"> </w:t>
+      </w:r>
+      <w:r>
+        <w:rPr>
+          <w:rFonts w:ascii="Times New Roman" w:hAnsi="Times New Roman"/>
+          <w:b w:val="0"/>
           <w:i/>
           <w:iCs/>
           <w:color w:val="000000"/>
@@ -3890,14 +4130,16 @@
       <w:r>
         <w:rPr>
           <w:rFonts w:ascii="Times New Roman" w:hAnsi="Times New Roman"/>
-          <w:color w:val="000000"/>
-          <w:sz w:val="22"/>
-        </w:rPr>
-        <w:t xml:space="preserve"> </w:t>
-      </w:r>
-      <w:r>
-        <w:rPr>
-          <w:rFonts w:ascii="Times New Roman" w:hAnsi="Times New Roman"/>
+          <w:b w:val="0"/>
+          <w:color w:val="000000"/>
+          <w:sz w:val="22"/>
+        </w:rPr>
+        <w:t xml:space="preserve"> </w:t>
+      </w:r>
+      <w:r>
+        <w:rPr>
+          <w:rFonts w:ascii="Times New Roman" w:hAnsi="Times New Roman"/>
+          <w:b w:val="0"/>
           <w:color w:val="000000"/>
           <w:sz w:val="22"/>
         </w:rPr>
@@ -3906,14 +4148,16 @@
       <w:r>
         <w:rPr>
           <w:rFonts w:ascii="Times New Roman" w:hAnsi="Times New Roman"/>
-          <w:color w:val="000000"/>
-          <w:sz w:val="22"/>
-        </w:rPr>
-        <w:t xml:space="preserve"> </w:t>
-      </w:r>
-      <w:r>
-        <w:rPr>
-          <w:rFonts w:ascii="Times New Roman" w:hAnsi="Times New Roman"/>
+          <w:b w:val="0"/>
+          <w:color w:val="000000"/>
+          <w:sz w:val="22"/>
+        </w:rPr>
+        <w:t xml:space="preserve"> </w:t>
+      </w:r>
+      <w:r>
+        <w:rPr>
+          <w:rFonts w:ascii="Times New Roman" w:hAnsi="Times New Roman"/>
+          <w:b w:val="0"/>
           <w:i/>
           <w:iCs/>
           <w:color w:val="000000"/>
@@ -3924,14 +4168,16 @@
       <w:r>
         <w:rPr>
           <w:rFonts w:ascii="Times New Roman" w:hAnsi="Times New Roman"/>
-          <w:color w:val="000000"/>
-          <w:sz w:val="22"/>
-        </w:rPr>
-        <w:t xml:space="preserve"> </w:t>
-      </w:r>
-      <w:r>
-        <w:rPr>
-          <w:rFonts w:ascii="Times New Roman" w:hAnsi="Times New Roman"/>
+          <w:b w:val="0"/>
+          <w:color w:val="000000"/>
+          <w:sz w:val="22"/>
+        </w:rPr>
+        <w:t xml:space="preserve"> </w:t>
+      </w:r>
+      <w:r>
+        <w:rPr>
+          <w:rFonts w:ascii="Times New Roman" w:hAnsi="Times New Roman"/>
+          <w:b w:val="0"/>
           <w:color w:val="000000"/>
           <w:sz w:val="22"/>
         </w:rPr>
@@ -3940,14 +4186,16 @@
       <w:r>
         <w:rPr>
           <w:rFonts w:ascii="Times New Roman" w:hAnsi="Times New Roman"/>
-          <w:color w:val="000000"/>
-          <w:sz w:val="22"/>
-        </w:rPr>
-        <w:t xml:space="preserve"> </w:t>
-      </w:r>
-      <w:r>
-        <w:rPr>
-          <w:rFonts w:ascii="Times New Roman" w:hAnsi="Times New Roman"/>
+          <w:b w:val="0"/>
+          <w:color w:val="000000"/>
+          <w:sz w:val="22"/>
+        </w:rPr>
+        <w:t xml:space="preserve"> </w:t>
+      </w:r>
+      <w:r>
+        <w:rPr>
+          <w:rFonts w:ascii="Times New Roman" w:hAnsi="Times New Roman"/>
+          <w:b w:val="0"/>
           <w:i/>
           <w:iCs/>
           <w:color w:val="000000"/>
@@ -3958,14 +4206,16 @@
       <w:r>
         <w:rPr>
           <w:rFonts w:ascii="Times New Roman" w:hAnsi="Times New Roman"/>
-          <w:color w:val="000000"/>
-          <w:sz w:val="22"/>
-        </w:rPr>
-        <w:t xml:space="preserve"> </w:t>
-      </w:r>
-      <w:r>
-        <w:rPr>
-          <w:rFonts w:ascii="Times New Roman" w:hAnsi="Times New Roman"/>
+          <w:b w:val="0"/>
+          <w:color w:val="000000"/>
+          <w:sz w:val="22"/>
+        </w:rPr>
+        <w:t xml:space="preserve"> </w:t>
+      </w:r>
+      <w:r>
+        <w:rPr>
+          <w:rFonts w:ascii="Times New Roman" w:hAnsi="Times New Roman"/>
+          <w:b w:val="0"/>
           <w:color w:val="000000"/>
           <w:sz w:val="22"/>
         </w:rPr>
@@ -3974,14 +4224,16 @@
       <w:r>
         <w:rPr>
           <w:rFonts w:ascii="Times New Roman" w:hAnsi="Times New Roman"/>
-          <w:color w:val="000000"/>
-          <w:sz w:val="22"/>
-        </w:rPr>
-        <w:t xml:space="preserve"> </w:t>
-      </w:r>
-      <w:r>
-        <w:rPr>
-          <w:rFonts w:ascii="Times New Roman" w:hAnsi="Times New Roman"/>
+          <w:b w:val="0"/>
+          <w:color w:val="000000"/>
+          <w:sz w:val="22"/>
+        </w:rPr>
+        <w:t xml:space="preserve"> </w:t>
+      </w:r>
+      <w:r>
+        <w:rPr>
+          <w:rFonts w:ascii="Times New Roman" w:hAnsi="Times New Roman"/>
+          <w:b w:val="0"/>
           <w:i/>
           <w:iCs/>
           <w:color w:val="000000"/>
@@ -3992,14 +4244,16 @@
       <w:r>
         <w:rPr>
           <w:rFonts w:ascii="Times New Roman" w:hAnsi="Times New Roman"/>
-          <w:color w:val="000000"/>
-          <w:sz w:val="22"/>
-        </w:rPr>
-        <w:t xml:space="preserve"> </w:t>
-      </w:r>
-      <w:r>
-        <w:rPr>
-          <w:rFonts w:ascii="Times New Roman" w:hAnsi="Times New Roman"/>
+          <w:b w:val="0"/>
+          <w:color w:val="000000"/>
+          <w:sz w:val="22"/>
+        </w:rPr>
+        <w:t xml:space="preserve"> </w:t>
+      </w:r>
+      <w:r>
+        <w:rPr>
+          <w:rFonts w:ascii="Times New Roman" w:hAnsi="Times New Roman"/>
+          <w:b w:val="0"/>
           <w:color w:val="000000"/>
           <w:sz w:val="22"/>
         </w:rPr>
@@ -4014,6 +4268,7 @@
       <w:r>
         <w:rPr>
           <w:rFonts w:ascii="Times New Roman" w:hAnsi="Times New Roman"/>
+          <w:b w:val="0"/>
           <w:color w:val="000000"/>
           <w:sz w:val="22"/>
         </w:rPr>
@@ -4022,15 +4277,16 @@
       <w:r>
         <w:rPr>
           <w:rFonts w:ascii="Times New Roman" w:hAnsi="Times New Roman"/>
-          <w:color w:val="000000"/>
-          <w:sz w:val="22"/>
-        </w:rPr>
-        <w:t xml:space="preserve"> </w:t>
-      </w:r>
-      <w:r>
-        <w:rPr>
-          <w:rFonts w:ascii="Times New Roman" w:hAnsi="Times New Roman"/>
-          <w:b/>
+          <w:b w:val="0"/>
+          <w:color w:val="000000"/>
+          <w:sz w:val="22"/>
+        </w:rPr>
+        <w:t xml:space="preserve"> </w:t>
+      </w:r>
+      <w:r>
+        <w:rPr>
+          <w:rFonts w:ascii="Times New Roman" w:hAnsi="Times New Roman"/>
+          <w:b w:val="0"/>
           <w:bCs/>
           <w:color w:val="000000"/>
           <w:sz w:val="22"/>
@@ -4040,14 +4296,16 @@
       <w:r>
         <w:rPr>
           <w:rFonts w:ascii="Times New Roman" w:hAnsi="Times New Roman"/>
-          <w:color w:val="000000"/>
-          <w:sz w:val="22"/>
-        </w:rPr>
-        <w:t xml:space="preserve"> </w:t>
-      </w:r>
-      <w:r>
-        <w:rPr>
-          <w:rFonts w:ascii="Times New Roman" w:hAnsi="Times New Roman"/>
+          <w:b w:val="0"/>
+          <w:color w:val="000000"/>
+          <w:sz w:val="22"/>
+        </w:rPr>
+        <w:t xml:space="preserve"> </w:t>
+      </w:r>
+      <w:r>
+        <w:rPr>
+          <w:rFonts w:ascii="Times New Roman" w:hAnsi="Times New Roman"/>
+          <w:b w:val="0"/>
           <w:color w:val="000000"/>
           <w:sz w:val="22"/>
         </w:rPr>
@@ -4062,6 +4320,7 @@
       <w:r>
         <w:rPr>
           <w:rFonts w:ascii="Times New Roman" w:hAnsi="Times New Roman"/>
+          <w:b w:val="0"/>
           <w:color w:val="000000"/>
           <w:sz w:val="22"/>
         </w:rPr>
@@ -4070,15 +4329,16 @@
       <w:r>
         <w:rPr>
           <w:rFonts w:ascii="Times New Roman" w:hAnsi="Times New Roman"/>
-          <w:color w:val="000000"/>
-          <w:sz w:val="22"/>
-        </w:rPr>
-        <w:t xml:space="preserve"> </w:t>
-      </w:r>
-      <w:r>
-        <w:rPr>
-          <w:rFonts w:ascii="Times New Roman" w:hAnsi="Times New Roman"/>
-          <w:b/>
+          <w:b w:val="0"/>
+          <w:color w:val="000000"/>
+          <w:sz w:val="22"/>
+        </w:rPr>
+        <w:t xml:space="preserve"> </w:t>
+      </w:r>
+      <w:r>
+        <w:rPr>
+          <w:rFonts w:ascii="Times New Roman" w:hAnsi="Times New Roman"/>
+          <w:b w:val="0"/>
           <w:bCs/>
           <w:color w:val="000000"/>
           <w:sz w:val="22"/>
@@ -4088,14 +4348,16 @@
       <w:r>
         <w:rPr>
           <w:rFonts w:ascii="Times New Roman" w:hAnsi="Times New Roman"/>
-          <w:color w:val="000000"/>
-          <w:sz w:val="22"/>
-        </w:rPr>
-        <w:t xml:space="preserve"> </w:t>
-      </w:r>
-      <w:r>
-        <w:rPr>
-          <w:rFonts w:ascii="Times New Roman" w:hAnsi="Times New Roman"/>
+          <w:b w:val="0"/>
+          <w:color w:val="000000"/>
+          <w:sz w:val="22"/>
+        </w:rPr>
+        <w:t xml:space="preserve"> </w:t>
+      </w:r>
+      <w:r>
+        <w:rPr>
+          <w:rFonts w:ascii="Times New Roman" w:hAnsi="Times New Roman"/>
+          <w:b w:val="0"/>
           <w:color w:val="000000"/>
           <w:sz w:val="22"/>
         </w:rPr>
@@ -4104,15 +4366,16 @@
       <w:r>
         <w:rPr>
           <w:rFonts w:ascii="Times New Roman" w:hAnsi="Times New Roman"/>
-          <w:color w:val="000000"/>
-          <w:sz w:val="22"/>
-        </w:rPr>
-        <w:t xml:space="preserve"> </w:t>
-      </w:r>
-      <w:r>
-        <w:rPr>
-          <w:rFonts w:ascii="Times New Roman" w:hAnsi="Times New Roman"/>
-          <w:b/>
+          <w:b w:val="0"/>
+          <w:color w:val="000000"/>
+          <w:sz w:val="22"/>
+        </w:rPr>
+        <w:t xml:space="preserve"> </w:t>
+      </w:r>
+      <w:r>
+        <w:rPr>
+          <w:rFonts w:ascii="Times New Roman" w:hAnsi="Times New Roman"/>
+          <w:b w:val="0"/>
           <w:bCs/>
           <w:color w:val="000000"/>
           <w:sz w:val="22"/>
@@ -4122,14 +4385,16 @@
       <w:r>
         <w:rPr>
           <w:rFonts w:ascii="Times New Roman" w:hAnsi="Times New Roman"/>
-          <w:color w:val="000000"/>
-          <w:sz w:val="22"/>
-        </w:rPr>
-        <w:t xml:space="preserve"> </w:t>
-      </w:r>
-      <w:r>
-        <w:rPr>
-          <w:rFonts w:ascii="Times New Roman" w:hAnsi="Times New Roman"/>
+          <w:b w:val="0"/>
+          <w:color w:val="000000"/>
+          <w:sz w:val="22"/>
+        </w:rPr>
+        <w:t xml:space="preserve"> </w:t>
+      </w:r>
+      <w:r>
+        <w:rPr>
+          <w:rFonts w:ascii="Times New Roman" w:hAnsi="Times New Roman"/>
+          <w:b w:val="0"/>
           <w:color w:val="000000"/>
           <w:sz w:val="22"/>
         </w:rPr>
@@ -4144,6 +4409,7 @@
       <w:r>
         <w:rPr>
           <w:rFonts w:ascii="Times New Roman" w:hAnsi="Times New Roman"/>
+          <w:b w:val="0"/>
           <w:color w:val="000000"/>
           <w:sz w:val="22"/>
         </w:rPr>
@@ -4197,6 +4463,7 @@
       <w:r>
         <w:rPr>
           <w:rFonts w:ascii="Times New Roman" w:hAnsi="Times New Roman"/>
+          <w:b w:val="0"/>
           <w:color w:val="000000"/>
           <w:sz w:val="22"/>
         </w:rPr>
@@ -4435,6 +4702,7 @@
       <w:r>
         <w:rPr>
           <w:rFonts w:ascii="Times New Roman" w:hAnsi="Times New Roman"/>
+          <w:b w:val="0"/>
           <w:color w:val="000000"/>
           <w:sz w:val="22"/>
         </w:rPr>
@@ -4443,14 +4711,16 @@
       <w:r>
         <w:rPr>
           <w:rFonts w:ascii="Times New Roman" w:hAnsi="Times New Roman"/>
-          <w:color w:val="000000"/>
-          <w:sz w:val="22"/>
-        </w:rPr>
-        <w:t xml:space="preserve"> </w:t>
-      </w:r>
-      <w:r>
-        <w:rPr>
-          <w:rFonts w:ascii="Times New Roman" w:hAnsi="Times New Roman"/>
+          <w:b w:val="0"/>
+          <w:color w:val="000000"/>
+          <w:sz w:val="22"/>
+        </w:rPr>
+        <w:t xml:space="preserve"> </w:t>
+      </w:r>
+      <w:r>
+        <w:rPr>
+          <w:rFonts w:ascii="Times New Roman" w:hAnsi="Times New Roman"/>
+          <w:b w:val="0"/>
           <w:i/>
           <w:iCs/>
           <w:color w:val="000000"/>
@@ -4461,14 +4731,16 @@
       <w:r>
         <w:rPr>
           <w:rFonts w:ascii="Times New Roman" w:hAnsi="Times New Roman"/>
-          <w:color w:val="000000"/>
-          <w:sz w:val="22"/>
-        </w:rPr>
-        <w:t xml:space="preserve"> </w:t>
-      </w:r>
-      <w:r>
-        <w:rPr>
-          <w:rFonts w:ascii="Times New Roman" w:hAnsi="Times New Roman"/>
+          <w:b w:val="0"/>
+          <w:color w:val="000000"/>
+          <w:sz w:val="22"/>
+        </w:rPr>
+        <w:t xml:space="preserve"> </w:t>
+      </w:r>
+      <w:r>
+        <w:rPr>
+          <w:rFonts w:ascii="Times New Roman" w:hAnsi="Times New Roman"/>
+          <w:b w:val="0"/>
           <w:color w:val="000000"/>
           <w:sz w:val="22"/>
         </w:rPr>
@@ -4477,14 +4749,16 @@
       <w:r>
         <w:rPr>
           <w:rFonts w:ascii="Times New Roman" w:hAnsi="Times New Roman"/>
-          <w:color w:val="000000"/>
-          <w:sz w:val="22"/>
-        </w:rPr>
-        <w:t xml:space="preserve"> </w:t>
-      </w:r>
-      <w:r>
-        <w:rPr>
-          <w:rFonts w:ascii="Times New Roman" w:hAnsi="Times New Roman"/>
+          <w:b w:val="0"/>
+          <w:color w:val="000000"/>
+          <w:sz w:val="22"/>
+        </w:rPr>
+        <w:t xml:space="preserve"> </w:t>
+      </w:r>
+      <w:r>
+        <w:rPr>
+          <w:rFonts w:ascii="Times New Roman" w:hAnsi="Times New Roman"/>
+          <w:b w:val="0"/>
           <w:i/>
           <w:iCs/>
           <w:color w:val="000000"/>
@@ -4495,14 +4769,16 @@
       <w:r>
         <w:rPr>
           <w:rFonts w:ascii="Times New Roman" w:hAnsi="Times New Roman"/>
-          <w:color w:val="000000"/>
-          <w:sz w:val="22"/>
-        </w:rPr>
-        <w:t xml:space="preserve"> </w:t>
-      </w:r>
-      <w:r>
-        <w:rPr>
-          <w:rFonts w:ascii="Times New Roman" w:hAnsi="Times New Roman"/>
+          <w:b w:val="0"/>
+          <w:color w:val="000000"/>
+          <w:sz w:val="22"/>
+        </w:rPr>
+        <w:t xml:space="preserve"> </w:t>
+      </w:r>
+      <w:r>
+        <w:rPr>
+          <w:rFonts w:ascii="Times New Roman" w:hAnsi="Times New Roman"/>
+          <w:b w:val="0"/>
           <w:color w:val="000000"/>
           <w:sz w:val="22"/>
         </w:rPr>
@@ -4517,6 +4793,7 @@
       <w:r>
         <w:rPr>
           <w:rFonts w:ascii="Times New Roman" w:hAnsi="Times New Roman"/>
+          <w:b w:val="0"/>
           <w:color w:val="000000"/>
           <w:sz w:val="22"/>
         </w:rPr>
@@ -4525,14 +4802,16 @@
       <w:r>
         <w:rPr>
           <w:rFonts w:ascii="Times New Roman" w:hAnsi="Times New Roman"/>
-          <w:color w:val="000000"/>
-          <w:sz w:val="22"/>
-        </w:rPr>
-        <w:t xml:space="preserve"> </w:t>
-      </w:r>
-      <w:r>
-        <w:rPr>
-          <w:rFonts w:ascii="Times New Roman" w:hAnsi="Times New Roman"/>
+          <w:b w:val="0"/>
+          <w:color w:val="000000"/>
+          <w:sz w:val="22"/>
+        </w:rPr>
+        <w:t xml:space="preserve"> </w:t>
+      </w:r>
+      <w:r>
+        <w:rPr>
+          <w:rFonts w:ascii="Times New Roman" w:hAnsi="Times New Roman"/>
+          <w:b w:val="0"/>
           <w:color w:val="000000"/>
           <w:sz w:val="22"/>
         </w:rPr>
@@ -4541,14 +4820,16 @@
       <w:r>
         <w:rPr>
           <w:rFonts w:ascii="Times New Roman" w:hAnsi="Times New Roman"/>
-          <w:color w:val="000000"/>
-          <w:sz w:val="22"/>
-        </w:rPr>
-        <w:t xml:space="preserve"> </w:t>
-      </w:r>
-      <w:r>
-        <w:rPr>
-          <w:rFonts w:ascii="Times New Roman" w:hAnsi="Times New Roman"/>
+          <w:b w:val="0"/>
+          <w:color w:val="000000"/>
+          <w:sz w:val="22"/>
+        </w:rPr>
+        <w:t xml:space="preserve"> </w:t>
+      </w:r>
+      <w:r>
+        <w:rPr>
+          <w:rFonts w:ascii="Times New Roman" w:hAnsi="Times New Roman"/>
+          <w:b w:val="0"/>
           <w:color w:val="000000"/>
           <w:sz w:val="22"/>
         </w:rPr>
@@ -4563,6 +4844,7 @@
       <w:r>
         <w:rPr>
           <w:rFonts w:ascii="Times New Roman" w:hAnsi="Times New Roman"/>
+          <w:b w:val="0"/>
           <w:color w:val="000000"/>
           <w:sz w:val="22"/>
         </w:rPr>
@@ -4577,6 +4859,7 @@
       <w:r>
         <w:rPr>
           <w:rFonts w:ascii="Times New Roman" w:hAnsi="Times New Roman"/>
+          <w:b w:val="0"/>
           <w:color w:val="000000"/>
           <w:sz w:val="22"/>
         </w:rPr>
@@ -4585,14 +4868,16 @@
       <w:r>
         <w:rPr>
           <w:rFonts w:ascii="Times New Roman" w:hAnsi="Times New Roman"/>
-          <w:color w:val="000000"/>
-          <w:sz w:val="22"/>
-        </w:rPr>
-        <w:t xml:space="preserve"> </w:t>
-      </w:r>
-      <w:r>
-        <w:rPr>
-          <w:rFonts w:ascii="Times New Roman" w:hAnsi="Times New Roman"/>
+          <w:b w:val="0"/>
+          <w:color w:val="000000"/>
+          <w:sz w:val="22"/>
+        </w:rPr>
+        <w:t xml:space="preserve"> </w:t>
+      </w:r>
+      <w:r>
+        <w:rPr>
+          <w:rFonts w:ascii="Times New Roman" w:hAnsi="Times New Roman"/>
+          <w:b w:val="0"/>
           <w:i/>
           <w:iCs/>
           <w:color w:val="000000"/>
@@ -4603,14 +4888,16 @@
       <w:r>
         <w:rPr>
           <w:rFonts w:ascii="Times New Roman" w:hAnsi="Times New Roman"/>
-          <w:color w:val="000000"/>
-          <w:sz w:val="22"/>
-        </w:rPr>
-        <w:t xml:space="preserve"> </w:t>
-      </w:r>
-      <w:r>
-        <w:rPr>
-          <w:rFonts w:ascii="Times New Roman" w:hAnsi="Times New Roman"/>
+          <w:b w:val="0"/>
+          <w:color w:val="000000"/>
+          <w:sz w:val="22"/>
+        </w:rPr>
+        <w:t xml:space="preserve"> </w:t>
+      </w:r>
+      <w:r>
+        <w:rPr>
+          <w:rFonts w:ascii="Times New Roman" w:hAnsi="Times New Roman"/>
+          <w:b w:val="0"/>
           <w:color w:val="000000"/>
           <w:sz w:val="22"/>
         </w:rPr>
@@ -4619,6 +4906,7 @@
       <w:r>
         <w:rPr>
           <w:rFonts w:ascii="Times New Roman" w:hAnsi="Times New Roman"/>
+          <w:b w:val="0"/>
           <w:color w:val="000000"/>
           <w:sz w:val="22"/>
           <w:vertAlign w:val="superscript"/>
@@ -4628,6 +4916,7 @@
       <w:r>
         <w:rPr>
           <w:rFonts w:ascii="Times New Roman" w:hAnsi="Times New Roman"/>
+          <w:b w:val="0"/>
           <w:color w:val="000000"/>
           <w:sz w:val="22"/>
         </w:rPr>
@@ -4642,6 +4931,7 @@
       <w:r>
         <w:rPr>
           <w:rFonts w:ascii="Times New Roman" w:hAnsi="Times New Roman"/>
+          <w:b w:val="0"/>
           <w:color w:val="000000"/>
           <w:sz w:val="22"/>
         </w:rPr>
@@ -4650,6 +4940,7 @@
       <w:r>
         <w:rPr>
           <w:rFonts w:ascii="Times New Roman" w:hAnsi="Times New Roman"/>
+          <w:b w:val="0"/>
           <w:color w:val="000000"/>
           <w:sz w:val="22"/>
           <w:vertAlign w:val="superscript"/>
@@ -4659,6 +4950,7 @@
       <w:r>
         <w:rPr>
           <w:rFonts w:ascii="Times New Roman" w:hAnsi="Times New Roman"/>
+          <w:b w:val="0"/>
           <w:color w:val="000000"/>
           <w:sz w:val="22"/>
         </w:rPr>
@@ -4667,6 +4959,7 @@
       <w:r>
         <w:rPr>
           <w:rFonts w:ascii="Times New Roman" w:hAnsi="Times New Roman"/>
+          <w:b w:val="0"/>
           <w:color w:val="000000"/>
           <w:sz w:val="22"/>
           <w:vertAlign w:val="superscript"/>
@@ -4676,6 +4969,7 @@
       <w:r>
         <w:rPr>
           <w:rFonts w:ascii="Times New Roman" w:hAnsi="Times New Roman"/>
+          <w:b w:val="0"/>
           <w:color w:val="000000"/>
           <w:sz w:val="22"/>
         </w:rPr>
@@ -4690,6 +4984,7 @@
       <w:r>
         <w:rPr>
           <w:rFonts w:ascii="Times New Roman" w:hAnsi="Times New Roman"/>
+          <w:b w:val="0"/>
           <w:color w:val="000000"/>
           <w:sz w:val="22"/>
         </w:rPr>
@@ -4698,14 +4993,16 @@
       <w:r>
         <w:rPr>
           <w:rFonts w:ascii="Times New Roman" w:hAnsi="Times New Roman"/>
-          <w:color w:val="000000"/>
-          <w:sz w:val="22"/>
-        </w:rPr>
-        <w:t xml:space="preserve"> </w:t>
-      </w:r>
-      <w:r>
-        <w:rPr>
-          <w:rFonts w:ascii="Times New Roman" w:hAnsi="Times New Roman"/>
+          <w:b w:val="0"/>
+          <w:color w:val="000000"/>
+          <w:sz w:val="22"/>
+        </w:rPr>
+        <w:t xml:space="preserve"> </w:t>
+      </w:r>
+      <w:r>
+        <w:rPr>
+          <w:rFonts w:ascii="Times New Roman" w:hAnsi="Times New Roman"/>
+          <w:b w:val="0"/>
           <w:i/>
           <w:iCs/>
           <w:color w:val="000000"/>
@@ -4716,14 +5013,16 @@
       <w:r>
         <w:rPr>
           <w:rFonts w:ascii="Times New Roman" w:hAnsi="Times New Roman"/>
-          <w:color w:val="000000"/>
-          <w:sz w:val="22"/>
-        </w:rPr>
-        <w:t xml:space="preserve"> </w:t>
-      </w:r>
-      <w:r>
-        <w:rPr>
-          <w:rFonts w:ascii="Times New Roman" w:hAnsi="Times New Roman"/>
+          <w:b w:val="0"/>
+          <w:color w:val="000000"/>
+          <w:sz w:val="22"/>
+        </w:rPr>
+        <w:t xml:space="preserve"> </w:t>
+      </w:r>
+      <w:r>
+        <w:rPr>
+          <w:rFonts w:ascii="Times New Roman" w:hAnsi="Times New Roman"/>
+          <w:b w:val="0"/>
           <w:color w:val="000000"/>
           <w:sz w:val="22"/>
         </w:rPr>
@@ -4732,14 +5031,16 @@
       <w:r>
         <w:rPr>
           <w:rFonts w:ascii="Times New Roman" w:hAnsi="Times New Roman"/>
-          <w:color w:val="000000"/>
-          <w:sz w:val="22"/>
-        </w:rPr>
-        <w:t xml:space="preserve"> </w:t>
-      </w:r>
-      <w:r>
-        <w:rPr>
-          <w:rFonts w:ascii="Times New Roman" w:hAnsi="Times New Roman"/>
+          <w:b w:val="0"/>
+          <w:color w:val="000000"/>
+          <w:sz w:val="22"/>
+        </w:rPr>
+        <w:t xml:space="preserve"> </w:t>
+      </w:r>
+      <w:r>
+        <w:rPr>
+          <w:rFonts w:ascii="Times New Roman" w:hAnsi="Times New Roman"/>
+          <w:b w:val="0"/>
           <w:i/>
           <w:iCs/>
           <w:color w:val="000000"/>
@@ -4750,14 +5051,16 @@
       <w:r>
         <w:rPr>
           <w:rFonts w:ascii="Times New Roman" w:hAnsi="Times New Roman"/>
-          <w:color w:val="000000"/>
-          <w:sz w:val="22"/>
-        </w:rPr>
-        <w:t xml:space="preserve"> </w:t>
-      </w:r>
-      <w:r>
-        <w:rPr>
-          <w:rFonts w:ascii="Times New Roman" w:hAnsi="Times New Roman"/>
+          <w:b w:val="0"/>
+          <w:color w:val="000000"/>
+          <w:sz w:val="22"/>
+        </w:rPr>
+        <w:t xml:space="preserve"> </w:t>
+      </w:r>
+      <w:r>
+        <w:rPr>
+          <w:rFonts w:ascii="Times New Roman" w:hAnsi="Times New Roman"/>
+          <w:b w:val="0"/>
           <w:color w:val="000000"/>
           <w:sz w:val="22"/>
         </w:rPr>
@@ -4772,6 +5075,7 @@
       <w:r>
         <w:rPr>
           <w:rFonts w:ascii="Times New Roman" w:hAnsi="Times New Roman"/>
+          <w:b w:val="0"/>
           <w:color w:val="000000"/>
           <w:sz w:val="22"/>
         </w:rPr>
@@ -4780,6 +5084,7 @@
       <w:r>
         <w:rPr>
           <w:rFonts w:ascii="Times New Roman" w:hAnsi="Times New Roman"/>
+          <w:b w:val="0"/>
           <w:color w:val="000000"/>
           <w:sz w:val="22"/>
           <w:vertAlign w:val="superscript"/>
@@ -4789,6 +5094,7 @@
       <w:r>
         <w:rPr>
           <w:rFonts w:ascii="Times New Roman" w:hAnsi="Times New Roman"/>
+          <w:b w:val="0"/>
           <w:color w:val="000000"/>
           <w:sz w:val="22"/>
         </w:rPr>
@@ -4797,14 +5103,16 @@
       <w:r>
         <w:rPr>
           <w:rFonts w:ascii="Times New Roman" w:hAnsi="Times New Roman"/>
-          <w:color w:val="000000"/>
-          <w:sz w:val="22"/>
-        </w:rPr>
-        <w:t xml:space="preserve"> </w:t>
-      </w:r>
-      <w:r>
-        <w:rPr>
-          <w:rFonts w:ascii="Times New Roman" w:hAnsi="Times New Roman"/>
+          <w:b w:val="0"/>
+          <w:color w:val="000000"/>
+          <w:sz w:val="22"/>
+        </w:rPr>
+        <w:t xml:space="preserve"> </w:t>
+      </w:r>
+      <w:r>
+        <w:rPr>
+          <w:rFonts w:ascii="Times New Roman" w:hAnsi="Times New Roman"/>
+          <w:b w:val="0"/>
           <w:i/>
           <w:iCs/>
           <w:color w:val="000000"/>
@@ -4815,6 +5123,7 @@
       <w:r>
         <w:rPr>
           <w:rFonts w:ascii="Times New Roman" w:hAnsi="Times New Roman"/>
+          <w:b w:val="0"/>
           <w:color w:val="000000"/>
           <w:sz w:val="22"/>
         </w:rPr>
@@ -4823,14 +5132,16 @@
       <w:r>
         <w:rPr>
           <w:rFonts w:ascii="Times New Roman" w:hAnsi="Times New Roman"/>
-          <w:color w:val="000000"/>
-          <w:sz w:val="22"/>
-        </w:rPr>
-        <w:t xml:space="preserve"> </w:t>
-      </w:r>
-      <w:r>
-        <w:rPr>
-          <w:rFonts w:ascii="Times New Roman" w:hAnsi="Times New Roman"/>
+          <w:b w:val="0"/>
+          <w:color w:val="000000"/>
+          <w:sz w:val="22"/>
+        </w:rPr>
+        <w:t xml:space="preserve"> </w:t>
+      </w:r>
+      <w:r>
+        <w:rPr>
+          <w:rFonts w:ascii="Times New Roman" w:hAnsi="Times New Roman"/>
+          <w:b w:val="0"/>
           <w:color w:val="000000"/>
           <w:sz w:val="22"/>
         </w:rPr>
@@ -4839,14 +5150,16 @@
       <w:r>
         <w:rPr>
           <w:rFonts w:ascii="Times New Roman" w:hAnsi="Times New Roman"/>
-          <w:color w:val="000000"/>
-          <w:sz w:val="22"/>
-        </w:rPr>
-        <w:t xml:space="preserve"> </w:t>
-      </w:r>
-      <w:r>
-        <w:rPr>
-          <w:rFonts w:ascii="Times New Roman" w:hAnsi="Times New Roman"/>
+          <w:b w:val="0"/>
+          <w:color w:val="000000"/>
+          <w:sz w:val="22"/>
+        </w:rPr>
+        <w:t xml:space="preserve"> </w:t>
+      </w:r>
+      <w:r>
+        <w:rPr>
+          <w:rFonts w:ascii="Times New Roman" w:hAnsi="Times New Roman"/>
+          <w:b w:val="0"/>
           <w:i/>
           <w:iCs/>
           <w:color w:val="000000"/>
@@ -4857,14 +5170,16 @@
       <w:r>
         <w:rPr>
           <w:rFonts w:ascii="Times New Roman" w:hAnsi="Times New Roman"/>
-          <w:color w:val="000000"/>
-          <w:sz w:val="22"/>
-        </w:rPr>
-        <w:t xml:space="preserve"> </w:t>
-      </w:r>
-      <w:r>
-        <w:rPr>
-          <w:rFonts w:ascii="Times New Roman" w:hAnsi="Times New Roman"/>
+          <w:b w:val="0"/>
+          <w:color w:val="000000"/>
+          <w:sz w:val="22"/>
+        </w:rPr>
+        <w:t xml:space="preserve"> </w:t>
+      </w:r>
+      <w:r>
+        <w:rPr>
+          <w:rFonts w:ascii="Times New Roman" w:hAnsi="Times New Roman"/>
+          <w:b w:val="0"/>
           <w:color w:val="000000"/>
           <w:sz w:val="22"/>
         </w:rPr>
@@ -4896,6 +5211,7 @@
       <w:r>
         <w:rPr>
           <w:rFonts w:ascii="Times New Roman" w:hAnsi="Times New Roman"/>
+          <w:b w:val="0"/>
           <w:color w:val="000000"/>
           <w:sz w:val="22"/>
         </w:rPr>
@@ -4943,6 +5259,7 @@
       <w:r>
         <w:rPr>
           <w:rFonts w:ascii="Times New Roman" w:hAnsi="Times New Roman"/>
+          <w:b w:val="0"/>
           <w:color w:val="000000"/>
           <w:sz w:val="22"/>
         </w:rPr>
@@ -4957,6 +5274,7 @@
       <w:r>
         <w:rPr>
           <w:rFonts w:ascii="Times New Roman" w:hAnsi="Times New Roman"/>
+          <w:b w:val="0"/>
           <w:color w:val="000000"/>
           <w:sz w:val="22"/>
         </w:rPr>
@@ -4971,7 +5289,7 @@
       <w:r>
         <w:rPr>
           <w:rFonts w:ascii="Times New Roman" w:hAnsi="Times New Roman"/>
-          <w:b/>
+          <w:b w:val="0"/>
           <w:bCs/>
           <w:color w:val="000000"/>
           <w:sz w:val="22"/>
@@ -4981,14 +5299,16 @@
       <w:r>
         <w:rPr>
           <w:rFonts w:ascii="Times New Roman" w:hAnsi="Times New Roman"/>
-          <w:color w:val="000000"/>
-          <w:sz w:val="22"/>
-        </w:rPr>
-        <w:t xml:space="preserve"> </w:t>
-      </w:r>
-      <w:r>
-        <w:rPr>
-          <w:rFonts w:ascii="Times New Roman" w:hAnsi="Times New Roman"/>
+          <w:b w:val="0"/>
+          <w:color w:val="000000"/>
+          <w:sz w:val="22"/>
+        </w:rPr>
+        <w:t xml:space="preserve"> </w:t>
+      </w:r>
+      <w:r>
+        <w:rPr>
+          <w:rFonts w:ascii="Times New Roman" w:hAnsi="Times New Roman"/>
+          <w:b w:val="0"/>
           <w:color w:val="000000"/>
           <w:sz w:val="22"/>
         </w:rPr>
@@ -4997,14 +5317,16 @@
       <w:r>
         <w:rPr>
           <w:rFonts w:ascii="Times New Roman" w:hAnsi="Times New Roman"/>
-          <w:color w:val="000000"/>
-          <w:sz w:val="22"/>
-        </w:rPr>
-        <w:t xml:space="preserve"> </w:t>
-      </w:r>
-      <w:r>
-        <w:rPr>
-          <w:rFonts w:ascii="Times New Roman" w:hAnsi="Times New Roman"/>
+          <w:b w:val="0"/>
+          <w:color w:val="000000"/>
+          <w:sz w:val="22"/>
+        </w:rPr>
+        <w:t xml:space="preserve"> </w:t>
+      </w:r>
+      <w:r>
+        <w:rPr>
+          <w:rFonts w:ascii="Times New Roman" w:hAnsi="Times New Roman"/>
+          <w:b w:val="0"/>
           <w:i/>
           <w:iCs/>
           <w:color w:val="000000"/>
@@ -5015,14 +5337,16 @@
       <w:r>
         <w:rPr>
           <w:rFonts w:ascii="Times New Roman" w:hAnsi="Times New Roman"/>
-          <w:color w:val="000000"/>
-          <w:sz w:val="22"/>
-        </w:rPr>
-        <w:t xml:space="preserve"> </w:t>
-      </w:r>
-      <w:r>
-        <w:rPr>
-          <w:rFonts w:ascii="Times New Roman" w:hAnsi="Times New Roman"/>
+          <w:b w:val="0"/>
+          <w:color w:val="000000"/>
+          <w:sz w:val="22"/>
+        </w:rPr>
+        <w:t xml:space="preserve"> </w:t>
+      </w:r>
+      <w:r>
+        <w:rPr>
+          <w:rFonts w:ascii="Times New Roman" w:hAnsi="Times New Roman"/>
+          <w:b w:val="0"/>
           <w:color w:val="000000"/>
           <w:sz w:val="22"/>
         </w:rPr>
@@ -5031,6 +5355,7 @@
       <w:r>
         <w:rPr>
           <w:rFonts w:ascii="Times New Roman" w:hAnsi="Times New Roman"/>
+          <w:b w:val="0"/>
           <w:color w:val="000000"/>
           <w:sz w:val="22"/>
         </w:rPr>
@@ -5039,14 +5364,16 @@
       <w:r>
         <w:rPr>
           <w:rFonts w:ascii="Times New Roman" w:hAnsi="Times New Roman"/>
-          <w:color w:val="000000"/>
-          <w:sz w:val="22"/>
-        </w:rPr>
-        <w:t xml:space="preserve"> </w:t>
-      </w:r>
-      <w:r>
-        <w:rPr>
-          <w:rFonts w:ascii="Times New Roman" w:hAnsi="Times New Roman"/>
+          <w:b w:val="0"/>
+          <w:color w:val="000000"/>
+          <w:sz w:val="22"/>
+        </w:rPr>
+        <w:t xml:space="preserve"> </w:t>
+      </w:r>
+      <w:r>
+        <w:rPr>
+          <w:rFonts w:ascii="Times New Roman" w:hAnsi="Times New Roman"/>
+          <w:b w:val="0"/>
           <w:color w:val="000000"/>
           <w:sz w:val="22"/>
         </w:rPr>
@@ -5061,7 +5388,7 @@
       <w:r>
         <w:rPr>
           <w:rFonts w:ascii="Times New Roman" w:hAnsi="Times New Roman"/>
-          <w:b/>
+          <w:b w:val="0"/>
           <w:bCs/>
           <w:color w:val="000000"/>
           <w:sz w:val="22"/>
@@ -5071,14 +5398,16 @@
       <w:r>
         <w:rPr>
           <w:rFonts w:ascii="Times New Roman" w:hAnsi="Times New Roman"/>
-          <w:color w:val="000000"/>
-          <w:sz w:val="22"/>
-        </w:rPr>
-        <w:t xml:space="preserve"> </w:t>
-      </w:r>
-      <w:r>
-        <w:rPr>
-          <w:rFonts w:ascii="Times New Roman" w:hAnsi="Times New Roman"/>
+          <w:b w:val="0"/>
+          <w:color w:val="000000"/>
+          <w:sz w:val="22"/>
+        </w:rPr>
+        <w:t xml:space="preserve"> </w:t>
+      </w:r>
+      <w:r>
+        <w:rPr>
+          <w:rFonts w:ascii="Times New Roman" w:hAnsi="Times New Roman"/>
+          <w:b w:val="0"/>
           <w:color w:val="000000"/>
           <w:sz w:val="22"/>
         </w:rPr>
@@ -5087,14 +5416,16 @@
       <w:r>
         <w:rPr>
           <w:rFonts w:ascii="Times New Roman" w:hAnsi="Times New Roman"/>
-          <w:color w:val="000000"/>
-          <w:sz w:val="22"/>
-        </w:rPr>
-        <w:t xml:space="preserve"> </w:t>
-      </w:r>
-      <w:r>
-        <w:rPr>
-          <w:rFonts w:ascii="Times New Roman" w:hAnsi="Times New Roman"/>
+          <w:b w:val="0"/>
+          <w:color w:val="000000"/>
+          <w:sz w:val="22"/>
+        </w:rPr>
+        <w:t xml:space="preserve"> </w:t>
+      </w:r>
+      <w:r>
+        <w:rPr>
+          <w:rFonts w:ascii="Times New Roman" w:hAnsi="Times New Roman"/>
+          <w:b w:val="0"/>
           <w:i/>
           <w:iCs/>
           <w:color w:val="000000"/>
@@ -5105,14 +5436,16 @@
       <w:r>
         <w:rPr>
           <w:rFonts w:ascii="Times New Roman" w:hAnsi="Times New Roman"/>
-          <w:color w:val="000000"/>
-          <w:sz w:val="22"/>
-        </w:rPr>
-        <w:t xml:space="preserve"> </w:t>
-      </w:r>
-      <w:r>
-        <w:rPr>
-          <w:rFonts w:ascii="Times New Roman" w:hAnsi="Times New Roman"/>
+          <w:b w:val="0"/>
+          <w:color w:val="000000"/>
+          <w:sz w:val="22"/>
+        </w:rPr>
+        <w:t xml:space="preserve"> </w:t>
+      </w:r>
+      <w:r>
+        <w:rPr>
+          <w:rFonts w:ascii="Times New Roman" w:hAnsi="Times New Roman"/>
+          <w:b w:val="0"/>
           <w:color w:val="000000"/>
           <w:sz w:val="22"/>
         </w:rPr>
@@ -5121,6 +5454,7 @@
       <w:r>
         <w:rPr>
           <w:rFonts w:ascii="Times New Roman" w:hAnsi="Times New Roman"/>
+          <w:b w:val="0"/>
           <w:color w:val="000000"/>
           <w:sz w:val="22"/>
         </w:rPr>
@@ -5130,6 +5464,7 @@
         <w:rPr>
           <w:rStyle w:val="VerbatimChar"/>
           <w:rFonts w:ascii="Times New Roman" w:hAnsi="Times New Roman"/>
+          <w:b w:val="0"/>
           <w:color w:val="000000"/>
           <w:sz w:val="22"/>
         </w:rPr>
@@ -5138,14 +5473,16 @@
       <w:r>
         <w:rPr>
           <w:rFonts w:ascii="Times New Roman" w:hAnsi="Times New Roman"/>
-          <w:color w:val="000000"/>
-          <w:sz w:val="22"/>
-        </w:rPr>
-        <w:t xml:space="preserve"> </w:t>
-      </w:r>
-      <w:r>
-        <w:rPr>
-          <w:rFonts w:ascii="Times New Roman" w:hAnsi="Times New Roman"/>
+          <w:b w:val="0"/>
+          <w:color w:val="000000"/>
+          <w:sz w:val="22"/>
+        </w:rPr>
+        <w:t xml:space="preserve"> </w:t>
+      </w:r>
+      <w:r>
+        <w:rPr>
+          <w:rFonts w:ascii="Times New Roman" w:hAnsi="Times New Roman"/>
+          <w:b w:val="0"/>
           <w:color w:val="000000"/>
           <w:sz w:val="22"/>
         </w:rPr>
@@ -5154,14 +5491,16 @@
       <w:r>
         <w:rPr>
           <w:rFonts w:ascii="Times New Roman" w:hAnsi="Times New Roman"/>
-          <w:color w:val="000000"/>
-          <w:sz w:val="22"/>
-        </w:rPr>
-        <w:t xml:space="preserve"> </w:t>
-      </w:r>
-      <w:r>
-        <w:rPr>
-          <w:rFonts w:ascii="Times New Roman" w:hAnsi="Times New Roman"/>
+          <w:b w:val="0"/>
+          <w:color w:val="000000"/>
+          <w:sz w:val="22"/>
+        </w:rPr>
+        <w:t xml:space="preserve"> </w:t>
+      </w:r>
+      <w:r>
+        <w:rPr>
+          <w:rFonts w:ascii="Times New Roman" w:hAnsi="Times New Roman"/>
+          <w:b w:val="0"/>
           <w:i/>
           <w:iCs/>
           <w:color w:val="000000"/>
@@ -5172,14 +5511,16 @@
       <w:r>
         <w:rPr>
           <w:rFonts w:ascii="Times New Roman" w:hAnsi="Times New Roman"/>
-          <w:color w:val="000000"/>
-          <w:sz w:val="22"/>
-        </w:rPr>
-        <w:t xml:space="preserve"> </w:t>
-      </w:r>
-      <w:r>
-        <w:rPr>
-          <w:rFonts w:ascii="Times New Roman" w:hAnsi="Times New Roman"/>
+          <w:b w:val="0"/>
+          <w:color w:val="000000"/>
+          <w:sz w:val="22"/>
+        </w:rPr>
+        <w:t xml:space="preserve"> </w:t>
+      </w:r>
+      <w:r>
+        <w:rPr>
+          <w:rFonts w:ascii="Times New Roman" w:hAnsi="Times New Roman"/>
+          <w:b w:val="0"/>
           <w:color w:val="000000"/>
           <w:sz w:val="22"/>
         </w:rPr>
@@ -5188,6 +5529,7 @@
       <w:r>
         <w:rPr>
           <w:rFonts w:ascii="Times New Roman" w:hAnsi="Times New Roman"/>
+          <w:b w:val="0"/>
           <w:color w:val="000000"/>
           <w:sz w:val="22"/>
           <w:vertAlign w:val="superscript"/>
@@ -5197,6 +5539,7 @@
       <w:r>
         <w:rPr>
           <w:rFonts w:ascii="Times New Roman" w:hAnsi="Times New Roman"/>
+          <w:b w:val="0"/>
           <w:color w:val="000000"/>
           <w:sz w:val="22"/>
         </w:rPr>
@@ -5205,6 +5548,7 @@
       <w:r>
         <w:rPr>
           <w:rFonts w:ascii="Times New Roman" w:hAnsi="Times New Roman"/>
+          <w:b w:val="0"/>
           <w:color w:val="000000"/>
           <w:sz w:val="22"/>
         </w:rPr>
@@ -5214,6 +5558,7 @@
         <w:rPr>
           <w:rStyle w:val="VerbatimChar"/>
           <w:rFonts w:ascii="Times New Roman" w:hAnsi="Times New Roman"/>
+          <w:b w:val="0"/>
           <w:color w:val="000000"/>
           <w:sz w:val="22"/>
         </w:rPr>
@@ -5222,14 +5567,16 @@
       <w:r>
         <w:rPr>
           <w:rFonts w:ascii="Times New Roman" w:hAnsi="Times New Roman"/>
-          <w:color w:val="000000"/>
-          <w:sz w:val="22"/>
-        </w:rPr>
-        <w:t xml:space="preserve"> </w:t>
-      </w:r>
-      <w:r>
-        <w:rPr>
-          <w:rFonts w:ascii="Times New Roman" w:hAnsi="Times New Roman"/>
+          <w:b w:val="0"/>
+          <w:color w:val="000000"/>
+          <w:sz w:val="22"/>
+        </w:rPr>
+        <w:t xml:space="preserve"> </w:t>
+      </w:r>
+      <w:r>
+        <w:rPr>
+          <w:rFonts w:ascii="Times New Roman" w:hAnsi="Times New Roman"/>
+          <w:b w:val="0"/>
           <w:color w:val="000000"/>
           <w:sz w:val="22"/>
         </w:rPr>
@@ -5238,6 +5585,7 @@
       <w:r>
         <w:rPr>
           <w:rFonts w:ascii="Times New Roman" w:hAnsi="Times New Roman"/>
+          <w:b w:val="0"/>
           <w:color w:val="000000"/>
           <w:sz w:val="22"/>
         </w:rPr>
@@ -5247,6 +5595,7 @@
         <w:rPr>
           <w:rStyle w:val="VerbatimChar"/>
           <w:rFonts w:ascii="Times New Roman" w:hAnsi="Times New Roman"/>
+          <w:b w:val="0"/>
           <w:color w:val="000000"/>
           <w:sz w:val="22"/>
         </w:rPr>
@@ -5255,14 +5604,16 @@
       <w:r>
         <w:rPr>
           <w:rFonts w:ascii="Times New Roman" w:hAnsi="Times New Roman"/>
-          <w:color w:val="000000"/>
-          <w:sz w:val="22"/>
-        </w:rPr>
-        <w:t xml:space="preserve"> </w:t>
-      </w:r>
-      <w:r>
-        <w:rPr>
-          <w:rFonts w:ascii="Times New Roman" w:hAnsi="Times New Roman"/>
+          <w:b w:val="0"/>
+          <w:color w:val="000000"/>
+          <w:sz w:val="22"/>
+        </w:rPr>
+        <w:t xml:space="preserve"> </w:t>
+      </w:r>
+      <w:r>
+        <w:rPr>
+          <w:rFonts w:ascii="Times New Roman" w:hAnsi="Times New Roman"/>
+          <w:b w:val="0"/>
           <w:color w:val="000000"/>
           <w:sz w:val="22"/>
         </w:rPr>
@@ -5277,7 +5628,7 @@
       <w:r>
         <w:rPr>
           <w:rFonts w:ascii="Times New Roman" w:hAnsi="Times New Roman"/>
-          <w:b/>
+          <w:b w:val="0"/>
           <w:bCs/>
           <w:color w:val="000000"/>
           <w:sz w:val="22"/>
@@ -5287,14 +5638,16 @@
       <w:r>
         <w:rPr>
           <w:rFonts w:ascii="Times New Roman" w:hAnsi="Times New Roman"/>
-          <w:color w:val="000000"/>
-          <w:sz w:val="22"/>
-        </w:rPr>
-        <w:t xml:space="preserve"> </w:t>
-      </w:r>
-      <w:r>
-        <w:rPr>
-          <w:rFonts w:ascii="Times New Roman" w:hAnsi="Times New Roman"/>
+          <w:b w:val="0"/>
+          <w:color w:val="000000"/>
+          <w:sz w:val="22"/>
+        </w:rPr>
+        <w:t xml:space="preserve"> </w:t>
+      </w:r>
+      <w:r>
+        <w:rPr>
+          <w:rFonts w:ascii="Times New Roman" w:hAnsi="Times New Roman"/>
+          <w:b w:val="0"/>
           <w:color w:val="000000"/>
           <w:sz w:val="22"/>
         </w:rPr>
@@ -5303,14 +5656,16 @@
       <w:r>
         <w:rPr>
           <w:rFonts w:ascii="Times New Roman" w:hAnsi="Times New Roman"/>
-          <w:color w:val="000000"/>
-          <w:sz w:val="22"/>
-        </w:rPr>
-        <w:t xml:space="preserve"> </w:t>
-      </w:r>
-      <w:r>
-        <w:rPr>
-          <w:rFonts w:ascii="Times New Roman" w:hAnsi="Times New Roman"/>
+          <w:b w:val="0"/>
+          <w:color w:val="000000"/>
+          <w:sz w:val="22"/>
+        </w:rPr>
+        <w:t xml:space="preserve"> </w:t>
+      </w:r>
+      <w:r>
+        <w:rPr>
+          <w:rFonts w:ascii="Times New Roman" w:hAnsi="Times New Roman"/>
+          <w:b w:val="0"/>
           <w:i/>
           <w:iCs/>
           <w:color w:val="000000"/>
@@ -5321,14 +5676,16 @@
       <w:r>
         <w:rPr>
           <w:rFonts w:ascii="Times New Roman" w:hAnsi="Times New Roman"/>
-          <w:color w:val="000000"/>
-          <w:sz w:val="22"/>
-        </w:rPr>
-        <w:t xml:space="preserve"> </w:t>
-      </w:r>
-      <w:r>
-        <w:rPr>
-          <w:rFonts w:ascii="Times New Roman" w:hAnsi="Times New Roman"/>
+          <w:b w:val="0"/>
+          <w:color w:val="000000"/>
+          <w:sz w:val="22"/>
+        </w:rPr>
+        <w:t xml:space="preserve"> </w:t>
+      </w:r>
+      <w:r>
+        <w:rPr>
+          <w:rFonts w:ascii="Times New Roman" w:hAnsi="Times New Roman"/>
+          <w:b w:val="0"/>
           <w:color w:val="000000"/>
           <w:sz w:val="22"/>
         </w:rPr>
@@ -5343,7 +5700,7 @@
       <w:r>
         <w:rPr>
           <w:rFonts w:ascii="Times New Roman" w:hAnsi="Times New Roman"/>
-          <w:b/>
+          <w:b w:val="0"/>
           <w:bCs/>
           <w:color w:val="000000"/>
           <w:sz w:val="22"/>
@@ -5353,14 +5710,16 @@
       <w:r>
         <w:rPr>
           <w:rFonts w:ascii="Times New Roman" w:hAnsi="Times New Roman"/>
-          <w:color w:val="000000"/>
-          <w:sz w:val="22"/>
-        </w:rPr>
-        <w:t xml:space="preserve"> </w:t>
-      </w:r>
-      <w:r>
-        <w:rPr>
-          <w:rFonts w:ascii="Times New Roman" w:hAnsi="Times New Roman"/>
+          <w:b w:val="0"/>
+          <w:color w:val="000000"/>
+          <w:sz w:val="22"/>
+        </w:rPr>
+        <w:t xml:space="preserve"> </w:t>
+      </w:r>
+      <w:r>
+        <w:rPr>
+          <w:rFonts w:ascii="Times New Roman" w:hAnsi="Times New Roman"/>
+          <w:b w:val="0"/>
           <w:color w:val="000000"/>
           <w:sz w:val="22"/>
         </w:rPr>
@@ -5369,6 +5728,7 @@
       <w:r>
         <w:rPr>
           <w:rFonts w:ascii="Times New Roman" w:hAnsi="Times New Roman"/>
+          <w:b w:val="0"/>
           <w:i/>
           <w:iCs/>
           <w:color w:val="000000"/>
@@ -5379,14 +5739,16 @@
       <w:r>
         <w:rPr>
           <w:rFonts w:ascii="Times New Roman" w:hAnsi="Times New Roman"/>
-          <w:color w:val="000000"/>
-          <w:sz w:val="22"/>
-        </w:rPr>
-        <w:t xml:space="preserve"> </w:t>
-      </w:r>
-      <w:r>
-        <w:rPr>
-          <w:rFonts w:ascii="Times New Roman" w:hAnsi="Times New Roman"/>
+          <w:b w:val="0"/>
+          <w:color w:val="000000"/>
+          <w:sz w:val="22"/>
+        </w:rPr>
+        <w:t xml:space="preserve"> </w:t>
+      </w:r>
+      <w:r>
+        <w:rPr>
+          <w:rFonts w:ascii="Times New Roman" w:hAnsi="Times New Roman"/>
+          <w:b w:val="0"/>
           <w:color w:val="000000"/>
           <w:sz w:val="22"/>
         </w:rPr>
@@ -5395,6 +5757,7 @@
       <w:r>
         <w:rPr>
           <w:rFonts w:ascii="Times New Roman" w:hAnsi="Times New Roman"/>
+          <w:b w:val="0"/>
           <w:i/>
           <w:iCs/>
           <w:color w:val="000000"/>
@@ -5405,14 +5768,16 @@
       <w:r>
         <w:rPr>
           <w:rFonts w:ascii="Times New Roman" w:hAnsi="Times New Roman"/>
-          <w:color w:val="000000"/>
-          <w:sz w:val="22"/>
-        </w:rPr>
-        <w:t xml:space="preserve"> </w:t>
-      </w:r>
-      <w:r>
-        <w:rPr>
-          <w:rFonts w:ascii="Times New Roman" w:hAnsi="Times New Roman"/>
+          <w:b w:val="0"/>
+          <w:color w:val="000000"/>
+          <w:sz w:val="22"/>
+        </w:rPr>
+        <w:t xml:space="preserve"> </w:t>
+      </w:r>
+      <w:r>
+        <w:rPr>
+          <w:rFonts w:ascii="Times New Roman" w:hAnsi="Times New Roman"/>
+          <w:b w:val="0"/>
           <w:color w:val="000000"/>
           <w:sz w:val="22"/>
         </w:rPr>
@@ -5444,6 +5809,7 @@
       <w:r>
         <w:rPr>
           <w:rFonts w:ascii="Times New Roman" w:hAnsi="Times New Roman"/>
+          <w:b w:val="0"/>
           <w:color w:val="000000"/>
           <w:sz w:val="22"/>
         </w:rPr>
@@ -5452,6 +5818,7 @@
       <w:r>
         <w:rPr>
           <w:rFonts w:ascii="Times New Roman" w:hAnsi="Times New Roman"/>
+          <w:b w:val="0"/>
           <w:color w:val="000000"/>
           <w:sz w:val="22"/>
           <w:vertAlign w:val="superscript"/>
@@ -5461,6 +5828,7 @@
       <w:r>
         <w:rPr>
           <w:rFonts w:ascii="Times New Roman" w:hAnsi="Times New Roman"/>
+          <w:b w:val="0"/>
           <w:color w:val="000000"/>
           <w:sz w:val="22"/>
         </w:rPr>
@@ -5475,6 +5843,7 @@
       <w:r>
         <w:rPr>
           <w:rFonts w:ascii="Times New Roman" w:hAnsi="Times New Roman"/>
+          <w:b w:val="0"/>
           <w:color w:val="000000"/>
           <w:sz w:val="22"/>
         </w:rPr>
@@ -5483,14 +5852,16 @@
       <w:r>
         <w:rPr>
           <w:rFonts w:ascii="Times New Roman" w:hAnsi="Times New Roman"/>
-          <w:color w:val="000000"/>
-          <w:sz w:val="22"/>
-        </w:rPr>
-        <w:t xml:space="preserve"> </w:t>
-      </w:r>
-      <w:r>
-        <w:rPr>
-          <w:rFonts w:ascii="Times New Roman" w:hAnsi="Times New Roman"/>
+          <w:b w:val="0"/>
+          <w:color w:val="000000"/>
+          <w:sz w:val="22"/>
+        </w:rPr>
+        <w:t xml:space="preserve"> </w:t>
+      </w:r>
+      <w:r>
+        <w:rPr>
+          <w:rFonts w:ascii="Times New Roman" w:hAnsi="Times New Roman"/>
+          <w:b w:val="0"/>
           <w:color w:val="000000"/>
           <w:sz w:val="22"/>
         </w:rPr>
@@ -5499,6 +5870,7 @@
       <w:r>
         <w:rPr>
           <w:rFonts w:ascii="Times New Roman" w:hAnsi="Times New Roman"/>
+          <w:b w:val="0"/>
           <w:color w:val="000000"/>
           <w:sz w:val="22"/>
         </w:rPr>
@@ -5507,14 +5879,16 @@
       <w:r>
         <w:rPr>
           <w:rFonts w:ascii="Times New Roman" w:hAnsi="Times New Roman"/>
-          <w:color w:val="000000"/>
-          <w:sz w:val="22"/>
-        </w:rPr>
-        <w:t xml:space="preserve"> </w:t>
-      </w:r>
-      <w:r>
-        <w:rPr>
-          <w:rFonts w:ascii="Times New Roman" w:hAnsi="Times New Roman"/>
+          <w:b w:val="0"/>
+          <w:color w:val="000000"/>
+          <w:sz w:val="22"/>
+        </w:rPr>
+        <w:t xml:space="preserve"> </w:t>
+      </w:r>
+      <w:r>
+        <w:rPr>
+          <w:rFonts w:ascii="Times New Roman" w:hAnsi="Times New Roman"/>
+          <w:b w:val="0"/>
           <w:color w:val="000000"/>
           <w:sz w:val="22"/>
         </w:rPr>
@@ -5523,6 +5897,7 @@
       <w:r>
         <w:rPr>
           <w:rFonts w:ascii="Times New Roman" w:hAnsi="Times New Roman"/>
+          <w:b w:val="0"/>
           <w:color w:val="000000"/>
           <w:sz w:val="22"/>
         </w:rPr>
@@ -5531,14 +5906,16 @@
       <w:r>
         <w:rPr>
           <w:rFonts w:ascii="Times New Roman" w:hAnsi="Times New Roman"/>
-          <w:color w:val="000000"/>
-          <w:sz w:val="22"/>
-        </w:rPr>
-        <w:t xml:space="preserve"> </w:t>
-      </w:r>
-      <w:r>
-        <w:rPr>
-          <w:rFonts w:ascii="Times New Roman" w:hAnsi="Times New Roman"/>
+          <w:b w:val="0"/>
+          <w:color w:val="000000"/>
+          <w:sz w:val="22"/>
+        </w:rPr>
+        <w:t xml:space="preserve"> </w:t>
+      </w:r>
+      <w:r>
+        <w:rPr>
+          <w:rFonts w:ascii="Times New Roman" w:hAnsi="Times New Roman"/>
+          <w:b w:val="0"/>
           <w:color w:val="000000"/>
           <w:sz w:val="22"/>
         </w:rPr>
@@ -5547,6 +5924,7 @@
       <w:r>
         <w:rPr>
           <w:rFonts w:ascii="Times New Roman" w:hAnsi="Times New Roman"/>
+          <w:b w:val="0"/>
           <w:color w:val="000000"/>
           <w:sz w:val="22"/>
         </w:rPr>
@@ -5555,14 +5933,16 @@
       <w:r>
         <w:rPr>
           <w:rFonts w:ascii="Times New Roman" w:hAnsi="Times New Roman"/>
-          <w:color w:val="000000"/>
-          <w:sz w:val="22"/>
-        </w:rPr>
-        <w:t xml:space="preserve"> </w:t>
-      </w:r>
-      <w:r>
-        <w:rPr>
-          <w:rFonts w:ascii="Times New Roman" w:hAnsi="Times New Roman"/>
+          <w:b w:val="0"/>
+          <w:color w:val="000000"/>
+          <w:sz w:val="22"/>
+        </w:rPr>
+        <w:t xml:space="preserve"> </w:t>
+      </w:r>
+      <w:r>
+        <w:rPr>
+          <w:rFonts w:ascii="Times New Roman" w:hAnsi="Times New Roman"/>
+          <w:b w:val="0"/>
           <w:color w:val="000000"/>
           <w:sz w:val="22"/>
         </w:rPr>
@@ -5571,6 +5951,7 @@
       <w:r>
         <w:rPr>
           <w:rFonts w:ascii="Times New Roman" w:hAnsi="Times New Roman"/>
+          <w:b w:val="0"/>
           <w:color w:val="000000"/>
           <w:sz w:val="22"/>
         </w:rPr>
@@ -5585,7 +5966,7 @@
       <w:r>
         <w:rPr>
           <w:rFonts w:ascii="Times New Roman" w:hAnsi="Times New Roman"/>
-          <w:b/>
+          <w:b w:val="0"/>
           <w:bCs/>
           <w:color w:val="000000"/>
           <w:sz w:val="22"/>
@@ -5595,14 +5976,16 @@
       <w:r>
         <w:rPr>
           <w:rFonts w:ascii="Times New Roman" w:hAnsi="Times New Roman"/>
-          <w:color w:val="000000"/>
-          <w:sz w:val="22"/>
-        </w:rPr>
-        <w:t xml:space="preserve"> </w:t>
-      </w:r>
-      <w:r>
-        <w:rPr>
-          <w:rFonts w:ascii="Times New Roman" w:hAnsi="Times New Roman"/>
+          <w:b w:val="0"/>
+          <w:color w:val="000000"/>
+          <w:sz w:val="22"/>
+        </w:rPr>
+        <w:t xml:space="preserve"> </w:t>
+      </w:r>
+      <w:r>
+        <w:rPr>
+          <w:rFonts w:ascii="Times New Roman" w:hAnsi="Times New Roman"/>
+          <w:b w:val="0"/>
           <w:color w:val="000000"/>
           <w:sz w:val="22"/>
         </w:rPr>
@@ -5611,6 +5994,7 @@
       <w:r>
         <w:rPr>
           <w:rFonts w:ascii="Times New Roman" w:hAnsi="Times New Roman"/>
+          <w:b w:val="0"/>
           <w:color w:val="000000"/>
           <w:sz w:val="22"/>
           <w:vertAlign w:val="superscript"/>
@@ -5620,6 +6004,7 @@
       <w:r>
         <w:rPr>
           <w:rFonts w:ascii="Times New Roman" w:hAnsi="Times New Roman"/>
+          <w:b w:val="0"/>
           <w:color w:val="000000"/>
           <w:sz w:val="22"/>
         </w:rPr>
@@ -5628,14 +6013,16 @@
       <w:r>
         <w:rPr>
           <w:rFonts w:ascii="Times New Roman" w:hAnsi="Times New Roman"/>
-          <w:color w:val="000000"/>
-          <w:sz w:val="22"/>
-        </w:rPr>
-        <w:t xml:space="preserve"> </w:t>
-      </w:r>
-      <w:r>
-        <w:rPr>
-          <w:rFonts w:ascii="Times New Roman" w:hAnsi="Times New Roman"/>
+          <w:b w:val="0"/>
+          <w:color w:val="000000"/>
+          <w:sz w:val="22"/>
+        </w:rPr>
+        <w:t xml:space="preserve"> </w:t>
+      </w:r>
+      <w:r>
+        <w:rPr>
+          <w:rFonts w:ascii="Times New Roman" w:hAnsi="Times New Roman"/>
+          <w:b w:val="0"/>
           <w:color w:val="000000"/>
           <w:sz w:val="22"/>
         </w:rPr>
@@ -5644,6 +6031,7 @@
       <w:r>
         <w:rPr>
           <w:rFonts w:ascii="Times New Roman" w:hAnsi="Times New Roman"/>
+          <w:b w:val="0"/>
           <w:color w:val="000000"/>
           <w:sz w:val="22"/>
         </w:rPr>
@@ -5652,14 +6040,16 @@
       <w:r>
         <w:rPr>
           <w:rFonts w:ascii="Times New Roman" w:hAnsi="Times New Roman"/>
-          <w:color w:val="000000"/>
-          <w:sz w:val="22"/>
-        </w:rPr>
-        <w:t xml:space="preserve"> </w:t>
-      </w:r>
-      <w:r>
-        <w:rPr>
-          <w:rFonts w:ascii="Times New Roman" w:hAnsi="Times New Roman"/>
+          <w:b w:val="0"/>
+          <w:color w:val="000000"/>
+          <w:sz w:val="22"/>
+        </w:rPr>
+        <w:t xml:space="preserve"> </w:t>
+      </w:r>
+      <w:r>
+        <w:rPr>
+          <w:rFonts w:ascii="Times New Roman" w:hAnsi="Times New Roman"/>
+          <w:b w:val="0"/>
           <w:color w:val="000000"/>
           <w:sz w:val="22"/>
         </w:rPr>
@@ -5668,6 +6058,7 @@
       <w:r>
         <w:rPr>
           <w:rFonts w:ascii="Times New Roman" w:hAnsi="Times New Roman"/>
+          <w:b w:val="0"/>
           <w:color w:val="000000"/>
           <w:sz w:val="22"/>
         </w:rPr>
@@ -5676,6 +6067,7 @@
       <w:r>
         <w:rPr>
           <w:rFonts w:ascii="Times New Roman" w:hAnsi="Times New Roman"/>
+          <w:b w:val="0"/>
           <w:color w:val="000000"/>
           <w:sz w:val="22"/>
         </w:rPr>
@@ -5684,6 +6076,7 @@
       <w:r>
         <w:rPr>
           <w:rFonts w:ascii="Times New Roman" w:hAnsi="Times New Roman"/>
+          <w:b w:val="0"/>
           <w:color w:val="000000"/>
           <w:sz w:val="22"/>
         </w:rPr>
@@ -5692,6 +6085,7 @@
       <w:r>
         <w:rPr>
           <w:rFonts w:ascii="Times New Roman" w:hAnsi="Times New Roman"/>
+          <w:b w:val="0"/>
           <w:color w:val="000000"/>
           <w:sz w:val="22"/>
         </w:rPr>
@@ -5700,14 +6094,16 @@
       <w:r>
         <w:rPr>
           <w:rFonts w:ascii="Times New Roman" w:hAnsi="Times New Roman"/>
-          <w:color w:val="000000"/>
-          <w:sz w:val="22"/>
-        </w:rPr>
-        <w:t xml:space="preserve"> </w:t>
-      </w:r>
-      <w:r>
-        <w:rPr>
-          <w:rFonts w:ascii="Times New Roman" w:hAnsi="Times New Roman"/>
+          <w:b w:val="0"/>
+          <w:color w:val="000000"/>
+          <w:sz w:val="22"/>
+        </w:rPr>
+        <w:t xml:space="preserve"> </w:t>
+      </w:r>
+      <w:r>
+        <w:rPr>
+          <w:rFonts w:ascii="Times New Roman" w:hAnsi="Times New Roman"/>
+          <w:b w:val="0"/>
           <w:color w:val="000000"/>
           <w:sz w:val="22"/>
         </w:rPr>
@@ -5716,14 +6112,16 @@
       <w:r>
         <w:rPr>
           <w:rFonts w:ascii="Times New Roman" w:hAnsi="Times New Roman"/>
-          <w:color w:val="000000"/>
-          <w:sz w:val="22"/>
-        </w:rPr>
-        <w:t xml:space="preserve"> </w:t>
-      </w:r>
-      <w:r>
-        <w:rPr>
-          <w:rFonts w:ascii="Times New Roman" w:hAnsi="Times New Roman"/>
+          <w:b w:val="0"/>
+          <w:color w:val="000000"/>
+          <w:sz w:val="22"/>
+        </w:rPr>
+        <w:t xml:space="preserve"> </w:t>
+      </w:r>
+      <w:r>
+        <w:rPr>
+          <w:rFonts w:ascii="Times New Roman" w:hAnsi="Times New Roman"/>
+          <w:b w:val="0"/>
           <w:color w:val="000000"/>
           <w:sz w:val="22"/>
         </w:rPr>
@@ -5732,14 +6130,16 @@
       <w:r>
         <w:rPr>
           <w:rFonts w:ascii="Times New Roman" w:hAnsi="Times New Roman"/>
-          <w:color w:val="000000"/>
-          <w:sz w:val="22"/>
-        </w:rPr>
-        <w:t xml:space="preserve"> </w:t>
-      </w:r>
-      <w:r>
-        <w:rPr>
-          <w:rFonts w:ascii="Times New Roman" w:hAnsi="Times New Roman"/>
+          <w:b w:val="0"/>
+          <w:color w:val="000000"/>
+          <w:sz w:val="22"/>
+        </w:rPr>
+        <w:t xml:space="preserve"> </w:t>
+      </w:r>
+      <w:r>
+        <w:rPr>
+          <w:rFonts w:ascii="Times New Roman" w:hAnsi="Times New Roman"/>
+          <w:b w:val="0"/>
           <w:color w:val="000000"/>
           <w:sz w:val="22"/>
         </w:rPr>
@@ -5748,14 +6148,16 @@
       <w:r>
         <w:rPr>
           <w:rFonts w:ascii="Times New Roman" w:hAnsi="Times New Roman"/>
-          <w:color w:val="000000"/>
-          <w:sz w:val="22"/>
-        </w:rPr>
-        <w:t xml:space="preserve"> </w:t>
-      </w:r>
-      <w:r>
-        <w:rPr>
-          <w:rFonts w:ascii="Times New Roman" w:hAnsi="Times New Roman"/>
+          <w:b w:val="0"/>
+          <w:color w:val="000000"/>
+          <w:sz w:val="22"/>
+        </w:rPr>
+        <w:t xml:space="preserve"> </w:t>
+      </w:r>
+      <w:r>
+        <w:rPr>
+          <w:rFonts w:ascii="Times New Roman" w:hAnsi="Times New Roman"/>
+          <w:b w:val="0"/>
           <w:color w:val="000000"/>
           <w:sz w:val="22"/>
         </w:rPr>
@@ -5764,14 +6166,16 @@
       <w:r>
         <w:rPr>
           <w:rFonts w:ascii="Times New Roman" w:hAnsi="Times New Roman"/>
-          <w:color w:val="000000"/>
-          <w:sz w:val="22"/>
-        </w:rPr>
-        <w:t xml:space="preserve"> </w:t>
-      </w:r>
-      <w:r>
-        <w:rPr>
-          <w:rFonts w:ascii="Times New Roman" w:hAnsi="Times New Roman"/>
+          <w:b w:val="0"/>
+          <w:color w:val="000000"/>
+          <w:sz w:val="22"/>
+        </w:rPr>
+        <w:t xml:space="preserve"> </w:t>
+      </w:r>
+      <w:r>
+        <w:rPr>
+          <w:rFonts w:ascii="Times New Roman" w:hAnsi="Times New Roman"/>
+          <w:b w:val="0"/>
           <w:color w:val="000000"/>
           <w:sz w:val="22"/>
         </w:rPr>
@@ -5780,14 +6184,16 @@
       <w:r>
         <w:rPr>
           <w:rFonts w:ascii="Times New Roman" w:hAnsi="Times New Roman"/>
-          <w:color w:val="000000"/>
-          <w:sz w:val="22"/>
-        </w:rPr>
-        <w:t xml:space="preserve"> </w:t>
-      </w:r>
-      <w:r>
-        <w:rPr>
-          <w:rFonts w:ascii="Times New Roman" w:hAnsi="Times New Roman"/>
+          <w:b w:val="0"/>
+          <w:color w:val="000000"/>
+          <w:sz w:val="22"/>
+        </w:rPr>
+        <w:t xml:space="preserve"> </w:t>
+      </w:r>
+      <w:r>
+        <w:rPr>
+          <w:rFonts w:ascii="Times New Roman" w:hAnsi="Times New Roman"/>
+          <w:b w:val="0"/>
           <w:i/>
           <w:iCs/>
           <w:color w:val="000000"/>
@@ -5798,14 +6204,16 @@
       <w:r>
         <w:rPr>
           <w:rFonts w:ascii="Times New Roman" w:hAnsi="Times New Roman"/>
-          <w:color w:val="000000"/>
-          <w:sz w:val="22"/>
-        </w:rPr>
-        <w:t xml:space="preserve"> </w:t>
-      </w:r>
-      <w:r>
-        <w:rPr>
-          <w:rFonts w:ascii="Times New Roman" w:hAnsi="Times New Roman"/>
+          <w:b w:val="0"/>
+          <w:color w:val="000000"/>
+          <w:sz w:val="22"/>
+        </w:rPr>
+        <w:t xml:space="preserve"> </w:t>
+      </w:r>
+      <w:r>
+        <w:rPr>
+          <w:rFonts w:ascii="Times New Roman" w:hAnsi="Times New Roman"/>
+          <w:b w:val="0"/>
           <w:color w:val="000000"/>
           <w:sz w:val="22"/>
         </w:rPr>
@@ -5820,7 +6228,7 @@
       <w:r>
         <w:rPr>
           <w:rFonts w:ascii="Times New Roman" w:hAnsi="Times New Roman"/>
-          <w:b/>
+          <w:b w:val="0"/>
           <w:bCs/>
           <w:color w:val="000000"/>
           <w:sz w:val="22"/>
@@ -5830,14 +6238,16 @@
       <w:r>
         <w:rPr>
           <w:rFonts w:ascii="Times New Roman" w:hAnsi="Times New Roman"/>
-          <w:color w:val="000000"/>
-          <w:sz w:val="22"/>
-        </w:rPr>
-        <w:t xml:space="preserve"> </w:t>
-      </w:r>
-      <w:r>
-        <w:rPr>
-          <w:rFonts w:ascii="Times New Roman" w:hAnsi="Times New Roman"/>
+          <w:b w:val="0"/>
+          <w:color w:val="000000"/>
+          <w:sz w:val="22"/>
+        </w:rPr>
+        <w:t xml:space="preserve"> </w:t>
+      </w:r>
+      <w:r>
+        <w:rPr>
+          <w:rFonts w:ascii="Times New Roman" w:hAnsi="Times New Roman"/>
+          <w:b w:val="0"/>
           <w:color w:val="000000"/>
           <w:sz w:val="22"/>
         </w:rPr>
@@ -5852,7 +6262,7 @@
       <w:r>
         <w:rPr>
           <w:rFonts w:ascii="Times New Roman" w:hAnsi="Times New Roman"/>
-          <w:b/>
+          <w:b w:val="0"/>
           <w:bCs/>
           <w:color w:val="000000"/>
           <w:sz w:val="22"/>
@@ -5862,14 +6272,16 @@
       <w:r>
         <w:rPr>
           <w:rFonts w:ascii="Times New Roman" w:hAnsi="Times New Roman"/>
-          <w:color w:val="000000"/>
-          <w:sz w:val="22"/>
-        </w:rPr>
-        <w:t xml:space="preserve"> </w:t>
-      </w:r>
-      <w:r>
-        <w:rPr>
-          <w:rFonts w:ascii="Times New Roman" w:hAnsi="Times New Roman"/>
+          <w:b w:val="0"/>
+          <w:color w:val="000000"/>
+          <w:sz w:val="22"/>
+        </w:rPr>
+        <w:t xml:space="preserve"> </w:t>
+      </w:r>
+      <w:r>
+        <w:rPr>
+          <w:rFonts w:ascii="Times New Roman" w:hAnsi="Times New Roman"/>
+          <w:b w:val="0"/>
           <w:color w:val="000000"/>
           <w:sz w:val="22"/>
         </w:rPr>
@@ -5878,14 +6290,16 @@
       <w:r>
         <w:rPr>
           <w:rFonts w:ascii="Times New Roman" w:hAnsi="Times New Roman"/>
-          <w:color w:val="000000"/>
-          <w:sz w:val="22"/>
-        </w:rPr>
-        <w:t xml:space="preserve"> </w:t>
-      </w:r>
-      <w:r>
-        <w:rPr>
-          <w:rFonts w:ascii="Times New Roman" w:hAnsi="Times New Roman"/>
+          <w:b w:val="0"/>
+          <w:color w:val="000000"/>
+          <w:sz w:val="22"/>
+        </w:rPr>
+        <w:t xml:space="preserve"> </w:t>
+      </w:r>
+      <w:r>
+        <w:rPr>
+          <w:rFonts w:ascii="Times New Roman" w:hAnsi="Times New Roman"/>
+          <w:b w:val="0"/>
           <w:i/>
           <w:iCs/>
           <w:color w:val="000000"/>
@@ -5896,6 +6310,7 @@
       <w:r>
         <w:rPr>
           <w:rFonts w:ascii="Times New Roman" w:hAnsi="Times New Roman"/>
+          <w:b w:val="0"/>
           <w:color w:val="000000"/>
           <w:sz w:val="22"/>
         </w:rPr>
@@ -5904,14 +6319,16 @@
       <w:r>
         <w:rPr>
           <w:rFonts w:ascii="Times New Roman" w:hAnsi="Times New Roman"/>
-          <w:color w:val="000000"/>
-          <w:sz w:val="22"/>
-        </w:rPr>
-        <w:t xml:space="preserve"> </w:t>
-      </w:r>
-      <w:r>
-        <w:rPr>
-          <w:rFonts w:ascii="Times New Roman" w:hAnsi="Times New Roman"/>
+          <w:b w:val="0"/>
+          <w:color w:val="000000"/>
+          <w:sz w:val="22"/>
+        </w:rPr>
+        <w:t xml:space="preserve"> </w:t>
+      </w:r>
+      <w:r>
+        <w:rPr>
+          <w:rFonts w:ascii="Times New Roman" w:hAnsi="Times New Roman"/>
+          <w:b w:val="0"/>
           <w:i/>
           <w:iCs/>
           <w:color w:val="000000"/>
@@ -5922,6 +6339,7 @@
       <w:r>
         <w:rPr>
           <w:rFonts w:ascii="Times New Roman" w:hAnsi="Times New Roman"/>
+          <w:b w:val="0"/>
           <w:color w:val="000000"/>
           <w:sz w:val="22"/>
         </w:rPr>
@@ -5953,6 +6371,7 @@
       <w:r>
         <w:rPr>
           <w:rFonts w:ascii="Times New Roman" w:hAnsi="Times New Roman"/>
+          <w:b w:val="0"/>
           <w:color w:val="000000"/>
           <w:sz w:val="22"/>
         </w:rPr>
@@ -5961,14 +6380,16 @@
       <w:r>
         <w:rPr>
           <w:rFonts w:ascii="Times New Roman" w:hAnsi="Times New Roman"/>
-          <w:color w:val="000000"/>
-          <w:sz w:val="22"/>
-        </w:rPr>
-        <w:t xml:space="preserve"> </w:t>
-      </w:r>
-      <w:r>
-        <w:rPr>
-          <w:rFonts w:ascii="Times New Roman" w:hAnsi="Times New Roman"/>
+          <w:b w:val="0"/>
+          <w:color w:val="000000"/>
+          <w:sz w:val="22"/>
+        </w:rPr>
+        <w:t xml:space="preserve"> </w:t>
+      </w:r>
+      <w:r>
+        <w:rPr>
+          <w:rFonts w:ascii="Times New Roman" w:hAnsi="Times New Roman"/>
+          <w:b w:val="0"/>
           <w:color w:val="000000"/>
           <w:sz w:val="22"/>
         </w:rPr>
@@ -5977,6 +6398,7 @@
       <w:r>
         <w:rPr>
           <w:rFonts w:ascii="Times New Roman" w:hAnsi="Times New Roman"/>
+          <w:b w:val="0"/>
           <w:color w:val="000000"/>
           <w:sz w:val="22"/>
         </w:rPr>
@@ -5985,14 +6407,16 @@
       <w:r>
         <w:rPr>
           <w:rFonts w:ascii="Times New Roman" w:hAnsi="Times New Roman"/>
-          <w:color w:val="000000"/>
-          <w:sz w:val="22"/>
-        </w:rPr>
-        <w:t xml:space="preserve"> </w:t>
-      </w:r>
-      <w:r>
-        <w:rPr>
-          <w:rFonts w:ascii="Times New Roman" w:hAnsi="Times New Roman"/>
+          <w:b w:val="0"/>
+          <w:color w:val="000000"/>
+          <w:sz w:val="22"/>
+        </w:rPr>
+        <w:t xml:space="preserve"> </w:t>
+      </w:r>
+      <w:r>
+        <w:rPr>
+          <w:rFonts w:ascii="Times New Roman" w:hAnsi="Times New Roman"/>
+          <w:b w:val="0"/>
           <w:color w:val="000000"/>
           <w:sz w:val="22"/>
         </w:rPr>
@@ -6001,6 +6425,7 @@
       <w:r>
         <w:rPr>
           <w:rFonts w:ascii="Times New Roman" w:hAnsi="Times New Roman"/>
+          <w:b w:val="0"/>
           <w:color w:val="000000"/>
           <w:sz w:val="22"/>
         </w:rPr>
@@ -6009,14 +6434,16 @@
       <w:r>
         <w:rPr>
           <w:rFonts w:ascii="Times New Roman" w:hAnsi="Times New Roman"/>
-          <w:color w:val="000000"/>
-          <w:sz w:val="22"/>
-        </w:rPr>
-        <w:t xml:space="preserve"> </w:t>
-      </w:r>
-      <w:r>
-        <w:rPr>
-          <w:rFonts w:ascii="Times New Roman" w:hAnsi="Times New Roman"/>
+          <w:b w:val="0"/>
+          <w:color w:val="000000"/>
+          <w:sz w:val="22"/>
+        </w:rPr>
+        <w:t xml:space="preserve"> </w:t>
+      </w:r>
+      <w:r>
+        <w:rPr>
+          <w:rFonts w:ascii="Times New Roman" w:hAnsi="Times New Roman"/>
+          <w:b w:val="0"/>
           <w:color w:val="000000"/>
           <w:sz w:val="22"/>
         </w:rPr>
@@ -6025,6 +6452,7 @@
       <w:r>
         <w:rPr>
           <w:rFonts w:ascii="Times New Roman" w:hAnsi="Times New Roman"/>
+          <w:b w:val="0"/>
           <w:color w:val="000000"/>
           <w:sz w:val="22"/>
         </w:rPr>
@@ -6033,14 +6461,16 @@
       <w:r>
         <w:rPr>
           <w:rFonts w:ascii="Times New Roman" w:hAnsi="Times New Roman"/>
-          <w:color w:val="000000"/>
-          <w:sz w:val="22"/>
-        </w:rPr>
-        <w:t xml:space="preserve"> </w:t>
-      </w:r>
-      <w:r>
-        <w:rPr>
-          <w:rFonts w:ascii="Times New Roman" w:hAnsi="Times New Roman"/>
+          <w:b w:val="0"/>
+          <w:color w:val="000000"/>
+          <w:sz w:val="22"/>
+        </w:rPr>
+        <w:t xml:space="preserve"> </w:t>
+      </w:r>
+      <w:r>
+        <w:rPr>
+          <w:rFonts w:ascii="Times New Roman" w:hAnsi="Times New Roman"/>
+          <w:b w:val="0"/>
           <w:color w:val="000000"/>
           <w:sz w:val="22"/>
         </w:rPr>
@@ -6049,6 +6479,7 @@
       <w:r>
         <w:rPr>
           <w:rFonts w:ascii="Times New Roman" w:hAnsi="Times New Roman"/>
+          <w:b w:val="0"/>
           <w:color w:val="000000"/>
           <w:sz w:val="22"/>
         </w:rPr>
@@ -6057,14 +6488,16 @@
       <w:r>
         <w:rPr>
           <w:rFonts w:ascii="Times New Roman" w:hAnsi="Times New Roman"/>
-          <w:color w:val="000000"/>
-          <w:sz w:val="22"/>
-        </w:rPr>
-        <w:t xml:space="preserve"> </w:t>
-      </w:r>
-      <w:r>
-        <w:rPr>
-          <w:rFonts w:ascii="Times New Roman" w:hAnsi="Times New Roman"/>
+          <w:b w:val="0"/>
+          <w:color w:val="000000"/>
+          <w:sz w:val="22"/>
+        </w:rPr>
+        <w:t xml:space="preserve"> </w:t>
+      </w:r>
+      <w:r>
+        <w:rPr>
+          <w:rFonts w:ascii="Times New Roman" w:hAnsi="Times New Roman"/>
+          <w:b w:val="0"/>
           <w:color w:val="000000"/>
           <w:sz w:val="22"/>
         </w:rPr>
@@ -6073,6 +6506,7 @@
       <w:r>
         <w:rPr>
           <w:rFonts w:ascii="Times New Roman" w:hAnsi="Times New Roman"/>
+          <w:b w:val="0"/>
           <w:color w:val="000000"/>
           <w:sz w:val="22"/>
         </w:rPr>
@@ -6087,6 +6521,7 @@
       <w:r>
         <w:rPr>
           <w:rFonts w:ascii="Times New Roman" w:hAnsi="Times New Roman"/>
+          <w:b w:val="0"/>
           <w:color w:val="000000"/>
           <w:sz w:val="22"/>
         </w:rPr>
@@ -6095,6 +6530,7 @@
       <w:r>
         <w:rPr>
           <w:rFonts w:ascii="Times New Roman" w:hAnsi="Times New Roman"/>
+          <w:b w:val="0"/>
           <w:color w:val="000000"/>
           <w:sz w:val="22"/>
           <w:vertAlign w:val="superscript"/>
@@ -6104,6 +6540,7 @@
       <w:r>
         <w:rPr>
           <w:rFonts w:ascii="Times New Roman" w:hAnsi="Times New Roman"/>
+          <w:b w:val="0"/>
           <w:color w:val="000000"/>
           <w:sz w:val="22"/>
         </w:rPr>
@@ -6112,6 +6549,7 @@
       <w:r>
         <w:rPr>
           <w:rFonts w:ascii="Times New Roman" w:hAnsi="Times New Roman"/>
+          <w:b w:val="0"/>
           <w:color w:val="000000"/>
           <w:sz w:val="22"/>
           <w:vertAlign w:val="superscript"/>
@@ -6121,6 +6559,7 @@
       <w:r>
         <w:rPr>
           <w:rFonts w:ascii="Times New Roman" w:hAnsi="Times New Roman"/>
+          <w:b w:val="0"/>
           <w:color w:val="000000"/>
           <w:sz w:val="22"/>
         </w:rPr>
@@ -6129,14 +6568,16 @@
       <w:r>
         <w:rPr>
           <w:rFonts w:ascii="Times New Roman" w:hAnsi="Times New Roman"/>
-          <w:color w:val="000000"/>
-          <w:sz w:val="22"/>
-        </w:rPr>
-        <w:t xml:space="preserve"> </w:t>
-      </w:r>
-      <w:r>
-        <w:rPr>
-          <w:rFonts w:ascii="Times New Roman" w:hAnsi="Times New Roman"/>
+          <w:b w:val="0"/>
+          <w:color w:val="000000"/>
+          <w:sz w:val="22"/>
+        </w:rPr>
+        <w:t xml:space="preserve"> </w:t>
+      </w:r>
+      <w:r>
+        <w:rPr>
+          <w:rFonts w:ascii="Times New Roman" w:hAnsi="Times New Roman"/>
+          <w:b w:val="0"/>
           <w:i/>
           <w:iCs/>
           <w:color w:val="000000"/>
@@ -6147,6 +6588,7 @@
       <w:r>
         <w:rPr>
           <w:rFonts w:ascii="Times New Roman" w:hAnsi="Times New Roman"/>
+          <w:b w:val="0"/>
           <w:color w:val="000000"/>
           <w:sz w:val="22"/>
         </w:rPr>
@@ -6178,6 +6620,7 @@
       <w:r>
         <w:rPr>
           <w:rFonts w:ascii="Times New Roman" w:hAnsi="Times New Roman"/>
+          <w:b w:val="0"/>
           <w:color w:val="000000"/>
           <w:sz w:val="22"/>
         </w:rPr>
@@ -6186,6 +6629,7 @@
       <w:r>
         <w:rPr>
           <w:rFonts w:ascii="Times New Roman" w:hAnsi="Times New Roman"/>
+          <w:b w:val="0"/>
           <w:i/>
           <w:iCs/>
           <w:color w:val="000000"/>
@@ -6196,14 +6640,16 @@
       <w:r>
         <w:rPr>
           <w:rFonts w:ascii="Times New Roman" w:hAnsi="Times New Roman"/>
-          <w:color w:val="000000"/>
-          <w:sz w:val="22"/>
-        </w:rPr>
-        <w:t xml:space="preserve"> </w:t>
-      </w:r>
-      <w:r>
-        <w:rPr>
-          <w:rFonts w:ascii="Times New Roman" w:hAnsi="Times New Roman"/>
+          <w:b w:val="0"/>
+          <w:color w:val="000000"/>
+          <w:sz w:val="22"/>
+        </w:rPr>
+        <w:t xml:space="preserve"> </w:t>
+      </w:r>
+      <w:r>
+        <w:rPr>
+          <w:rFonts w:ascii="Times New Roman" w:hAnsi="Times New Roman"/>
+          <w:b w:val="0"/>
           <w:color w:val="000000"/>
           <w:sz w:val="22"/>
         </w:rPr>
@@ -6212,14 +6658,16 @@
       <w:r>
         <w:rPr>
           <w:rFonts w:ascii="Times New Roman" w:hAnsi="Times New Roman"/>
-          <w:color w:val="000000"/>
-          <w:sz w:val="22"/>
-        </w:rPr>
-        <w:t xml:space="preserve"> </w:t>
-      </w:r>
-      <w:r>
-        <w:rPr>
-          <w:rFonts w:ascii="Times New Roman" w:hAnsi="Times New Roman"/>
+          <w:b w:val="0"/>
+          <w:color w:val="000000"/>
+          <w:sz w:val="22"/>
+        </w:rPr>
+        <w:t xml:space="preserve"> </w:t>
+      </w:r>
+      <w:r>
+        <w:rPr>
+          <w:rFonts w:ascii="Times New Roman" w:hAnsi="Times New Roman"/>
+          <w:b w:val="0"/>
           <w:color w:val="000000"/>
           <w:sz w:val="22"/>
         </w:rPr>
@@ -6228,14 +6676,16 @@
       <w:r>
         <w:rPr>
           <w:rFonts w:ascii="Times New Roman" w:hAnsi="Times New Roman"/>
-          <w:color w:val="000000"/>
-          <w:sz w:val="22"/>
-        </w:rPr>
-        <w:t xml:space="preserve"> </w:t>
-      </w:r>
-      <w:r>
-        <w:rPr>
-          <w:rFonts w:ascii="Times New Roman" w:hAnsi="Times New Roman"/>
+          <w:b w:val="0"/>
+          <w:color w:val="000000"/>
+          <w:sz w:val="22"/>
+        </w:rPr>
+        <w:t xml:space="preserve"> </w:t>
+      </w:r>
+      <w:r>
+        <w:rPr>
+          <w:rFonts w:ascii="Times New Roman" w:hAnsi="Times New Roman"/>
+          <w:b w:val="0"/>
           <w:color w:val="000000"/>
           <w:sz w:val="22"/>
         </w:rPr>
@@ -6244,14 +6694,16 @@
       <w:r>
         <w:rPr>
           <w:rFonts w:ascii="Times New Roman" w:hAnsi="Times New Roman"/>
-          <w:color w:val="000000"/>
-          <w:sz w:val="22"/>
-        </w:rPr>
-        <w:t xml:space="preserve"> </w:t>
-      </w:r>
-      <w:r>
-        <w:rPr>
-          <w:rFonts w:ascii="Times New Roman" w:hAnsi="Times New Roman"/>
+          <w:b w:val="0"/>
+          <w:color w:val="000000"/>
+          <w:sz w:val="22"/>
+        </w:rPr>
+        <w:t xml:space="preserve"> </w:t>
+      </w:r>
+      <w:r>
+        <w:rPr>
+          <w:rFonts w:ascii="Times New Roman" w:hAnsi="Times New Roman"/>
+          <w:b w:val="0"/>
           <w:color w:val="000000"/>
           <w:sz w:val="22"/>
         </w:rPr>
@@ -6260,14 +6712,16 @@
       <w:r>
         <w:rPr>
           <w:rFonts w:ascii="Times New Roman" w:hAnsi="Times New Roman"/>
-          <w:color w:val="000000"/>
-          <w:sz w:val="22"/>
-        </w:rPr>
-        <w:t xml:space="preserve"> </w:t>
-      </w:r>
-      <w:r>
-        <w:rPr>
-          <w:rFonts w:ascii="Times New Roman" w:hAnsi="Times New Roman"/>
+          <w:b w:val="0"/>
+          <w:color w:val="000000"/>
+          <w:sz w:val="22"/>
+        </w:rPr>
+        <w:t xml:space="preserve"> </w:t>
+      </w:r>
+      <w:r>
+        <w:rPr>
+          <w:rFonts w:ascii="Times New Roman" w:hAnsi="Times New Roman"/>
+          <w:b w:val="0"/>
           <w:color w:val="000000"/>
           <w:sz w:val="22"/>
         </w:rPr>
@@ -6299,6 +6753,7 @@
       <w:r>
         <w:rPr>
           <w:rFonts w:ascii="Times New Roman" w:hAnsi="Times New Roman"/>
+          <w:b w:val="0"/>
           <w:color w:val="000000"/>
           <w:sz w:val="22"/>
         </w:rPr>
@@ -6313,6 +6768,7 @@
       <w:r>
         <w:rPr>
           <w:rFonts w:ascii="Times New Roman" w:hAnsi="Times New Roman"/>
+          <w:b w:val="0"/>
           <w:color w:val="000000"/>
           <w:sz w:val="22"/>
         </w:rPr>
@@ -6321,6 +6777,7 @@
       <w:r>
         <w:rPr>
           <w:rFonts w:ascii="Times New Roman" w:hAnsi="Times New Roman"/>
+          <w:b w:val="0"/>
           <w:i/>
           <w:iCs/>
           <w:color w:val="000000"/>
@@ -6331,14 +6788,16 @@
       <w:r>
         <w:rPr>
           <w:rFonts w:ascii="Times New Roman" w:hAnsi="Times New Roman"/>
-          <w:color w:val="000000"/>
-          <w:sz w:val="22"/>
-        </w:rPr>
-        <w:t xml:space="preserve"> </w:t>
-      </w:r>
-      <w:r>
-        <w:rPr>
-          <w:rFonts w:ascii="Times New Roman" w:hAnsi="Times New Roman"/>
+          <w:b w:val="0"/>
+          <w:color w:val="000000"/>
+          <w:sz w:val="22"/>
+        </w:rPr>
+        <w:t xml:space="preserve"> </w:t>
+      </w:r>
+      <w:r>
+        <w:rPr>
+          <w:rFonts w:ascii="Times New Roman" w:hAnsi="Times New Roman"/>
+          <w:b w:val="0"/>
           <w:color w:val="000000"/>
           <w:sz w:val="22"/>
         </w:rPr>
@@ -6370,6 +6829,7 @@
       <w:r>
         <w:rPr>
           <w:rFonts w:ascii="Times New Roman" w:hAnsi="Times New Roman"/>
+          <w:b w:val="0"/>
           <w:color w:val="000000"/>
           <w:sz w:val="22"/>
         </w:rPr>
@@ -6378,6 +6838,7 @@
       <w:r>
         <w:rPr>
           <w:rFonts w:ascii="Times New Roman" w:hAnsi="Times New Roman"/>
+          <w:b w:val="0"/>
           <w:color w:val="000000"/>
           <w:sz w:val="22"/>
         </w:rPr>
@@ -6386,14 +6847,16 @@
       <w:r>
         <w:rPr>
           <w:rFonts w:ascii="Times New Roman" w:hAnsi="Times New Roman"/>
-          <w:color w:val="000000"/>
-          <w:sz w:val="22"/>
-        </w:rPr>
-        <w:t xml:space="preserve"> </w:t>
-      </w:r>
-      <w:r>
-        <w:rPr>
-          <w:rFonts w:ascii="Times New Roman" w:hAnsi="Times New Roman"/>
+          <w:b w:val="0"/>
+          <w:color w:val="000000"/>
+          <w:sz w:val="22"/>
+        </w:rPr>
+        <w:t xml:space="preserve"> </w:t>
+      </w:r>
+      <w:r>
+        <w:rPr>
+          <w:rFonts w:ascii="Times New Roman" w:hAnsi="Times New Roman"/>
+          <w:b w:val="0"/>
           <w:color w:val="000000"/>
           <w:sz w:val="22"/>
         </w:rPr>
@@ -6402,6 +6865,7 @@
       <w:r>
         <w:rPr>
           <w:rFonts w:ascii="Times New Roman" w:hAnsi="Times New Roman"/>
+          <w:b w:val="0"/>
           <w:color w:val="000000"/>
           <w:sz w:val="22"/>
         </w:rPr>
@@ -6410,6 +6874,7 @@
       <w:r>
         <w:rPr>
           <w:rFonts w:ascii="Times New Roman" w:hAnsi="Times New Roman"/>
+          <w:b w:val="0"/>
           <w:color w:val="000000"/>
           <w:sz w:val="22"/>
         </w:rPr>
@@ -6418,6 +6883,7 @@
       <w:r>
         <w:rPr>
           <w:rFonts w:ascii="Times New Roman" w:hAnsi="Times New Roman"/>
+          <w:b w:val="0"/>
           <w:color w:val="000000"/>
           <w:sz w:val="22"/>
         </w:rPr>
@@ -6426,6 +6892,7 @@
       <w:r>
         <w:rPr>
           <w:rFonts w:ascii="Times New Roman" w:hAnsi="Times New Roman"/>
+          <w:b w:val="0"/>
           <w:color w:val="000000"/>
           <w:sz w:val="22"/>
         </w:rPr>
@@ -6434,6 +6901,7 @@
       <w:r>
         <w:rPr>
           <w:rFonts w:ascii="Times New Roman" w:hAnsi="Times New Roman"/>
+          <w:b w:val="0"/>
           <w:color w:val="000000"/>
           <w:sz w:val="22"/>
         </w:rPr>
@@ -6442,6 +6910,7 @@
       <w:r>
         <w:rPr>
           <w:rFonts w:ascii="Times New Roman" w:hAnsi="Times New Roman"/>
+          <w:b w:val="0"/>
           <w:color w:val="000000"/>
           <w:sz w:val="22"/>
         </w:rPr>
@@ -6450,14 +6919,16 @@
       <w:r>
         <w:rPr>
           <w:rFonts w:ascii="Times New Roman" w:hAnsi="Times New Roman"/>
-          <w:color w:val="000000"/>
-          <w:sz w:val="22"/>
-        </w:rPr>
-        <w:t xml:space="preserve"> </w:t>
-      </w:r>
-      <w:r>
-        <w:rPr>
-          <w:rFonts w:ascii="Times New Roman" w:hAnsi="Times New Roman"/>
+          <w:b w:val="0"/>
+          <w:color w:val="000000"/>
+          <w:sz w:val="22"/>
+        </w:rPr>
+        <w:t xml:space="preserve"> </w:t>
+      </w:r>
+      <w:r>
+        <w:rPr>
+          <w:rFonts w:ascii="Times New Roman" w:hAnsi="Times New Roman"/>
+          <w:b w:val="0"/>
           <w:i/>
           <w:iCs/>
           <w:color w:val="000000"/>
@@ -6468,6 +6939,7 @@
       <w:r>
         <w:rPr>
           <w:rFonts w:ascii="Times New Roman" w:hAnsi="Times New Roman"/>
+          <w:b w:val="0"/>
           <w:color w:val="000000"/>
           <w:sz w:val="22"/>
         </w:rPr>
@@ -6499,6 +6971,7 @@
       <w:r>
         <w:rPr>
           <w:rFonts w:ascii="Times New Roman" w:hAnsi="Times New Roman"/>
+          <w:b w:val="0"/>
           <w:color w:val="000000"/>
           <w:sz w:val="22"/>
         </w:rPr>
@@ -6530,6 +7003,7 @@
       <w:r>
         <w:rPr>
           <w:rFonts w:ascii="Times New Roman" w:hAnsi="Times New Roman"/>
+          <w:b w:val="0"/>
           <w:color w:val="000000"/>
           <w:sz w:val="22"/>
         </w:rPr>
@@ -6538,14 +7012,16 @@
       <w:r>
         <w:rPr>
           <w:rFonts w:ascii="Times New Roman" w:hAnsi="Times New Roman"/>
-          <w:color w:val="000000"/>
-          <w:sz w:val="22"/>
-        </w:rPr>
-        <w:t xml:space="preserve"> </w:t>
-      </w:r>
-      <w:r>
-        <w:rPr>
-          <w:rFonts w:ascii="Times New Roman" w:hAnsi="Times New Roman"/>
+          <w:b w:val="0"/>
+          <w:color w:val="000000"/>
+          <w:sz w:val="22"/>
+        </w:rPr>
+        <w:t xml:space="preserve"> </w:t>
+      </w:r>
+      <w:r>
+        <w:rPr>
+          <w:rFonts w:ascii="Times New Roman" w:hAnsi="Times New Roman"/>
+          <w:b w:val="0"/>
           <w:i/>
           <w:iCs/>
           <w:color w:val="000000"/>
@@ -6556,14 +7032,16 @@
       <w:r>
         <w:rPr>
           <w:rFonts w:ascii="Times New Roman" w:hAnsi="Times New Roman"/>
-          <w:color w:val="000000"/>
-          <w:sz w:val="22"/>
-        </w:rPr>
-        <w:t xml:space="preserve"> </w:t>
-      </w:r>
-      <w:r>
-        <w:rPr>
-          <w:rFonts w:ascii="Times New Roman" w:hAnsi="Times New Roman"/>
+          <w:b w:val="0"/>
+          <w:color w:val="000000"/>
+          <w:sz w:val="22"/>
+        </w:rPr>
+        <w:t xml:space="preserve"> </w:t>
+      </w:r>
+      <w:r>
+        <w:rPr>
+          <w:rFonts w:ascii="Times New Roman" w:hAnsi="Times New Roman"/>
+          <w:b w:val="0"/>
           <w:color w:val="000000"/>
           <w:sz w:val="22"/>
         </w:rPr>
@@ -6595,6 +7073,7 @@
       <w:r>
         <w:rPr>
           <w:rFonts w:ascii="Times New Roman" w:hAnsi="Times New Roman"/>
+          <w:b w:val="0"/>
           <w:color w:val="000000"/>
           <w:sz w:val="22"/>
         </w:rPr>
@@ -6603,14 +7082,16 @@
       <w:r>
         <w:rPr>
           <w:rFonts w:ascii="Times New Roman" w:hAnsi="Times New Roman"/>
-          <w:color w:val="000000"/>
-          <w:sz w:val="22"/>
-        </w:rPr>
-        <w:t xml:space="preserve"> </w:t>
-      </w:r>
-      <w:r>
-        <w:rPr>
-          <w:rFonts w:ascii="Times New Roman" w:hAnsi="Times New Roman"/>
+          <w:b w:val="0"/>
+          <w:color w:val="000000"/>
+          <w:sz w:val="22"/>
+        </w:rPr>
+        <w:t xml:space="preserve"> </w:t>
+      </w:r>
+      <w:r>
+        <w:rPr>
+          <w:rFonts w:ascii="Times New Roman" w:hAnsi="Times New Roman"/>
+          <w:b w:val="0"/>
           <w:i/>
           <w:iCs/>
           <w:color w:val="000000"/>
@@ -6621,14 +7102,16 @@
       <w:r>
         <w:rPr>
           <w:rFonts w:ascii="Times New Roman" w:hAnsi="Times New Roman"/>
-          <w:color w:val="000000"/>
-          <w:sz w:val="22"/>
-        </w:rPr>
-        <w:t xml:space="preserve"> </w:t>
-      </w:r>
-      <w:r>
-        <w:rPr>
-          <w:rFonts w:ascii="Times New Roman" w:hAnsi="Times New Roman"/>
+          <w:b w:val="0"/>
+          <w:color w:val="000000"/>
+          <w:sz w:val="22"/>
+        </w:rPr>
+        <w:t xml:space="preserve"> </w:t>
+      </w:r>
+      <w:r>
+        <w:rPr>
+          <w:rFonts w:ascii="Times New Roman" w:hAnsi="Times New Roman"/>
+          <w:b w:val="0"/>
           <w:color w:val="000000"/>
           <w:sz w:val="22"/>
         </w:rPr>
@@ -6637,6 +7120,7 @@
       <w:r>
         <w:rPr>
           <w:rFonts w:ascii="Times New Roman" w:hAnsi="Times New Roman"/>
+          <w:b w:val="0"/>
           <w:color w:val="000000"/>
           <w:sz w:val="22"/>
         </w:rPr>
@@ -6645,6 +7129,7 @@
       <w:r>
         <w:rPr>
           <w:rFonts w:ascii="Times New Roman" w:hAnsi="Times New Roman"/>
+          <w:b w:val="0"/>
           <w:color w:val="000000"/>
           <w:sz w:val="22"/>
         </w:rPr>
@@ -6653,14 +7138,16 @@
       <w:r>
         <w:rPr>
           <w:rFonts w:ascii="Times New Roman" w:hAnsi="Times New Roman"/>
-          <w:color w:val="000000"/>
-          <w:sz w:val="22"/>
-        </w:rPr>
-        <w:t xml:space="preserve"> </w:t>
-      </w:r>
-      <w:r>
-        <w:rPr>
-          <w:rFonts w:ascii="Times New Roman" w:hAnsi="Times New Roman"/>
+          <w:b w:val="0"/>
+          <w:color w:val="000000"/>
+          <w:sz w:val="22"/>
+        </w:rPr>
+        <w:t xml:space="preserve"> </w:t>
+      </w:r>
+      <w:r>
+        <w:rPr>
+          <w:rFonts w:ascii="Times New Roman" w:hAnsi="Times New Roman"/>
+          <w:b w:val="0"/>
           <w:i/>
           <w:iCs/>
           <w:color w:val="000000"/>
@@ -6671,14 +7158,16 @@
       <w:r>
         <w:rPr>
           <w:rFonts w:ascii="Times New Roman" w:hAnsi="Times New Roman"/>
-          <w:color w:val="000000"/>
-          <w:sz w:val="22"/>
-        </w:rPr>
-        <w:t xml:space="preserve"> </w:t>
-      </w:r>
-      <w:r>
-        <w:rPr>
-          <w:rFonts w:ascii="Times New Roman" w:hAnsi="Times New Roman"/>
+          <w:b w:val="0"/>
+          <w:color w:val="000000"/>
+          <w:sz w:val="22"/>
+        </w:rPr>
+        <w:t xml:space="preserve"> </w:t>
+      </w:r>
+      <w:r>
+        <w:rPr>
+          <w:rFonts w:ascii="Times New Roman" w:hAnsi="Times New Roman"/>
+          <w:b w:val="0"/>
           <w:color w:val="000000"/>
           <w:sz w:val="22"/>
         </w:rPr>
@@ -6710,6 +7199,7 @@
       <w:r>
         <w:rPr>
           <w:rFonts w:ascii="Times New Roman" w:hAnsi="Times New Roman"/>
+          <w:b w:val="0"/>
           <w:color w:val="000000"/>
           <w:sz w:val="22"/>
         </w:rPr>
@@ -6718,14 +7208,16 @@
       <w:r>
         <w:rPr>
           <w:rFonts w:ascii="Times New Roman" w:hAnsi="Times New Roman"/>
-          <w:color w:val="000000"/>
-          <w:sz w:val="22"/>
-        </w:rPr>
-        <w:t xml:space="preserve"> </w:t>
-      </w:r>
-      <w:r>
-        <w:rPr>
-          <w:rFonts w:ascii="Times New Roman" w:hAnsi="Times New Roman"/>
+          <w:b w:val="0"/>
+          <w:color w:val="000000"/>
+          <w:sz w:val="22"/>
+        </w:rPr>
+        <w:t xml:space="preserve"> </w:t>
+      </w:r>
+      <w:r>
+        <w:rPr>
+          <w:rFonts w:ascii="Times New Roman" w:hAnsi="Times New Roman"/>
+          <w:b w:val="0"/>
           <w:i/>
           <w:iCs/>
           <w:color w:val="000000"/>
@@ -6736,14 +7228,16 @@
       <w:r>
         <w:rPr>
           <w:rFonts w:ascii="Times New Roman" w:hAnsi="Times New Roman"/>
-          <w:color w:val="000000"/>
-          <w:sz w:val="22"/>
-        </w:rPr>
-        <w:t xml:space="preserve"> </w:t>
-      </w:r>
-      <w:r>
-        <w:rPr>
-          <w:rFonts w:ascii="Times New Roman" w:hAnsi="Times New Roman"/>
+          <w:b w:val="0"/>
+          <w:color w:val="000000"/>
+          <w:sz w:val="22"/>
+        </w:rPr>
+        <w:t xml:space="preserve"> </w:t>
+      </w:r>
+      <w:r>
+        <w:rPr>
+          <w:rFonts w:ascii="Times New Roman" w:hAnsi="Times New Roman"/>
+          <w:b w:val="0"/>
           <w:color w:val="000000"/>
           <w:sz w:val="22"/>
         </w:rPr>
@@ -6752,14 +7246,16 @@
       <w:r>
         <w:rPr>
           <w:rFonts w:ascii="Times New Roman" w:hAnsi="Times New Roman"/>
-          <w:color w:val="000000"/>
-          <w:sz w:val="22"/>
-        </w:rPr>
-        <w:t xml:space="preserve"> </w:t>
-      </w:r>
-      <w:r>
-        <w:rPr>
-          <w:rFonts w:ascii="Times New Roman" w:hAnsi="Times New Roman"/>
+          <w:b w:val="0"/>
+          <w:color w:val="000000"/>
+          <w:sz w:val="22"/>
+        </w:rPr>
+        <w:t xml:space="preserve"> </w:t>
+      </w:r>
+      <w:r>
+        <w:rPr>
+          <w:rFonts w:ascii="Times New Roman" w:hAnsi="Times New Roman"/>
+          <w:b w:val="0"/>
           <w:i/>
           <w:iCs/>
           <w:color w:val="000000"/>
@@ -6770,14 +7266,16 @@
       <w:r>
         <w:rPr>
           <w:rFonts w:ascii="Times New Roman" w:hAnsi="Times New Roman"/>
-          <w:color w:val="000000"/>
-          <w:sz w:val="22"/>
-        </w:rPr>
-        <w:t xml:space="preserve"> </w:t>
-      </w:r>
-      <w:r>
-        <w:rPr>
-          <w:rFonts w:ascii="Times New Roman" w:hAnsi="Times New Roman"/>
+          <w:b w:val="0"/>
+          <w:color w:val="000000"/>
+          <w:sz w:val="22"/>
+        </w:rPr>
+        <w:t xml:space="preserve"> </w:t>
+      </w:r>
+      <w:r>
+        <w:rPr>
+          <w:rFonts w:ascii="Times New Roman" w:hAnsi="Times New Roman"/>
+          <w:b w:val="0"/>
           <w:color w:val="000000"/>
           <w:sz w:val="22"/>
         </w:rPr>
@@ -6786,14 +7284,16 @@
       <w:r>
         <w:rPr>
           <w:rFonts w:ascii="Times New Roman" w:hAnsi="Times New Roman"/>
-          <w:color w:val="000000"/>
-          <w:sz w:val="22"/>
-        </w:rPr>
-        <w:t xml:space="preserve"> </w:t>
-      </w:r>
-      <w:r>
-        <w:rPr>
-          <w:rFonts w:ascii="Times New Roman" w:hAnsi="Times New Roman"/>
+          <w:b w:val="0"/>
+          <w:color w:val="000000"/>
+          <w:sz w:val="22"/>
+        </w:rPr>
+        <w:t xml:space="preserve"> </w:t>
+      </w:r>
+      <w:r>
+        <w:rPr>
+          <w:rFonts w:ascii="Times New Roman" w:hAnsi="Times New Roman"/>
+          <w:b w:val="0"/>
           <w:i/>
           <w:iCs/>
           <w:color w:val="000000"/>
@@ -6804,14 +7304,16 @@
       <w:r>
         <w:rPr>
           <w:rFonts w:ascii="Times New Roman" w:hAnsi="Times New Roman"/>
-          <w:color w:val="000000"/>
-          <w:sz w:val="22"/>
-        </w:rPr>
-        <w:t xml:space="preserve"> </w:t>
-      </w:r>
-      <w:r>
-        <w:rPr>
-          <w:rFonts w:ascii="Times New Roman" w:hAnsi="Times New Roman"/>
+          <w:b w:val="0"/>
+          <w:color w:val="000000"/>
+          <w:sz w:val="22"/>
+        </w:rPr>
+        <w:t xml:space="preserve"> </w:t>
+      </w:r>
+      <w:r>
+        <w:rPr>
+          <w:rFonts w:ascii="Times New Roman" w:hAnsi="Times New Roman"/>
+          <w:b w:val="0"/>
           <w:color w:val="000000"/>
           <w:sz w:val="22"/>
         </w:rPr>
@@ -6820,14 +7322,16 @@
       <w:r>
         <w:rPr>
           <w:rFonts w:ascii="Times New Roman" w:hAnsi="Times New Roman"/>
-          <w:color w:val="000000"/>
-          <w:sz w:val="22"/>
-        </w:rPr>
-        <w:t xml:space="preserve"> </w:t>
-      </w:r>
-      <w:r>
-        <w:rPr>
-          <w:rFonts w:ascii="Times New Roman" w:hAnsi="Times New Roman"/>
+          <w:b w:val="0"/>
+          <w:color w:val="000000"/>
+          <w:sz w:val="22"/>
+        </w:rPr>
+        <w:t xml:space="preserve"> </w:t>
+      </w:r>
+      <w:r>
+        <w:rPr>
+          <w:rFonts w:ascii="Times New Roman" w:hAnsi="Times New Roman"/>
+          <w:b w:val="0"/>
           <w:i/>
           <w:iCs/>
           <w:color w:val="000000"/>
@@ -6838,14 +7342,16 @@
       <w:r>
         <w:rPr>
           <w:rFonts w:ascii="Times New Roman" w:hAnsi="Times New Roman"/>
-          <w:color w:val="000000"/>
-          <w:sz w:val="22"/>
-        </w:rPr>
-        <w:t xml:space="preserve"> </w:t>
-      </w:r>
-      <w:r>
-        <w:rPr>
-          <w:rFonts w:ascii="Times New Roman" w:hAnsi="Times New Roman"/>
+          <w:b w:val="0"/>
+          <w:color w:val="000000"/>
+          <w:sz w:val="22"/>
+        </w:rPr>
+        <w:t xml:space="preserve"> </w:t>
+      </w:r>
+      <w:r>
+        <w:rPr>
+          <w:rFonts w:ascii="Times New Roman" w:hAnsi="Times New Roman"/>
+          <w:b w:val="0"/>
           <w:color w:val="000000"/>
           <w:sz w:val="22"/>
         </w:rPr>
@@ -6878,6 +7384,7 @@
       <w:r>
         <w:rPr>
           <w:rFonts w:ascii="Times New Roman" w:hAnsi="Times New Roman"/>
+          <w:b w:val="0"/>
           <w:color w:val="000000"/>
           <w:sz w:val="22"/>
         </w:rPr>
@@ -6909,6 +7416,7 @@
       <w:r>
         <w:rPr>
           <w:rFonts w:ascii="Times New Roman" w:hAnsi="Times New Roman"/>
+          <w:b w:val="0"/>
           <w:color w:val="000000"/>
           <w:sz w:val="22"/>
         </w:rPr>
@@ -6943,6 +7451,7 @@
       <w:r>
         <w:rPr>
           <w:rFonts w:ascii="Times New Roman" w:hAnsi="Times New Roman"/>
+          <w:b w:val="0"/>
           <w:color w:val="000000"/>
           <w:sz w:val="22"/>
         </w:rPr>
@@ -6951,14 +7460,16 @@
       <w:r>
         <w:rPr>
           <w:rFonts w:ascii="Times New Roman" w:hAnsi="Times New Roman"/>
-          <w:color w:val="000000"/>
-          <w:sz w:val="22"/>
-        </w:rPr>
-        <w:t xml:space="preserve"> </w:t>
-      </w:r>
-      <w:r>
-        <w:rPr>
-          <w:rFonts w:ascii="Times New Roman" w:hAnsi="Times New Roman"/>
+          <w:b w:val="0"/>
+          <w:color w:val="000000"/>
+          <w:sz w:val="22"/>
+        </w:rPr>
+        <w:t xml:space="preserve"> </w:t>
+      </w:r>
+      <w:r>
+        <w:rPr>
+          <w:rFonts w:ascii="Times New Roman" w:hAnsi="Times New Roman"/>
+          <w:b w:val="0"/>
           <w:i/>
           <w:iCs/>
           <w:color w:val="000000"/>
@@ -6969,15 +7480,16 @@
       <w:r>
         <w:rPr>
           <w:rFonts w:ascii="Times New Roman" w:hAnsi="Times New Roman"/>
-          <w:color w:val="000000"/>
-          <w:sz w:val="22"/>
-        </w:rPr>
-        <w:t xml:space="preserve"> </w:t>
-      </w:r>
-      <w:r>
-        <w:rPr>
-          <w:rFonts w:ascii="Times New Roman" w:hAnsi="Times New Roman"/>
-          <w:b/>
+          <w:b w:val="0"/>
+          <w:color w:val="000000"/>
+          <w:sz w:val="22"/>
+        </w:rPr>
+        <w:t xml:space="preserve"> </w:t>
+      </w:r>
+      <w:r>
+        <w:rPr>
+          <w:rFonts w:ascii="Times New Roman" w:hAnsi="Times New Roman"/>
+          <w:b w:val="0"/>
           <w:bCs/>
           <w:color w:val="000000"/>
           <w:sz w:val="22"/>
@@ -6987,6 +7499,7 @@
       <w:r>
         <w:rPr>
           <w:rFonts w:ascii="Times New Roman" w:hAnsi="Times New Roman"/>
+          <w:b w:val="0"/>
           <w:color w:val="000000"/>
           <w:sz w:val="22"/>
         </w:rPr>
@@ -7004,6 +7517,7 @@
       <w:r>
         <w:rPr>
           <w:rFonts w:ascii="Times New Roman" w:hAnsi="Times New Roman"/>
+          <w:b w:val="0"/>
           <w:color w:val="000000"/>
           <w:sz w:val="22"/>
         </w:rPr>
@@ -7012,14 +7526,16 @@
       <w:r>
         <w:rPr>
           <w:rFonts w:ascii="Times New Roman" w:hAnsi="Times New Roman"/>
-          <w:color w:val="000000"/>
-          <w:sz w:val="22"/>
-        </w:rPr>
-        <w:t xml:space="preserve"> </w:t>
-      </w:r>
-      <w:r>
-        <w:rPr>
-          <w:rFonts w:ascii="Times New Roman" w:hAnsi="Times New Roman"/>
+          <w:b w:val="0"/>
+          <w:color w:val="000000"/>
+          <w:sz w:val="22"/>
+        </w:rPr>
+        <w:t xml:space="preserve"> </w:t>
+      </w:r>
+      <w:r>
+        <w:rPr>
+          <w:rFonts w:ascii="Times New Roman" w:hAnsi="Times New Roman"/>
+          <w:b w:val="0"/>
           <w:i/>
           <w:iCs/>
           <w:color w:val="000000"/>
@@ -7030,15 +7546,16 @@
       <w:r>
         <w:rPr>
           <w:rFonts w:ascii="Times New Roman" w:hAnsi="Times New Roman"/>
-          <w:color w:val="000000"/>
-          <w:sz w:val="22"/>
-        </w:rPr>
-        <w:t xml:space="preserve"> </w:t>
-      </w:r>
-      <w:r>
-        <w:rPr>
-          <w:rFonts w:ascii="Times New Roman" w:hAnsi="Times New Roman"/>
-          <w:b/>
+          <w:b w:val="0"/>
+          <w:color w:val="000000"/>
+          <w:sz w:val="22"/>
+        </w:rPr>
+        <w:t xml:space="preserve"> </w:t>
+      </w:r>
+      <w:r>
+        <w:rPr>
+          <w:rFonts w:ascii="Times New Roman" w:hAnsi="Times New Roman"/>
+          <w:b w:val="0"/>
           <w:bCs/>
           <w:color w:val="000000"/>
           <w:sz w:val="22"/>
@@ -7048,6 +7565,7 @@
       <w:r>
         <w:rPr>
           <w:rFonts w:ascii="Times New Roman" w:hAnsi="Times New Roman"/>
+          <w:b w:val="0"/>
           <w:color w:val="000000"/>
           <w:sz w:val="22"/>
         </w:rPr>
@@ -7065,6 +7583,7 @@
       <w:r>
         <w:rPr>
           <w:rFonts w:ascii="Times New Roman" w:hAnsi="Times New Roman"/>
+          <w:b w:val="0"/>
           <w:color w:val="000000"/>
           <w:sz w:val="22"/>
         </w:rPr>
@@ -7073,14 +7592,16 @@
       <w:r>
         <w:rPr>
           <w:rFonts w:ascii="Times New Roman" w:hAnsi="Times New Roman"/>
-          <w:color w:val="000000"/>
-          <w:sz w:val="22"/>
-        </w:rPr>
-        <w:t xml:space="preserve"> </w:t>
-      </w:r>
-      <w:r>
-        <w:rPr>
-          <w:rFonts w:ascii="Times New Roman" w:hAnsi="Times New Roman"/>
+          <w:b w:val="0"/>
+          <w:color w:val="000000"/>
+          <w:sz w:val="22"/>
+        </w:rPr>
+        <w:t xml:space="preserve"> </w:t>
+      </w:r>
+      <w:r>
+        <w:rPr>
+          <w:rFonts w:ascii="Times New Roman" w:hAnsi="Times New Roman"/>
+          <w:b w:val="0"/>
           <w:i/>
           <w:iCs/>
           <w:color w:val="000000"/>
@@ -7091,15 +7612,16 @@
       <w:r>
         <w:rPr>
           <w:rFonts w:ascii="Times New Roman" w:hAnsi="Times New Roman"/>
-          <w:color w:val="000000"/>
-          <w:sz w:val="22"/>
-        </w:rPr>
-        <w:t xml:space="preserve"> </w:t>
-      </w:r>
-      <w:r>
-        <w:rPr>
-          <w:rFonts w:ascii="Times New Roman" w:hAnsi="Times New Roman"/>
-          <w:b/>
+          <w:b w:val="0"/>
+          <w:color w:val="000000"/>
+          <w:sz w:val="22"/>
+        </w:rPr>
+        <w:t xml:space="preserve"> </w:t>
+      </w:r>
+      <w:r>
+        <w:rPr>
+          <w:rFonts w:ascii="Times New Roman" w:hAnsi="Times New Roman"/>
+          <w:b w:val="0"/>
           <w:bCs/>
           <w:color w:val="000000"/>
           <w:sz w:val="22"/>
@@ -7109,6 +7631,7 @@
       <w:r>
         <w:rPr>
           <w:rFonts w:ascii="Times New Roman" w:hAnsi="Times New Roman"/>
+          <w:b w:val="0"/>
           <w:color w:val="000000"/>
           <w:sz w:val="22"/>
         </w:rPr>
@@ -7126,6 +7649,7 @@
       <w:r>
         <w:rPr>
           <w:rFonts w:ascii="Times New Roman" w:hAnsi="Times New Roman"/>
+          <w:b w:val="0"/>
           <w:color w:val="000000"/>
           <w:sz w:val="22"/>
         </w:rPr>
@@ -7134,14 +7658,16 @@
       <w:r>
         <w:rPr>
           <w:rFonts w:ascii="Times New Roman" w:hAnsi="Times New Roman"/>
-          <w:color w:val="000000"/>
-          <w:sz w:val="22"/>
-        </w:rPr>
-        <w:t xml:space="preserve"> </w:t>
-      </w:r>
-      <w:r>
-        <w:rPr>
-          <w:rFonts w:ascii="Times New Roman" w:hAnsi="Times New Roman"/>
+          <w:b w:val="0"/>
+          <w:color w:val="000000"/>
+          <w:sz w:val="22"/>
+        </w:rPr>
+        <w:t xml:space="preserve"> </w:t>
+      </w:r>
+      <w:r>
+        <w:rPr>
+          <w:rFonts w:ascii="Times New Roman" w:hAnsi="Times New Roman"/>
+          <w:b w:val="0"/>
           <w:i/>
           <w:iCs/>
           <w:color w:val="000000"/>
@@ -7152,15 +7678,16 @@
       <w:r>
         <w:rPr>
           <w:rFonts w:ascii="Times New Roman" w:hAnsi="Times New Roman"/>
-          <w:color w:val="000000"/>
-          <w:sz w:val="22"/>
-        </w:rPr>
-        <w:t xml:space="preserve"> </w:t>
-      </w:r>
-      <w:r>
-        <w:rPr>
-          <w:rFonts w:ascii="Times New Roman" w:hAnsi="Times New Roman"/>
-          <w:b/>
+          <w:b w:val="0"/>
+          <w:color w:val="000000"/>
+          <w:sz w:val="22"/>
+        </w:rPr>
+        <w:t xml:space="preserve"> </w:t>
+      </w:r>
+      <w:r>
+        <w:rPr>
+          <w:rFonts w:ascii="Times New Roman" w:hAnsi="Times New Roman"/>
+          <w:b w:val="0"/>
           <w:bCs/>
           <w:color w:val="000000"/>
           <w:sz w:val="22"/>
@@ -7170,6 +7697,7 @@
       <w:r>
         <w:rPr>
           <w:rFonts w:ascii="Times New Roman" w:hAnsi="Times New Roman"/>
+          <w:b w:val="0"/>
           <w:color w:val="000000"/>
           <w:sz w:val="22"/>
         </w:rPr>
@@ -7187,6 +7715,7 @@
       <w:r>
         <w:rPr>
           <w:rFonts w:ascii="Times New Roman" w:hAnsi="Times New Roman"/>
+          <w:b w:val="0"/>
           <w:color w:val="000000"/>
           <w:sz w:val="22"/>
         </w:rPr>
@@ -7195,14 +7724,16 @@
       <w:r>
         <w:rPr>
           <w:rFonts w:ascii="Times New Roman" w:hAnsi="Times New Roman"/>
-          <w:color w:val="000000"/>
-          <w:sz w:val="22"/>
-        </w:rPr>
-        <w:t xml:space="preserve"> </w:t>
-      </w:r>
-      <w:r>
-        <w:rPr>
-          <w:rFonts w:ascii="Times New Roman" w:hAnsi="Times New Roman"/>
+          <w:b w:val="0"/>
+          <w:color w:val="000000"/>
+          <w:sz w:val="22"/>
+        </w:rPr>
+        <w:t xml:space="preserve"> </w:t>
+      </w:r>
+      <w:r>
+        <w:rPr>
+          <w:rFonts w:ascii="Times New Roman" w:hAnsi="Times New Roman"/>
+          <w:b w:val="0"/>
           <w:i/>
           <w:iCs/>
           <w:color w:val="000000"/>
@@ -7213,15 +7744,16 @@
       <w:r>
         <w:rPr>
           <w:rFonts w:ascii="Times New Roman" w:hAnsi="Times New Roman"/>
-          <w:color w:val="000000"/>
-          <w:sz w:val="22"/>
-        </w:rPr>
-        <w:t xml:space="preserve"> </w:t>
-      </w:r>
-      <w:r>
-        <w:rPr>
-          <w:rFonts w:ascii="Times New Roman" w:hAnsi="Times New Roman"/>
-          <w:b/>
+          <w:b w:val="0"/>
+          <w:color w:val="000000"/>
+          <w:sz w:val="22"/>
+        </w:rPr>
+        <w:t xml:space="preserve"> </w:t>
+      </w:r>
+      <w:r>
+        <w:rPr>
+          <w:rFonts w:ascii="Times New Roman" w:hAnsi="Times New Roman"/>
+          <w:b w:val="0"/>
           <w:bCs/>
           <w:color w:val="000000"/>
           <w:sz w:val="22"/>
@@ -7231,6 +7763,7 @@
       <w:r>
         <w:rPr>
           <w:rFonts w:ascii="Times New Roman" w:hAnsi="Times New Roman"/>
+          <w:b w:val="0"/>
           <w:color w:val="000000"/>
           <w:sz w:val="22"/>
         </w:rPr>
@@ -7248,6 +7781,7 @@
       <w:r>
         <w:rPr>
           <w:rFonts w:ascii="Times New Roman" w:hAnsi="Times New Roman"/>
+          <w:b w:val="0"/>
           <w:color w:val="000000"/>
           <w:sz w:val="22"/>
         </w:rPr>
@@ -7256,14 +7790,16 @@
       <w:r>
         <w:rPr>
           <w:rFonts w:ascii="Times New Roman" w:hAnsi="Times New Roman"/>
-          <w:color w:val="000000"/>
-          <w:sz w:val="22"/>
-        </w:rPr>
-        <w:t xml:space="preserve"> </w:t>
-      </w:r>
-      <w:r>
-        <w:rPr>
-          <w:rFonts w:ascii="Times New Roman" w:hAnsi="Times New Roman"/>
+          <w:b w:val="0"/>
+          <w:color w:val="000000"/>
+          <w:sz w:val="22"/>
+        </w:rPr>
+        <w:t xml:space="preserve"> </w:t>
+      </w:r>
+      <w:r>
+        <w:rPr>
+          <w:rFonts w:ascii="Times New Roman" w:hAnsi="Times New Roman"/>
+          <w:b w:val="0"/>
           <w:i/>
           <w:iCs/>
           <w:color w:val="000000"/>
@@ -7274,15 +7810,16 @@
       <w:r>
         <w:rPr>
           <w:rFonts w:ascii="Times New Roman" w:hAnsi="Times New Roman"/>
-          <w:color w:val="000000"/>
-          <w:sz w:val="22"/>
-        </w:rPr>
-        <w:t xml:space="preserve"> </w:t>
-      </w:r>
-      <w:r>
-        <w:rPr>
-          <w:rFonts w:ascii="Times New Roman" w:hAnsi="Times New Roman"/>
-          <w:b/>
+          <w:b w:val="0"/>
+          <w:color w:val="000000"/>
+          <w:sz w:val="22"/>
+        </w:rPr>
+        <w:t xml:space="preserve"> </w:t>
+      </w:r>
+      <w:r>
+        <w:rPr>
+          <w:rFonts w:ascii="Times New Roman" w:hAnsi="Times New Roman"/>
+          <w:b w:val="0"/>
           <w:bCs/>
           <w:color w:val="000000"/>
           <w:sz w:val="22"/>
@@ -7292,6 +7829,7 @@
       <w:r>
         <w:rPr>
           <w:rFonts w:ascii="Times New Roman" w:hAnsi="Times New Roman"/>
+          <w:b w:val="0"/>
           <w:color w:val="000000"/>
           <w:sz w:val="22"/>
         </w:rPr>
@@ -7309,6 +7847,7 @@
       <w:r>
         <w:rPr>
           <w:rFonts w:ascii="Times New Roman" w:hAnsi="Times New Roman"/>
+          <w:b w:val="0"/>
           <w:color w:val="000000"/>
           <w:sz w:val="22"/>
         </w:rPr>
@@ -7317,14 +7856,16 @@
       <w:r>
         <w:rPr>
           <w:rFonts w:ascii="Times New Roman" w:hAnsi="Times New Roman"/>
-          <w:color w:val="000000"/>
-          <w:sz w:val="22"/>
-        </w:rPr>
-        <w:t xml:space="preserve"> </w:t>
-      </w:r>
-      <w:r>
-        <w:rPr>
-          <w:rFonts w:ascii="Times New Roman" w:hAnsi="Times New Roman"/>
+          <w:b w:val="0"/>
+          <w:color w:val="000000"/>
+          <w:sz w:val="22"/>
+        </w:rPr>
+        <w:t xml:space="preserve"> </w:t>
+      </w:r>
+      <w:r>
+        <w:rPr>
+          <w:rFonts w:ascii="Times New Roman" w:hAnsi="Times New Roman"/>
+          <w:b w:val="0"/>
           <w:i/>
           <w:iCs/>
           <w:color w:val="000000"/>
@@ -7335,15 +7876,16 @@
       <w:r>
         <w:rPr>
           <w:rFonts w:ascii="Times New Roman" w:hAnsi="Times New Roman"/>
-          <w:color w:val="000000"/>
-          <w:sz w:val="22"/>
-        </w:rPr>
-        <w:t xml:space="preserve"> </w:t>
-      </w:r>
-      <w:r>
-        <w:rPr>
-          <w:rFonts w:ascii="Times New Roman" w:hAnsi="Times New Roman"/>
-          <w:b/>
+          <w:b w:val="0"/>
+          <w:color w:val="000000"/>
+          <w:sz w:val="22"/>
+        </w:rPr>
+        <w:t xml:space="preserve"> </w:t>
+      </w:r>
+      <w:r>
+        <w:rPr>
+          <w:rFonts w:ascii="Times New Roman" w:hAnsi="Times New Roman"/>
+          <w:b w:val="0"/>
           <w:bCs/>
           <w:color w:val="000000"/>
           <w:sz w:val="22"/>
@@ -7353,6 +7895,7 @@
       <w:r>
         <w:rPr>
           <w:rFonts w:ascii="Times New Roman" w:hAnsi="Times New Roman"/>
+          <w:b w:val="0"/>
           <w:color w:val="000000"/>
           <w:sz w:val="22"/>
         </w:rPr>
@@ -7370,6 +7913,7 @@
       <w:r>
         <w:rPr>
           <w:rFonts w:ascii="Times New Roman" w:hAnsi="Times New Roman"/>
+          <w:b w:val="0"/>
           <w:color w:val="000000"/>
           <w:sz w:val="22"/>
         </w:rPr>
@@ -7378,14 +7922,16 @@
       <w:r>
         <w:rPr>
           <w:rFonts w:ascii="Times New Roman" w:hAnsi="Times New Roman"/>
-          <w:color w:val="000000"/>
-          <w:sz w:val="22"/>
-        </w:rPr>
-        <w:t xml:space="preserve"> </w:t>
-      </w:r>
-      <w:r>
-        <w:rPr>
-          <w:rFonts w:ascii="Times New Roman" w:hAnsi="Times New Roman"/>
+          <w:b w:val="0"/>
+          <w:color w:val="000000"/>
+          <w:sz w:val="22"/>
+        </w:rPr>
+        <w:t xml:space="preserve"> </w:t>
+      </w:r>
+      <w:r>
+        <w:rPr>
+          <w:rFonts w:ascii="Times New Roman" w:hAnsi="Times New Roman"/>
+          <w:b w:val="0"/>
           <w:i/>
           <w:iCs/>
           <w:color w:val="000000"/>
@@ -7396,15 +7942,16 @@
       <w:r>
         <w:rPr>
           <w:rFonts w:ascii="Times New Roman" w:hAnsi="Times New Roman"/>
-          <w:color w:val="000000"/>
-          <w:sz w:val="22"/>
-        </w:rPr>
-        <w:t xml:space="preserve"> </w:t>
-      </w:r>
-      <w:r>
-        <w:rPr>
-          <w:rFonts w:ascii="Times New Roman" w:hAnsi="Times New Roman"/>
-          <w:b/>
+          <w:b w:val="0"/>
+          <w:color w:val="000000"/>
+          <w:sz w:val="22"/>
+        </w:rPr>
+        <w:t xml:space="preserve"> </w:t>
+      </w:r>
+      <w:r>
+        <w:rPr>
+          <w:rFonts w:ascii="Times New Roman" w:hAnsi="Times New Roman"/>
+          <w:b w:val="0"/>
           <w:bCs/>
           <w:color w:val="000000"/>
           <w:sz w:val="22"/>
@@ -7414,6 +7961,7 @@
       <w:r>
         <w:rPr>
           <w:rFonts w:ascii="Times New Roman" w:hAnsi="Times New Roman"/>
+          <w:b w:val="0"/>
           <w:color w:val="000000"/>
           <w:sz w:val="22"/>
         </w:rPr>
@@ -7431,6 +7979,7 @@
       <w:r>
         <w:rPr>
           <w:rFonts w:ascii="Times New Roman" w:hAnsi="Times New Roman"/>
+          <w:b w:val="0"/>
           <w:color w:val="000000"/>
           <w:sz w:val="22"/>
         </w:rPr>
@@ -7439,14 +7988,16 @@
       <w:r>
         <w:rPr>
           <w:rFonts w:ascii="Times New Roman" w:hAnsi="Times New Roman"/>
-          <w:color w:val="000000"/>
-          <w:sz w:val="22"/>
-        </w:rPr>
-        <w:t xml:space="preserve"> </w:t>
-      </w:r>
-      <w:r>
-        <w:rPr>
-          <w:rFonts w:ascii="Times New Roman" w:hAnsi="Times New Roman"/>
+          <w:b w:val="0"/>
+          <w:color w:val="000000"/>
+          <w:sz w:val="22"/>
+        </w:rPr>
+        <w:t xml:space="preserve"> </w:t>
+      </w:r>
+      <w:r>
+        <w:rPr>
+          <w:rFonts w:ascii="Times New Roman" w:hAnsi="Times New Roman"/>
+          <w:b w:val="0"/>
           <w:i/>
           <w:iCs/>
           <w:color w:val="000000"/>
@@ -7457,15 +8008,16 @@
       <w:r>
         <w:rPr>
           <w:rFonts w:ascii="Times New Roman" w:hAnsi="Times New Roman"/>
-          <w:color w:val="000000"/>
-          <w:sz w:val="22"/>
-        </w:rPr>
-        <w:t xml:space="preserve"> </w:t>
-      </w:r>
-      <w:r>
-        <w:rPr>
-          <w:rFonts w:ascii="Times New Roman" w:hAnsi="Times New Roman"/>
-          <w:b/>
+          <w:b w:val="0"/>
+          <w:color w:val="000000"/>
+          <w:sz w:val="22"/>
+        </w:rPr>
+        <w:t xml:space="preserve"> </w:t>
+      </w:r>
+      <w:r>
+        <w:rPr>
+          <w:rFonts w:ascii="Times New Roman" w:hAnsi="Times New Roman"/>
+          <w:b w:val="0"/>
           <w:bCs/>
           <w:color w:val="000000"/>
           <w:sz w:val="22"/>
@@ -7475,6 +8027,7 @@
       <w:r>
         <w:rPr>
           <w:rFonts w:ascii="Times New Roman" w:hAnsi="Times New Roman"/>
+          <w:b w:val="0"/>
           <w:color w:val="000000"/>
           <w:sz w:val="22"/>
         </w:rPr>
@@ -7492,6 +8045,7 @@
       <w:r>
         <w:rPr>
           <w:rFonts w:ascii="Times New Roman" w:hAnsi="Times New Roman"/>
+          <w:b w:val="0"/>
           <w:color w:val="000000"/>
           <w:sz w:val="22"/>
         </w:rPr>
@@ -7500,14 +8054,16 @@
       <w:r>
         <w:rPr>
           <w:rFonts w:ascii="Times New Roman" w:hAnsi="Times New Roman"/>
-          <w:color w:val="000000"/>
-          <w:sz w:val="22"/>
-        </w:rPr>
-        <w:t xml:space="preserve"> </w:t>
-      </w:r>
-      <w:r>
-        <w:rPr>
-          <w:rFonts w:ascii="Times New Roman" w:hAnsi="Times New Roman"/>
+          <w:b w:val="0"/>
+          <w:color w:val="000000"/>
+          <w:sz w:val="22"/>
+        </w:rPr>
+        <w:t xml:space="preserve"> </w:t>
+      </w:r>
+      <w:r>
+        <w:rPr>
+          <w:rFonts w:ascii="Times New Roman" w:hAnsi="Times New Roman"/>
+          <w:b w:val="0"/>
           <w:i/>
           <w:iCs/>
           <w:color w:val="000000"/>
@@ -7518,15 +8074,16 @@
       <w:r>
         <w:rPr>
           <w:rFonts w:ascii="Times New Roman" w:hAnsi="Times New Roman"/>
-          <w:color w:val="000000"/>
-          <w:sz w:val="22"/>
-        </w:rPr>
-        <w:t xml:space="preserve"> </w:t>
-      </w:r>
-      <w:r>
-        <w:rPr>
-          <w:rFonts w:ascii="Times New Roman" w:hAnsi="Times New Roman"/>
-          <w:b/>
+          <w:b w:val="0"/>
+          <w:color w:val="000000"/>
+          <w:sz w:val="22"/>
+        </w:rPr>
+        <w:t xml:space="preserve"> </w:t>
+      </w:r>
+      <w:r>
+        <w:rPr>
+          <w:rFonts w:ascii="Times New Roman" w:hAnsi="Times New Roman"/>
+          <w:b w:val="0"/>
           <w:bCs/>
           <w:color w:val="000000"/>
           <w:sz w:val="22"/>
@@ -7536,6 +8093,7 @@
       <w:r>
         <w:rPr>
           <w:rFonts w:ascii="Times New Roman" w:hAnsi="Times New Roman"/>
+          <w:b w:val="0"/>
           <w:color w:val="000000"/>
           <w:sz w:val="22"/>
         </w:rPr>
@@ -7553,6 +8111,7 @@
       <w:r>
         <w:rPr>
           <w:rFonts w:ascii="Times New Roman" w:hAnsi="Times New Roman"/>
+          <w:b w:val="0"/>
           <w:color w:val="000000"/>
           <w:sz w:val="22"/>
         </w:rPr>
@@ -7561,14 +8120,16 @@
       <w:r>
         <w:rPr>
           <w:rFonts w:ascii="Times New Roman" w:hAnsi="Times New Roman"/>
-          <w:color w:val="000000"/>
-          <w:sz w:val="22"/>
-        </w:rPr>
-        <w:t xml:space="preserve"> </w:t>
-      </w:r>
-      <w:r>
-        <w:rPr>
-          <w:rFonts w:ascii="Times New Roman" w:hAnsi="Times New Roman"/>
+          <w:b w:val="0"/>
+          <w:color w:val="000000"/>
+          <w:sz w:val="22"/>
+        </w:rPr>
+        <w:t xml:space="preserve"> </w:t>
+      </w:r>
+      <w:r>
+        <w:rPr>
+          <w:rFonts w:ascii="Times New Roman" w:hAnsi="Times New Roman"/>
+          <w:b w:val="0"/>
           <w:i/>
           <w:iCs/>
           <w:color w:val="000000"/>
@@ -7579,15 +8140,16 @@
       <w:r>
         <w:rPr>
           <w:rFonts w:ascii="Times New Roman" w:hAnsi="Times New Roman"/>
-          <w:color w:val="000000"/>
-          <w:sz w:val="22"/>
-        </w:rPr>
-        <w:t xml:space="preserve"> </w:t>
-      </w:r>
-      <w:r>
-        <w:rPr>
-          <w:rFonts w:ascii="Times New Roman" w:hAnsi="Times New Roman"/>
-          <w:b/>
+          <w:b w:val="0"/>
+          <w:color w:val="000000"/>
+          <w:sz w:val="22"/>
+        </w:rPr>
+        <w:t xml:space="preserve"> </w:t>
+      </w:r>
+      <w:r>
+        <w:rPr>
+          <w:rFonts w:ascii="Times New Roman" w:hAnsi="Times New Roman"/>
+          <w:b w:val="0"/>
           <w:bCs/>
           <w:color w:val="000000"/>
           <w:sz w:val="22"/>
@@ -7597,6 +8159,7 @@
       <w:r>
         <w:rPr>
           <w:rFonts w:ascii="Times New Roman" w:hAnsi="Times New Roman"/>
+          <w:b w:val="0"/>
           <w:color w:val="000000"/>
           <w:sz w:val="22"/>
         </w:rPr>
@@ -7614,6 +8177,7 @@
       <w:r>
         <w:rPr>
           <w:rFonts w:ascii="Times New Roman" w:hAnsi="Times New Roman"/>
+          <w:b w:val="0"/>
           <w:color w:val="000000"/>
           <w:sz w:val="22"/>
         </w:rPr>
@@ -7622,14 +8186,16 @@
       <w:r>
         <w:rPr>
           <w:rFonts w:ascii="Times New Roman" w:hAnsi="Times New Roman"/>
-          <w:color w:val="000000"/>
-          <w:sz w:val="22"/>
-        </w:rPr>
-        <w:t xml:space="preserve"> </w:t>
-      </w:r>
-      <w:r>
-        <w:rPr>
-          <w:rFonts w:ascii="Times New Roman" w:hAnsi="Times New Roman"/>
+          <w:b w:val="0"/>
+          <w:color w:val="000000"/>
+          <w:sz w:val="22"/>
+        </w:rPr>
+        <w:t xml:space="preserve"> </w:t>
+      </w:r>
+      <w:r>
+        <w:rPr>
+          <w:rFonts w:ascii="Times New Roman" w:hAnsi="Times New Roman"/>
+          <w:b w:val="0"/>
           <w:i/>
           <w:iCs/>
           <w:color w:val="000000"/>
@@ -7640,15 +8206,16 @@
       <w:r>
         <w:rPr>
           <w:rFonts w:ascii="Times New Roman" w:hAnsi="Times New Roman"/>
-          <w:color w:val="000000"/>
-          <w:sz w:val="22"/>
-        </w:rPr>
-        <w:t xml:space="preserve"> </w:t>
-      </w:r>
-      <w:r>
-        <w:rPr>
-          <w:rFonts w:ascii="Times New Roman" w:hAnsi="Times New Roman"/>
-          <w:b/>
+          <w:b w:val="0"/>
+          <w:color w:val="000000"/>
+          <w:sz w:val="22"/>
+        </w:rPr>
+        <w:t xml:space="preserve"> </w:t>
+      </w:r>
+      <w:r>
+        <w:rPr>
+          <w:rFonts w:ascii="Times New Roman" w:hAnsi="Times New Roman"/>
+          <w:b w:val="0"/>
           <w:bCs/>
           <w:color w:val="000000"/>
           <w:sz w:val="22"/>
@@ -7658,6 +8225,7 @@
       <w:r>
         <w:rPr>
           <w:rFonts w:ascii="Times New Roman" w:hAnsi="Times New Roman"/>
+          <w:b w:val="0"/>
           <w:color w:val="000000"/>
           <w:sz w:val="22"/>
         </w:rPr>
@@ -7675,6 +8243,7 @@
       <w:r>
         <w:rPr>
           <w:rFonts w:ascii="Times New Roman" w:hAnsi="Times New Roman"/>
+          <w:b w:val="0"/>
           <w:color w:val="000000"/>
           <w:sz w:val="22"/>
         </w:rPr>
@@ -7683,14 +8252,16 @@
       <w:r>
         <w:rPr>
           <w:rFonts w:ascii="Times New Roman" w:hAnsi="Times New Roman"/>
-          <w:color w:val="000000"/>
-          <w:sz w:val="22"/>
-        </w:rPr>
-        <w:t xml:space="preserve"> </w:t>
-      </w:r>
-      <w:r>
-        <w:rPr>
-          <w:rFonts w:ascii="Times New Roman" w:hAnsi="Times New Roman"/>
+          <w:b w:val="0"/>
+          <w:color w:val="000000"/>
+          <w:sz w:val="22"/>
+        </w:rPr>
+        <w:t xml:space="preserve"> </w:t>
+      </w:r>
+      <w:r>
+        <w:rPr>
+          <w:rFonts w:ascii="Times New Roman" w:hAnsi="Times New Roman"/>
+          <w:b w:val="0"/>
           <w:i/>
           <w:iCs/>
           <w:color w:val="000000"/>
@@ -7701,15 +8272,16 @@
       <w:r>
         <w:rPr>
           <w:rFonts w:ascii="Times New Roman" w:hAnsi="Times New Roman"/>
-          <w:color w:val="000000"/>
-          <w:sz w:val="22"/>
-        </w:rPr>
-        <w:t xml:space="preserve"> </w:t>
-      </w:r>
-      <w:r>
-        <w:rPr>
-          <w:rFonts w:ascii="Times New Roman" w:hAnsi="Times New Roman"/>
-          <w:b/>
+          <w:b w:val="0"/>
+          <w:color w:val="000000"/>
+          <w:sz w:val="22"/>
+        </w:rPr>
+        <w:t xml:space="preserve"> </w:t>
+      </w:r>
+      <w:r>
+        <w:rPr>
+          <w:rFonts w:ascii="Times New Roman" w:hAnsi="Times New Roman"/>
+          <w:b w:val="0"/>
           <w:bCs/>
           <w:color w:val="000000"/>
           <w:sz w:val="22"/>
@@ -7719,6 +8291,7 @@
       <w:r>
         <w:rPr>
           <w:rFonts w:ascii="Times New Roman" w:hAnsi="Times New Roman"/>
+          <w:b w:val="0"/>
           <w:color w:val="000000"/>
           <w:sz w:val="22"/>
         </w:rPr>
@@ -7736,6 +8309,7 @@
       <w:r>
         <w:rPr>
           <w:rFonts w:ascii="Times New Roman" w:hAnsi="Times New Roman"/>
+          <w:b w:val="0"/>
           <w:color w:val="000000"/>
           <w:sz w:val="22"/>
         </w:rPr>
@@ -7744,14 +8318,16 @@
       <w:r>
         <w:rPr>
           <w:rFonts w:ascii="Times New Roman" w:hAnsi="Times New Roman"/>
-          <w:color w:val="000000"/>
-          <w:sz w:val="22"/>
-        </w:rPr>
-        <w:t xml:space="preserve"> </w:t>
-      </w:r>
-      <w:r>
-        <w:rPr>
-          <w:rFonts w:ascii="Times New Roman" w:hAnsi="Times New Roman"/>
+          <w:b w:val="0"/>
+          <w:color w:val="000000"/>
+          <w:sz w:val="22"/>
+        </w:rPr>
+        <w:t xml:space="preserve"> </w:t>
+      </w:r>
+      <w:r>
+        <w:rPr>
+          <w:rFonts w:ascii="Times New Roman" w:hAnsi="Times New Roman"/>
+          <w:b w:val="0"/>
           <w:i/>
           <w:iCs/>
           <w:color w:val="000000"/>
@@ -7762,15 +8338,16 @@
       <w:r>
         <w:rPr>
           <w:rFonts w:ascii="Times New Roman" w:hAnsi="Times New Roman"/>
-          <w:color w:val="000000"/>
-          <w:sz w:val="22"/>
-        </w:rPr>
-        <w:t xml:space="preserve"> </w:t>
-      </w:r>
-      <w:r>
-        <w:rPr>
-          <w:rFonts w:ascii="Times New Roman" w:hAnsi="Times New Roman"/>
-          <w:b/>
+          <w:b w:val="0"/>
+          <w:color w:val="000000"/>
+          <w:sz w:val="22"/>
+        </w:rPr>
+        <w:t xml:space="preserve"> </w:t>
+      </w:r>
+      <w:r>
+        <w:rPr>
+          <w:rFonts w:ascii="Times New Roman" w:hAnsi="Times New Roman"/>
+          <w:b w:val="0"/>
           <w:bCs/>
           <w:color w:val="000000"/>
           <w:sz w:val="22"/>
@@ -7780,6 +8357,7 @@
       <w:r>
         <w:rPr>
           <w:rFonts w:ascii="Times New Roman" w:hAnsi="Times New Roman"/>
+          <w:b w:val="0"/>
           <w:color w:val="000000"/>
           <w:sz w:val="22"/>
         </w:rPr>
@@ -7797,6 +8375,7 @@
       <w:r>
         <w:rPr>
           <w:rFonts w:ascii="Times New Roman" w:hAnsi="Times New Roman"/>
+          <w:b w:val="0"/>
           <w:color w:val="000000"/>
           <w:sz w:val="22"/>
         </w:rPr>
@@ -7805,14 +8384,16 @@
       <w:r>
         <w:rPr>
           <w:rFonts w:ascii="Times New Roman" w:hAnsi="Times New Roman"/>
-          <w:color w:val="000000"/>
-          <w:sz w:val="22"/>
-        </w:rPr>
-        <w:t xml:space="preserve"> </w:t>
-      </w:r>
-      <w:r>
-        <w:rPr>
-          <w:rFonts w:ascii="Times New Roman" w:hAnsi="Times New Roman"/>
+          <w:b w:val="0"/>
+          <w:color w:val="000000"/>
+          <w:sz w:val="22"/>
+        </w:rPr>
+        <w:t xml:space="preserve"> </w:t>
+      </w:r>
+      <w:r>
+        <w:rPr>
+          <w:rFonts w:ascii="Times New Roman" w:hAnsi="Times New Roman"/>
+          <w:b w:val="0"/>
           <w:i/>
           <w:iCs/>
           <w:color w:val="000000"/>
@@ -7823,15 +8404,16 @@
       <w:r>
         <w:rPr>
           <w:rFonts w:ascii="Times New Roman" w:hAnsi="Times New Roman"/>
-          <w:color w:val="000000"/>
-          <w:sz w:val="22"/>
-        </w:rPr>
-        <w:t xml:space="preserve"> </w:t>
-      </w:r>
-      <w:r>
-        <w:rPr>
-          <w:rFonts w:ascii="Times New Roman" w:hAnsi="Times New Roman"/>
-          <w:b/>
+          <w:b w:val="0"/>
+          <w:color w:val="000000"/>
+          <w:sz w:val="22"/>
+        </w:rPr>
+        <w:t xml:space="preserve"> </w:t>
+      </w:r>
+      <w:r>
+        <w:rPr>
+          <w:rFonts w:ascii="Times New Roman" w:hAnsi="Times New Roman"/>
+          <w:b w:val="0"/>
           <w:bCs/>
           <w:color w:val="000000"/>
           <w:sz w:val="22"/>
@@ -7841,6 +8423,7 @@
       <w:r>
         <w:rPr>
           <w:rFonts w:ascii="Times New Roman" w:hAnsi="Times New Roman"/>
+          <w:b w:val="0"/>
           <w:color w:val="000000"/>
           <w:sz w:val="22"/>
         </w:rPr>
@@ -7858,6 +8441,7 @@
       <w:r>
         <w:rPr>
           <w:rFonts w:ascii="Times New Roman" w:hAnsi="Times New Roman"/>
+          <w:b w:val="0"/>
           <w:color w:val="000000"/>
           <w:sz w:val="22"/>
         </w:rPr>
@@ -7866,14 +8450,16 @@
       <w:r>
         <w:rPr>
           <w:rFonts w:ascii="Times New Roman" w:hAnsi="Times New Roman"/>
-          <w:color w:val="000000"/>
-          <w:sz w:val="22"/>
-        </w:rPr>
-        <w:t xml:space="preserve"> </w:t>
-      </w:r>
-      <w:r>
-        <w:rPr>
-          <w:rFonts w:ascii="Times New Roman" w:hAnsi="Times New Roman"/>
+          <w:b w:val="0"/>
+          <w:color w:val="000000"/>
+          <w:sz w:val="22"/>
+        </w:rPr>
+        <w:t xml:space="preserve"> </w:t>
+      </w:r>
+      <w:r>
+        <w:rPr>
+          <w:rFonts w:ascii="Times New Roman" w:hAnsi="Times New Roman"/>
+          <w:b w:val="0"/>
           <w:i/>
           <w:iCs/>
           <w:color w:val="000000"/>
@@ -7884,15 +8470,16 @@
       <w:r>
         <w:rPr>
           <w:rFonts w:ascii="Times New Roman" w:hAnsi="Times New Roman"/>
-          <w:color w:val="000000"/>
-          <w:sz w:val="22"/>
-        </w:rPr>
-        <w:t xml:space="preserve"> </w:t>
-      </w:r>
-      <w:r>
-        <w:rPr>
-          <w:rFonts w:ascii="Times New Roman" w:hAnsi="Times New Roman"/>
-          <w:b/>
+          <w:b w:val="0"/>
+          <w:color w:val="000000"/>
+          <w:sz w:val="22"/>
+        </w:rPr>
+        <w:t xml:space="preserve"> </w:t>
+      </w:r>
+      <w:r>
+        <w:rPr>
+          <w:rFonts w:ascii="Times New Roman" w:hAnsi="Times New Roman"/>
+          <w:b w:val="0"/>
           <w:bCs/>
           <w:color w:val="000000"/>
           <w:sz w:val="22"/>
@@ -7902,6 +8489,7 @@
       <w:r>
         <w:rPr>
           <w:rFonts w:ascii="Times New Roman" w:hAnsi="Times New Roman"/>
+          <w:b w:val="0"/>
           <w:color w:val="000000"/>
           <w:sz w:val="22"/>
         </w:rPr>
@@ -7919,6 +8507,7 @@
       <w:r>
         <w:rPr>
           <w:rFonts w:ascii="Times New Roman" w:hAnsi="Times New Roman"/>
+          <w:b w:val="0"/>
           <w:color w:val="000000"/>
           <w:sz w:val="22"/>
         </w:rPr>
@@ -7927,14 +8516,16 @@
       <w:r>
         <w:rPr>
           <w:rFonts w:ascii="Times New Roman" w:hAnsi="Times New Roman"/>
-          <w:color w:val="000000"/>
-          <w:sz w:val="22"/>
-        </w:rPr>
-        <w:t xml:space="preserve"> </w:t>
-      </w:r>
-      <w:r>
-        <w:rPr>
-          <w:rFonts w:ascii="Times New Roman" w:hAnsi="Times New Roman"/>
+          <w:b w:val="0"/>
+          <w:color w:val="000000"/>
+          <w:sz w:val="22"/>
+        </w:rPr>
+        <w:t xml:space="preserve"> </w:t>
+      </w:r>
+      <w:r>
+        <w:rPr>
+          <w:rFonts w:ascii="Times New Roman" w:hAnsi="Times New Roman"/>
+          <w:b w:val="0"/>
           <w:i/>
           <w:iCs/>
           <w:color w:val="000000"/>
@@ -7945,15 +8536,16 @@
       <w:r>
         <w:rPr>
           <w:rFonts w:ascii="Times New Roman" w:hAnsi="Times New Roman"/>
-          <w:color w:val="000000"/>
-          <w:sz w:val="22"/>
-        </w:rPr>
-        <w:t xml:space="preserve"> </w:t>
-      </w:r>
-      <w:r>
-        <w:rPr>
-          <w:rFonts w:ascii="Times New Roman" w:hAnsi="Times New Roman"/>
-          <w:b/>
+          <w:b w:val="0"/>
+          <w:color w:val="000000"/>
+          <w:sz w:val="22"/>
+        </w:rPr>
+        <w:t xml:space="preserve"> </w:t>
+      </w:r>
+      <w:r>
+        <w:rPr>
+          <w:rFonts w:ascii="Times New Roman" w:hAnsi="Times New Roman"/>
+          <w:b w:val="0"/>
           <w:bCs/>
           <w:color w:val="000000"/>
           <w:sz w:val="22"/>
@@ -7963,6 +8555,7 @@
       <w:r>
         <w:rPr>
           <w:rFonts w:ascii="Times New Roman" w:hAnsi="Times New Roman"/>
+          <w:b w:val="0"/>
           <w:color w:val="000000"/>
           <w:sz w:val="22"/>
         </w:rPr>
@@ -7980,6 +8573,7 @@
       <w:r>
         <w:rPr>
           <w:rFonts w:ascii="Times New Roman" w:hAnsi="Times New Roman"/>
+          <w:b w:val="0"/>
           <w:color w:val="000000"/>
           <w:sz w:val="22"/>
         </w:rPr>
@@ -7988,14 +8582,16 @@
       <w:r>
         <w:rPr>
           <w:rFonts w:ascii="Times New Roman" w:hAnsi="Times New Roman"/>
-          <w:color w:val="000000"/>
-          <w:sz w:val="22"/>
-        </w:rPr>
-        <w:t xml:space="preserve"> </w:t>
-      </w:r>
-      <w:r>
-        <w:rPr>
-          <w:rFonts w:ascii="Times New Roman" w:hAnsi="Times New Roman"/>
+          <w:b w:val="0"/>
+          <w:color w:val="000000"/>
+          <w:sz w:val="22"/>
+        </w:rPr>
+        <w:t xml:space="preserve"> </w:t>
+      </w:r>
+      <w:r>
+        <w:rPr>
+          <w:rFonts w:ascii="Times New Roman" w:hAnsi="Times New Roman"/>
+          <w:b w:val="0"/>
           <w:i/>
           <w:iCs/>
           <w:color w:val="000000"/>
@@ -8006,15 +8602,16 @@
       <w:r>
         <w:rPr>
           <w:rFonts w:ascii="Times New Roman" w:hAnsi="Times New Roman"/>
-          <w:color w:val="000000"/>
-          <w:sz w:val="22"/>
-        </w:rPr>
-        <w:t xml:space="preserve"> </w:t>
-      </w:r>
-      <w:r>
-        <w:rPr>
-          <w:rFonts w:ascii="Times New Roman" w:hAnsi="Times New Roman"/>
-          <w:b/>
+          <w:b w:val="0"/>
+          <w:color w:val="000000"/>
+          <w:sz w:val="22"/>
+        </w:rPr>
+        <w:t xml:space="preserve"> </w:t>
+      </w:r>
+      <w:r>
+        <w:rPr>
+          <w:rFonts w:ascii="Times New Roman" w:hAnsi="Times New Roman"/>
+          <w:b w:val="0"/>
           <w:bCs/>
           <w:color w:val="000000"/>
           <w:sz w:val="22"/>
@@ -8024,6 +8621,7 @@
       <w:r>
         <w:rPr>
           <w:rFonts w:ascii="Times New Roman" w:hAnsi="Times New Roman"/>
+          <w:b w:val="0"/>
           <w:color w:val="000000"/>
           <w:sz w:val="22"/>
         </w:rPr>
@@ -8041,6 +8639,7 @@
       <w:r>
         <w:rPr>
           <w:rFonts w:ascii="Times New Roman" w:hAnsi="Times New Roman"/>
+          <w:b w:val="0"/>
           <w:color w:val="000000"/>
           <w:sz w:val="22"/>
         </w:rPr>
@@ -8049,14 +8648,16 @@
       <w:r>
         <w:rPr>
           <w:rFonts w:ascii="Times New Roman" w:hAnsi="Times New Roman"/>
-          <w:color w:val="000000"/>
-          <w:sz w:val="22"/>
-        </w:rPr>
-        <w:t xml:space="preserve"> </w:t>
-      </w:r>
-      <w:r>
-        <w:rPr>
-          <w:rFonts w:ascii="Times New Roman" w:hAnsi="Times New Roman"/>
+          <w:b w:val="0"/>
+          <w:color w:val="000000"/>
+          <w:sz w:val="22"/>
+        </w:rPr>
+        <w:t xml:space="preserve"> </w:t>
+      </w:r>
+      <w:r>
+        <w:rPr>
+          <w:rFonts w:ascii="Times New Roman" w:hAnsi="Times New Roman"/>
+          <w:b w:val="0"/>
           <w:i/>
           <w:iCs/>
           <w:color w:val="000000"/>
@@ -8067,15 +8668,16 @@
       <w:r>
         <w:rPr>
           <w:rFonts w:ascii="Times New Roman" w:hAnsi="Times New Roman"/>
-          <w:color w:val="000000"/>
-          <w:sz w:val="22"/>
-        </w:rPr>
-        <w:t xml:space="preserve"> </w:t>
-      </w:r>
-      <w:r>
-        <w:rPr>
-          <w:rFonts w:ascii="Times New Roman" w:hAnsi="Times New Roman"/>
-          <w:b/>
+          <w:b w:val="0"/>
+          <w:color w:val="000000"/>
+          <w:sz w:val="22"/>
+        </w:rPr>
+        <w:t xml:space="preserve"> </w:t>
+      </w:r>
+      <w:r>
+        <w:rPr>
+          <w:rFonts w:ascii="Times New Roman" w:hAnsi="Times New Roman"/>
+          <w:b w:val="0"/>
           <w:bCs/>
           <w:color w:val="000000"/>
           <w:sz w:val="22"/>
@@ -8085,6 +8687,7 @@
       <w:r>
         <w:rPr>
           <w:rFonts w:ascii="Times New Roman" w:hAnsi="Times New Roman"/>
+          <w:b w:val="0"/>
           <w:color w:val="000000"/>
           <w:sz w:val="22"/>
         </w:rPr>
@@ -8102,6 +8705,7 @@
       <w:r>
         <w:rPr>
           <w:rFonts w:ascii="Times New Roman" w:hAnsi="Times New Roman"/>
+          <w:b w:val="0"/>
           <w:color w:val="000000"/>
           <w:sz w:val="22"/>
         </w:rPr>
@@ -8110,14 +8714,16 @@
       <w:r>
         <w:rPr>
           <w:rFonts w:ascii="Times New Roman" w:hAnsi="Times New Roman"/>
-          <w:color w:val="000000"/>
-          <w:sz w:val="22"/>
-        </w:rPr>
-        <w:t xml:space="preserve"> </w:t>
-      </w:r>
-      <w:r>
-        <w:rPr>
-          <w:rFonts w:ascii="Times New Roman" w:hAnsi="Times New Roman"/>
+          <w:b w:val="0"/>
+          <w:color w:val="000000"/>
+          <w:sz w:val="22"/>
+        </w:rPr>
+        <w:t xml:space="preserve"> </w:t>
+      </w:r>
+      <w:r>
+        <w:rPr>
+          <w:rFonts w:ascii="Times New Roman" w:hAnsi="Times New Roman"/>
+          <w:b w:val="0"/>
           <w:i/>
           <w:iCs/>
           <w:color w:val="000000"/>
@@ -8128,15 +8734,16 @@
       <w:r>
         <w:rPr>
           <w:rFonts w:ascii="Times New Roman" w:hAnsi="Times New Roman"/>
-          <w:color w:val="000000"/>
-          <w:sz w:val="22"/>
-        </w:rPr>
-        <w:t xml:space="preserve"> </w:t>
-      </w:r>
-      <w:r>
-        <w:rPr>
-          <w:rFonts w:ascii="Times New Roman" w:hAnsi="Times New Roman"/>
-          <w:b/>
+          <w:b w:val="0"/>
+          <w:color w:val="000000"/>
+          <w:sz w:val="22"/>
+        </w:rPr>
+        <w:t xml:space="preserve"> </w:t>
+      </w:r>
+      <w:r>
+        <w:rPr>
+          <w:rFonts w:ascii="Times New Roman" w:hAnsi="Times New Roman"/>
+          <w:b w:val="0"/>
           <w:bCs/>
           <w:color w:val="000000"/>
           <w:sz w:val="22"/>
@@ -8146,6 +8753,7 @@
       <w:r>
         <w:rPr>
           <w:rFonts w:ascii="Times New Roman" w:hAnsi="Times New Roman"/>
+          <w:b w:val="0"/>
           <w:color w:val="000000"/>
           <w:sz w:val="22"/>
         </w:rPr>
@@ -8163,6 +8771,7 @@
       <w:r>
         <w:rPr>
           <w:rFonts w:ascii="Times New Roman" w:hAnsi="Times New Roman"/>
+          <w:b w:val="0"/>
           <w:color w:val="000000"/>
           <w:sz w:val="22"/>
         </w:rPr>
@@ -8171,14 +8780,16 @@
       <w:r>
         <w:rPr>
           <w:rFonts w:ascii="Times New Roman" w:hAnsi="Times New Roman"/>
-          <w:color w:val="000000"/>
-          <w:sz w:val="22"/>
-        </w:rPr>
-        <w:t xml:space="preserve"> </w:t>
-      </w:r>
-      <w:r>
-        <w:rPr>
-          <w:rFonts w:ascii="Times New Roman" w:hAnsi="Times New Roman"/>
+          <w:b w:val="0"/>
+          <w:color w:val="000000"/>
+          <w:sz w:val="22"/>
+        </w:rPr>
+        <w:t xml:space="preserve"> </w:t>
+      </w:r>
+      <w:r>
+        <w:rPr>
+          <w:rFonts w:ascii="Times New Roman" w:hAnsi="Times New Roman"/>
+          <w:b w:val="0"/>
           <w:i/>
           <w:iCs/>
           <w:color w:val="000000"/>
@@ -8189,15 +8800,16 @@
       <w:r>
         <w:rPr>
           <w:rFonts w:ascii="Times New Roman" w:hAnsi="Times New Roman"/>
-          <w:color w:val="000000"/>
-          <w:sz w:val="22"/>
-        </w:rPr>
-        <w:t xml:space="preserve"> </w:t>
-      </w:r>
-      <w:r>
-        <w:rPr>
-          <w:rFonts w:ascii="Times New Roman" w:hAnsi="Times New Roman"/>
-          <w:b/>
+          <w:b w:val="0"/>
+          <w:color w:val="000000"/>
+          <w:sz w:val="22"/>
+        </w:rPr>
+        <w:t xml:space="preserve"> </w:t>
+      </w:r>
+      <w:r>
+        <w:rPr>
+          <w:rFonts w:ascii="Times New Roman" w:hAnsi="Times New Roman"/>
+          <w:b w:val="0"/>
           <w:bCs/>
           <w:color w:val="000000"/>
           <w:sz w:val="22"/>
@@ -8207,6 +8819,7 @@
       <w:r>
         <w:rPr>
           <w:rFonts w:ascii="Times New Roman" w:hAnsi="Times New Roman"/>
+          <w:b w:val="0"/>
           <w:color w:val="000000"/>
           <w:sz w:val="22"/>
         </w:rPr>
@@ -8224,6 +8837,7 @@
       <w:r>
         <w:rPr>
           <w:rFonts w:ascii="Times New Roman" w:hAnsi="Times New Roman"/>
+          <w:b w:val="0"/>
           <w:color w:val="000000"/>
           <w:sz w:val="22"/>
         </w:rPr>
@@ -8232,14 +8846,16 @@
       <w:r>
         <w:rPr>
           <w:rFonts w:ascii="Times New Roman" w:hAnsi="Times New Roman"/>
-          <w:color w:val="000000"/>
-          <w:sz w:val="22"/>
-        </w:rPr>
-        <w:t xml:space="preserve"> </w:t>
-      </w:r>
-      <w:r>
-        <w:rPr>
-          <w:rFonts w:ascii="Times New Roman" w:hAnsi="Times New Roman"/>
+          <w:b w:val="0"/>
+          <w:color w:val="000000"/>
+          <w:sz w:val="22"/>
+        </w:rPr>
+        <w:t xml:space="preserve"> </w:t>
+      </w:r>
+      <w:r>
+        <w:rPr>
+          <w:rFonts w:ascii="Times New Roman" w:hAnsi="Times New Roman"/>
+          <w:b w:val="0"/>
           <w:i/>
           <w:iCs/>
           <w:color w:val="000000"/>
@@ -8250,15 +8866,16 @@
       <w:r>
         <w:rPr>
           <w:rFonts w:ascii="Times New Roman" w:hAnsi="Times New Roman"/>
-          <w:color w:val="000000"/>
-          <w:sz w:val="22"/>
-        </w:rPr>
-        <w:t xml:space="preserve"> </w:t>
-      </w:r>
-      <w:r>
-        <w:rPr>
-          <w:rFonts w:ascii="Times New Roman" w:hAnsi="Times New Roman"/>
-          <w:b/>
+          <w:b w:val="0"/>
+          <w:color w:val="000000"/>
+          <w:sz w:val="22"/>
+        </w:rPr>
+        <w:t xml:space="preserve"> </w:t>
+      </w:r>
+      <w:r>
+        <w:rPr>
+          <w:rFonts w:ascii="Times New Roman" w:hAnsi="Times New Roman"/>
+          <w:b w:val="0"/>
           <w:bCs/>
           <w:color w:val="000000"/>
           <w:sz w:val="22"/>
@@ -8268,6 +8885,7 @@
       <w:r>
         <w:rPr>
           <w:rFonts w:ascii="Times New Roman" w:hAnsi="Times New Roman"/>
+          <w:b w:val="0"/>
           <w:color w:val="000000"/>
           <w:sz w:val="22"/>
         </w:rPr>
@@ -8285,6 +8903,7 @@
       <w:r>
         <w:rPr>
           <w:rFonts w:ascii="Times New Roman" w:hAnsi="Times New Roman"/>
+          <w:b w:val="0"/>
           <w:color w:val="000000"/>
           <w:sz w:val="22"/>
         </w:rPr>
@@ -8293,14 +8912,16 @@
       <w:r>
         <w:rPr>
           <w:rFonts w:ascii="Times New Roman" w:hAnsi="Times New Roman"/>
-          <w:color w:val="000000"/>
-          <w:sz w:val="22"/>
-        </w:rPr>
-        <w:t xml:space="preserve"> </w:t>
-      </w:r>
-      <w:r>
-        <w:rPr>
-          <w:rFonts w:ascii="Times New Roman" w:hAnsi="Times New Roman"/>
+          <w:b w:val="0"/>
+          <w:color w:val="000000"/>
+          <w:sz w:val="22"/>
+        </w:rPr>
+        <w:t xml:space="preserve"> </w:t>
+      </w:r>
+      <w:r>
+        <w:rPr>
+          <w:rFonts w:ascii="Times New Roman" w:hAnsi="Times New Roman"/>
+          <w:b w:val="0"/>
           <w:i/>
           <w:iCs/>
           <w:color w:val="000000"/>
@@ -8311,15 +8932,16 @@
       <w:r>
         <w:rPr>
           <w:rFonts w:ascii="Times New Roman" w:hAnsi="Times New Roman"/>
-          <w:color w:val="000000"/>
-          <w:sz w:val="22"/>
-        </w:rPr>
-        <w:t xml:space="preserve"> </w:t>
-      </w:r>
-      <w:r>
-        <w:rPr>
-          <w:rFonts w:ascii="Times New Roman" w:hAnsi="Times New Roman"/>
-          <w:b/>
+          <w:b w:val="0"/>
+          <w:color w:val="000000"/>
+          <w:sz w:val="22"/>
+        </w:rPr>
+        <w:t xml:space="preserve"> </w:t>
+      </w:r>
+      <w:r>
+        <w:rPr>
+          <w:rFonts w:ascii="Times New Roman" w:hAnsi="Times New Roman"/>
+          <w:b w:val="0"/>
           <w:bCs/>
           <w:color w:val="000000"/>
           <w:sz w:val="22"/>
@@ -8329,6 +8951,7 @@
       <w:r>
         <w:rPr>
           <w:rFonts w:ascii="Times New Roman" w:hAnsi="Times New Roman"/>
+          <w:b w:val="0"/>
           <w:color w:val="000000"/>
           <w:sz w:val="22"/>
         </w:rPr>
@@ -8346,6 +8969,7 @@
       <w:r>
         <w:rPr>
           <w:rFonts w:ascii="Times New Roman" w:hAnsi="Times New Roman"/>
+          <w:b w:val="0"/>
           <w:color w:val="000000"/>
           <w:sz w:val="22"/>
         </w:rPr>
@@ -8354,14 +8978,16 @@
       <w:r>
         <w:rPr>
           <w:rFonts w:ascii="Times New Roman" w:hAnsi="Times New Roman"/>
-          <w:color w:val="000000"/>
-          <w:sz w:val="22"/>
-        </w:rPr>
-        <w:t xml:space="preserve"> </w:t>
-      </w:r>
-      <w:r>
-        <w:rPr>
-          <w:rFonts w:ascii="Times New Roman" w:hAnsi="Times New Roman"/>
+          <w:b w:val="0"/>
+          <w:color w:val="000000"/>
+          <w:sz w:val="22"/>
+        </w:rPr>
+        <w:t xml:space="preserve"> </w:t>
+      </w:r>
+      <w:r>
+        <w:rPr>
+          <w:rFonts w:ascii="Times New Roman" w:hAnsi="Times New Roman"/>
+          <w:b w:val="0"/>
           <w:i/>
           <w:iCs/>
           <w:color w:val="000000"/>
@@ -8372,15 +8998,16 @@
       <w:r>
         <w:rPr>
           <w:rFonts w:ascii="Times New Roman" w:hAnsi="Times New Roman"/>
-          <w:color w:val="000000"/>
-          <w:sz w:val="22"/>
-        </w:rPr>
-        <w:t xml:space="preserve"> </w:t>
-      </w:r>
-      <w:r>
-        <w:rPr>
-          <w:rFonts w:ascii="Times New Roman" w:hAnsi="Times New Roman"/>
-          <w:b/>
+          <w:b w:val="0"/>
+          <w:color w:val="000000"/>
+          <w:sz w:val="22"/>
+        </w:rPr>
+        <w:t xml:space="preserve"> </w:t>
+      </w:r>
+      <w:r>
+        <w:rPr>
+          <w:rFonts w:ascii="Times New Roman" w:hAnsi="Times New Roman"/>
+          <w:b w:val="0"/>
           <w:bCs/>
           <w:color w:val="000000"/>
           <w:sz w:val="22"/>
@@ -8390,6 +9017,7 @@
       <w:r>
         <w:rPr>
           <w:rFonts w:ascii="Times New Roman" w:hAnsi="Times New Roman"/>
+          <w:b w:val="0"/>
           <w:color w:val="000000"/>
           <w:sz w:val="22"/>
         </w:rPr>
@@ -8407,6 +9035,7 @@
       <w:r>
         <w:rPr>
           <w:rFonts w:ascii="Times New Roman" w:hAnsi="Times New Roman"/>
+          <w:b w:val="0"/>
           <w:color w:val="000000"/>
           <w:sz w:val="22"/>
         </w:rPr>
@@ -8415,14 +9044,16 @@
       <w:r>
         <w:rPr>
           <w:rFonts w:ascii="Times New Roman" w:hAnsi="Times New Roman"/>
-          <w:color w:val="000000"/>
-          <w:sz w:val="22"/>
-        </w:rPr>
-        <w:t xml:space="preserve"> </w:t>
-      </w:r>
-      <w:r>
-        <w:rPr>
-          <w:rFonts w:ascii="Times New Roman" w:hAnsi="Times New Roman"/>
+          <w:b w:val="0"/>
+          <w:color w:val="000000"/>
+          <w:sz w:val="22"/>
+        </w:rPr>
+        <w:t xml:space="preserve"> </w:t>
+      </w:r>
+      <w:r>
+        <w:rPr>
+          <w:rFonts w:ascii="Times New Roman" w:hAnsi="Times New Roman"/>
+          <w:b w:val="0"/>
           <w:i/>
           <w:iCs/>
           <w:color w:val="000000"/>
@@ -8433,15 +9064,16 @@
       <w:r>
         <w:rPr>
           <w:rFonts w:ascii="Times New Roman" w:hAnsi="Times New Roman"/>
-          <w:color w:val="000000"/>
-          <w:sz w:val="22"/>
-        </w:rPr>
-        <w:t xml:space="preserve"> </w:t>
-      </w:r>
-      <w:r>
-        <w:rPr>
-          <w:rFonts w:ascii="Times New Roman" w:hAnsi="Times New Roman"/>
-          <w:b/>
+          <w:b w:val="0"/>
+          <w:color w:val="000000"/>
+          <w:sz w:val="22"/>
+        </w:rPr>
+        <w:t xml:space="preserve"> </w:t>
+      </w:r>
+      <w:r>
+        <w:rPr>
+          <w:rFonts w:ascii="Times New Roman" w:hAnsi="Times New Roman"/>
+          <w:b w:val="0"/>
           <w:bCs/>
           <w:color w:val="000000"/>
           <w:sz w:val="22"/>
@@ -8451,6 +9083,7 @@
       <w:r>
         <w:rPr>
           <w:rFonts w:ascii="Times New Roman" w:hAnsi="Times New Roman"/>
+          <w:b w:val="0"/>
           <w:color w:val="000000"/>
           <w:sz w:val="22"/>
         </w:rPr>
@@ -8468,6 +9101,7 @@
       <w:r>
         <w:rPr>
           <w:rFonts w:ascii="Times New Roman" w:hAnsi="Times New Roman"/>
+          <w:b w:val="0"/>
           <w:color w:val="000000"/>
           <w:sz w:val="22"/>
         </w:rPr>
@@ -8476,14 +9110,16 @@
       <w:r>
         <w:rPr>
           <w:rFonts w:ascii="Times New Roman" w:hAnsi="Times New Roman"/>
-          <w:color w:val="000000"/>
-          <w:sz w:val="22"/>
-        </w:rPr>
-        <w:t xml:space="preserve"> </w:t>
-      </w:r>
-      <w:r>
-        <w:rPr>
-          <w:rFonts w:ascii="Times New Roman" w:hAnsi="Times New Roman"/>
+          <w:b w:val="0"/>
+          <w:color w:val="000000"/>
+          <w:sz w:val="22"/>
+        </w:rPr>
+        <w:t xml:space="preserve"> </w:t>
+      </w:r>
+      <w:r>
+        <w:rPr>
+          <w:rFonts w:ascii="Times New Roman" w:hAnsi="Times New Roman"/>
+          <w:b w:val="0"/>
           <w:i/>
           <w:iCs/>
           <w:color w:val="000000"/>
@@ -8494,15 +9130,16 @@
       <w:r>
         <w:rPr>
           <w:rFonts w:ascii="Times New Roman" w:hAnsi="Times New Roman"/>
-          <w:color w:val="000000"/>
-          <w:sz w:val="22"/>
-        </w:rPr>
-        <w:t xml:space="preserve"> </w:t>
-      </w:r>
-      <w:r>
-        <w:rPr>
-          <w:rFonts w:ascii="Times New Roman" w:hAnsi="Times New Roman"/>
-          <w:b/>
+          <w:b w:val="0"/>
+          <w:color w:val="000000"/>
+          <w:sz w:val="22"/>
+        </w:rPr>
+        <w:t xml:space="preserve"> </w:t>
+      </w:r>
+      <w:r>
+        <w:rPr>
+          <w:rFonts w:ascii="Times New Roman" w:hAnsi="Times New Roman"/>
+          <w:b w:val="0"/>
           <w:bCs/>
           <w:color w:val="000000"/>
           <w:sz w:val="22"/>
@@ -8512,6 +9149,7 @@
       <w:r>
         <w:rPr>
           <w:rFonts w:ascii="Times New Roman" w:hAnsi="Times New Roman"/>
+          <w:b w:val="0"/>
           <w:color w:val="000000"/>
           <w:sz w:val="22"/>
         </w:rPr>
@@ -8543,6 +9181,7 @@
       <w:r>
         <w:rPr>
           <w:rFonts w:ascii="Times New Roman" w:hAnsi="Times New Roman"/>
+          <w:b w:val="0"/>
           <w:color w:val="000000"/>
           <w:sz w:val="22"/>
         </w:rPr>
@@ -8574,7 +9213,7 @@
       <w:r>
         <w:rPr>
           <w:rFonts w:ascii="Times New Roman" w:hAnsi="Times New Roman"/>
-          <w:b/>
+          <w:b w:val="0"/>
           <w:bCs/>
           <w:color w:val="000000"/>
           <w:sz w:val="22"/>
@@ -8584,6 +9223,7 @@
       <w:r>
         <w:rPr>
           <w:rFonts w:ascii="Times New Roman" w:hAnsi="Times New Roman"/>
+          <w:b w:val="0"/>
           <w:color w:val="000000"/>
           <w:sz w:val="22"/>
         </w:rPr>
@@ -8598,7 +9238,7 @@
       <w:r>
         <w:rPr>
           <w:rFonts w:ascii="Times New Roman" w:hAnsi="Times New Roman"/>
-          <w:b/>
+          <w:b w:val="0"/>
           <w:bCs/>
           <w:color w:val="000000"/>
           <w:sz w:val="22"/>
@@ -8608,6 +9248,7 @@
       <w:r>
         <w:rPr>
           <w:rFonts w:ascii="Times New Roman" w:hAnsi="Times New Roman"/>
+          <w:b w:val="0"/>
           <w:color w:val="000000"/>
           <w:sz w:val="22"/>
         </w:rPr>
@@ -8622,7 +9263,7 @@
       <w:r>
         <w:rPr>
           <w:rFonts w:ascii="Times New Roman" w:hAnsi="Times New Roman"/>
-          <w:b/>
+          <w:b w:val="0"/>
           <w:bCs/>
           <w:color w:val="000000"/>
           <w:sz w:val="22"/>
@@ -8632,6 +9273,7 @@
       <w:r>
         <w:rPr>
           <w:rFonts w:ascii="Times New Roman" w:hAnsi="Times New Roman"/>
+          <w:b w:val="0"/>
           <w:color w:val="000000"/>
           <w:sz w:val="22"/>
         </w:rPr>
@@ -8646,7 +9288,7 @@
       <w:r>
         <w:rPr>
           <w:rFonts w:ascii="Times New Roman" w:hAnsi="Times New Roman"/>
-          <w:b/>
+          <w:b w:val="0"/>
           <w:bCs/>
           <w:color w:val="000000"/>
           <w:sz w:val="22"/>
@@ -8656,6 +9298,7 @@
       <w:r>
         <w:rPr>
           <w:rFonts w:ascii="Times New Roman" w:hAnsi="Times New Roman"/>
+          <w:b w:val="0"/>
           <w:color w:val="000000"/>
           <w:sz w:val="22"/>
         </w:rPr>
@@ -8670,6 +9313,7 @@
       <w:r>
         <w:rPr>
           <w:rFonts w:ascii="Times New Roman" w:hAnsi="Times New Roman"/>
+          <w:b w:val="0"/>
           <w:color w:val="000000"/>
           <w:sz w:val="22"/>
         </w:rPr>
@@ -8701,6 +9345,7 @@
       <w:r>
         <w:rPr>
           <w:rFonts w:ascii="Times New Roman" w:hAnsi="Times New Roman"/>
+          <w:b w:val="0"/>
           <w:color w:val="000000"/>
           <w:sz w:val="22"/>
         </w:rPr>
@@ -8732,6 +9377,7 @@
       <w:r>
         <w:rPr>
           <w:rFonts w:ascii="Times New Roman" w:hAnsi="Times New Roman"/>
+          <w:b w:val="0"/>
           <w:color w:val="000000"/>
           <w:sz w:val="22"/>
         </w:rPr>
@@ -8763,7 +9409,7 @@
       <w:r>
         <w:rPr>
           <w:rFonts w:ascii="Times New Roman" w:hAnsi="Times New Roman"/>
-          <w:b/>
+          <w:b w:val="0"/>
           <w:bCs/>
           <w:color w:val="000000"/>
           <w:sz w:val="22"/>
@@ -8773,14 +9419,16 @@
       <w:r>
         <w:rPr>
           <w:rFonts w:ascii="Times New Roman" w:hAnsi="Times New Roman"/>
-          <w:color w:val="000000"/>
-          <w:sz w:val="22"/>
-        </w:rPr>
-        <w:t xml:space="preserve"> </w:t>
-      </w:r>
-      <w:r>
-        <w:rPr>
-          <w:rFonts w:ascii="Times New Roman" w:hAnsi="Times New Roman"/>
+          <w:b w:val="0"/>
+          <w:color w:val="000000"/>
+          <w:sz w:val="22"/>
+        </w:rPr>
+        <w:t xml:space="preserve"> </w:t>
+      </w:r>
+      <w:r>
+        <w:rPr>
+          <w:rFonts w:ascii="Times New Roman" w:hAnsi="Times New Roman"/>
+          <w:b w:val="0"/>
           <w:color w:val="000000"/>
           <w:sz w:val="22"/>
         </w:rPr>
@@ -8795,7 +9443,7 @@
       <w:r>
         <w:rPr>
           <w:rFonts w:ascii="Times New Roman" w:hAnsi="Times New Roman"/>
-          <w:b/>
+          <w:b w:val="0"/>
           <w:bCs/>
           <w:color w:val="000000"/>
           <w:sz w:val="22"/>
@@ -8805,14 +9453,16 @@
       <w:r>
         <w:rPr>
           <w:rFonts w:ascii="Times New Roman" w:hAnsi="Times New Roman"/>
-          <w:color w:val="000000"/>
-          <w:sz w:val="22"/>
-        </w:rPr>
-        <w:t xml:space="preserve"> </w:t>
-      </w:r>
-      <w:r>
-        <w:rPr>
-          <w:rFonts w:ascii="Times New Roman" w:hAnsi="Times New Roman"/>
+          <w:b w:val="0"/>
+          <w:color w:val="000000"/>
+          <w:sz w:val="22"/>
+        </w:rPr>
+        <w:t xml:space="preserve"> </w:t>
+      </w:r>
+      <w:r>
+        <w:rPr>
+          <w:rFonts w:ascii="Times New Roman" w:hAnsi="Times New Roman"/>
+          <w:b w:val="0"/>
           <w:color w:val="000000"/>
           <w:sz w:val="22"/>
         </w:rPr>
@@ -8827,7 +9477,7 @@
       <w:r>
         <w:rPr>
           <w:rFonts w:ascii="Times New Roman" w:hAnsi="Times New Roman"/>
-          <w:b/>
+          <w:b w:val="0"/>
           <w:bCs/>
           <w:color w:val="000000"/>
           <w:sz w:val="22"/>
@@ -8837,14 +9487,16 @@
       <w:r>
         <w:rPr>
           <w:rFonts w:ascii="Times New Roman" w:hAnsi="Times New Roman"/>
-          <w:color w:val="000000"/>
-          <w:sz w:val="22"/>
-        </w:rPr>
-        <w:t xml:space="preserve"> </w:t>
-      </w:r>
-      <w:r>
-        <w:rPr>
-          <w:rFonts w:ascii="Times New Roman" w:hAnsi="Times New Roman"/>
+          <w:b w:val="0"/>
+          <w:color w:val="000000"/>
+          <w:sz w:val="22"/>
+        </w:rPr>
+        <w:t xml:space="preserve"> </w:t>
+      </w:r>
+      <w:r>
+        <w:rPr>
+          <w:rFonts w:ascii="Times New Roman" w:hAnsi="Times New Roman"/>
+          <w:b w:val="0"/>
           <w:color w:val="000000"/>
           <w:sz w:val="22"/>
         </w:rPr>
@@ -8853,15 +9505,16 @@
       <w:r>
         <w:rPr>
           <w:rFonts w:ascii="Times New Roman" w:hAnsi="Times New Roman"/>
-          <w:color w:val="000000"/>
-          <w:sz w:val="22"/>
-        </w:rPr>
-        <w:t xml:space="preserve"> </w:t>
-      </w:r>
-      <w:r>
-        <w:rPr>
-          <w:rFonts w:ascii="Times New Roman" w:hAnsi="Times New Roman"/>
-          <w:b/>
+          <w:b w:val="0"/>
+          <w:color w:val="000000"/>
+          <w:sz w:val="22"/>
+        </w:rPr>
+        <w:t xml:space="preserve"> </w:t>
+      </w:r>
+      <w:r>
+        <w:rPr>
+          <w:rFonts w:ascii="Times New Roman" w:hAnsi="Times New Roman"/>
+          <w:b w:val="0"/>
           <w:bCs/>
           <w:color w:val="000000"/>
           <w:sz w:val="22"/>
@@ -8871,14 +9524,16 @@
       <w:r>
         <w:rPr>
           <w:rFonts w:ascii="Times New Roman" w:hAnsi="Times New Roman"/>
-          <w:color w:val="000000"/>
-          <w:sz w:val="22"/>
-        </w:rPr>
-        <w:t xml:space="preserve"> </w:t>
-      </w:r>
-      <w:r>
-        <w:rPr>
-          <w:rFonts w:ascii="Times New Roman" w:hAnsi="Times New Roman"/>
+          <w:b w:val="0"/>
+          <w:color w:val="000000"/>
+          <w:sz w:val="22"/>
+        </w:rPr>
+        <w:t xml:space="preserve"> </w:t>
+      </w:r>
+      <w:r>
+        <w:rPr>
+          <w:rFonts w:ascii="Times New Roman" w:hAnsi="Times New Roman"/>
+          <w:b w:val="0"/>
           <w:color w:val="000000"/>
           <w:sz w:val="22"/>
         </w:rPr>
@@ -8887,15 +9542,16 @@
       <w:r>
         <w:rPr>
           <w:rFonts w:ascii="Times New Roman" w:hAnsi="Times New Roman"/>
-          <w:color w:val="000000"/>
-          <w:sz w:val="22"/>
-        </w:rPr>
-        <w:t xml:space="preserve"> </w:t>
-      </w:r>
-      <w:r>
-        <w:rPr>
-          <w:rFonts w:ascii="Times New Roman" w:hAnsi="Times New Roman"/>
-          <w:b/>
+          <w:b w:val="0"/>
+          <w:color w:val="000000"/>
+          <w:sz w:val="22"/>
+        </w:rPr>
+        <w:t xml:space="preserve"> </w:t>
+      </w:r>
+      <w:r>
+        <w:rPr>
+          <w:rFonts w:ascii="Times New Roman" w:hAnsi="Times New Roman"/>
+          <w:b w:val="0"/>
           <w:bCs/>
           <w:color w:val="000000"/>
           <w:sz w:val="22"/>
@@ -8905,14 +9561,16 @@
       <w:r>
         <w:rPr>
           <w:rFonts w:ascii="Times New Roman" w:hAnsi="Times New Roman"/>
-          <w:color w:val="000000"/>
-          <w:sz w:val="22"/>
-        </w:rPr>
-        <w:t xml:space="preserve"> </w:t>
-      </w:r>
-      <w:r>
-        <w:rPr>
-          <w:rFonts w:ascii="Times New Roman" w:hAnsi="Times New Roman"/>
+          <w:b w:val="0"/>
+          <w:color w:val="000000"/>
+          <w:sz w:val="22"/>
+        </w:rPr>
+        <w:t xml:space="preserve"> </w:t>
+      </w:r>
+      <w:r>
+        <w:rPr>
+          <w:rFonts w:ascii="Times New Roman" w:hAnsi="Times New Roman"/>
+          <w:b w:val="0"/>
           <w:color w:val="000000"/>
           <w:sz w:val="22"/>
         </w:rPr>
@@ -8927,7 +9585,7 @@
       <w:r>
         <w:rPr>
           <w:rFonts w:ascii="Times New Roman" w:hAnsi="Times New Roman"/>
-          <w:b/>
+          <w:b w:val="0"/>
           <w:bCs/>
           <w:color w:val="000000"/>
           <w:sz w:val="22"/>
@@ -8937,15 +9595,16 @@
       <w:r>
         <w:rPr>
           <w:rFonts w:ascii="Times New Roman" w:hAnsi="Times New Roman"/>
-          <w:color w:val="000000"/>
-          <w:sz w:val="22"/>
-        </w:rPr>
-        <w:t xml:space="preserve"> </w:t>
-      </w:r>
-      <w:r>
-        <w:rPr>
-          <w:rFonts w:ascii="Times New Roman" w:hAnsi="Times New Roman"/>
-          <w:b/>
+          <w:b w:val="0"/>
+          <w:color w:val="000000"/>
+          <w:sz w:val="22"/>
+        </w:rPr>
+        <w:t xml:space="preserve"> </w:t>
+      </w:r>
+      <w:r>
+        <w:rPr>
+          <w:rFonts w:ascii="Times New Roman" w:hAnsi="Times New Roman"/>
+          <w:b w:val="0"/>
           <w:bCs/>
           <w:color w:val="000000"/>
           <w:sz w:val="22"/>
@@ -8955,14 +9614,16 @@
       <w:r>
         <w:rPr>
           <w:rFonts w:ascii="Times New Roman" w:hAnsi="Times New Roman"/>
-          <w:color w:val="000000"/>
-          <w:sz w:val="22"/>
-        </w:rPr>
-        <w:t xml:space="preserve"> </w:t>
-      </w:r>
-      <w:r>
-        <w:rPr>
-          <w:rFonts w:ascii="Times New Roman" w:hAnsi="Times New Roman"/>
+          <w:b w:val="0"/>
+          <w:color w:val="000000"/>
+          <w:sz w:val="22"/>
+        </w:rPr>
+        <w:t xml:space="preserve"> </w:t>
+      </w:r>
+      <w:r>
+        <w:rPr>
+          <w:rFonts w:ascii="Times New Roman" w:hAnsi="Times New Roman"/>
+          <w:b w:val="0"/>
           <w:color w:val="000000"/>
           <w:sz w:val="22"/>
         </w:rPr>
@@ -8971,14 +9632,16 @@
       <w:r>
         <w:rPr>
           <w:rFonts w:ascii="Times New Roman" w:hAnsi="Times New Roman"/>
-          <w:color w:val="000000"/>
-          <w:sz w:val="22"/>
-        </w:rPr>
-        <w:t xml:space="preserve"> </w:t>
-      </w:r>
-      <w:r>
-        <w:rPr>
-          <w:rFonts w:ascii="Times New Roman" w:hAnsi="Times New Roman"/>
+          <w:b w:val="0"/>
+          <w:color w:val="000000"/>
+          <w:sz w:val="22"/>
+        </w:rPr>
+        <w:t xml:space="preserve"> </w:t>
+      </w:r>
+      <w:r>
+        <w:rPr>
+          <w:rFonts w:ascii="Times New Roman" w:hAnsi="Times New Roman"/>
+          <w:b w:val="0"/>
           <w:i/>
           <w:iCs/>
           <w:color w:val="000000"/>
@@ -8989,14 +9652,16 @@
       <w:r>
         <w:rPr>
           <w:rFonts w:ascii="Times New Roman" w:hAnsi="Times New Roman"/>
-          <w:color w:val="000000"/>
-          <w:sz w:val="22"/>
-        </w:rPr>
-        <w:t xml:space="preserve"> </w:t>
-      </w:r>
-      <w:r>
-        <w:rPr>
-          <w:rFonts w:ascii="Times New Roman" w:hAnsi="Times New Roman"/>
+          <w:b w:val="0"/>
+          <w:color w:val="000000"/>
+          <w:sz w:val="22"/>
+        </w:rPr>
+        <w:t xml:space="preserve"> </w:t>
+      </w:r>
+      <w:r>
+        <w:rPr>
+          <w:rFonts w:ascii="Times New Roman" w:hAnsi="Times New Roman"/>
+          <w:b w:val="0"/>
           <w:color w:val="000000"/>
           <w:sz w:val="22"/>
         </w:rPr>
@@ -9005,14 +9670,16 @@
       <w:r>
         <w:rPr>
           <w:rFonts w:ascii="Times New Roman" w:hAnsi="Times New Roman"/>
-          <w:color w:val="000000"/>
-          <w:sz w:val="22"/>
-        </w:rPr>
-        <w:t xml:space="preserve"> </w:t>
-      </w:r>
-      <w:r>
-        <w:rPr>
-          <w:rFonts w:ascii="Times New Roman" w:hAnsi="Times New Roman"/>
+          <w:b w:val="0"/>
+          <w:color w:val="000000"/>
+          <w:sz w:val="22"/>
+        </w:rPr>
+        <w:t xml:space="preserve"> </w:t>
+      </w:r>
+      <w:r>
+        <w:rPr>
+          <w:rFonts w:ascii="Times New Roman" w:hAnsi="Times New Roman"/>
+          <w:b w:val="0"/>
           <w:i/>
           <w:iCs/>
           <w:color w:val="000000"/>
@@ -9023,14 +9690,16 @@
       <w:r>
         <w:rPr>
           <w:rFonts w:ascii="Times New Roman" w:hAnsi="Times New Roman"/>
-          <w:color w:val="000000"/>
-          <w:sz w:val="22"/>
-        </w:rPr>
-        <w:t xml:space="preserve"> </w:t>
-      </w:r>
-      <w:r>
-        <w:rPr>
-          <w:rFonts w:ascii="Times New Roman" w:hAnsi="Times New Roman"/>
+          <w:b w:val="0"/>
+          <w:color w:val="000000"/>
+          <w:sz w:val="22"/>
+        </w:rPr>
+        <w:t xml:space="preserve"> </w:t>
+      </w:r>
+      <w:r>
+        <w:rPr>
+          <w:rFonts w:ascii="Times New Roman" w:hAnsi="Times New Roman"/>
+          <w:b w:val="0"/>
           <w:color w:val="000000"/>
           <w:sz w:val="22"/>
         </w:rPr>
@@ -9039,15 +9708,16 @@
       <w:r>
         <w:rPr>
           <w:rFonts w:ascii="Times New Roman" w:hAnsi="Times New Roman"/>
-          <w:color w:val="000000"/>
-          <w:sz w:val="22"/>
-        </w:rPr>
-        <w:t xml:space="preserve"> </w:t>
-      </w:r>
-      <w:r>
-        <w:rPr>
-          <w:rFonts w:ascii="Times New Roman" w:hAnsi="Times New Roman"/>
-          <w:b/>
+          <w:b w:val="0"/>
+          <w:color w:val="000000"/>
+          <w:sz w:val="22"/>
+        </w:rPr>
+        <w:t xml:space="preserve"> </w:t>
+      </w:r>
+      <w:r>
+        <w:rPr>
+          <w:rFonts w:ascii="Times New Roman" w:hAnsi="Times New Roman"/>
+          <w:b w:val="0"/>
           <w:bCs/>
           <w:color w:val="000000"/>
           <w:sz w:val="22"/>
@@ -9057,14 +9727,16 @@
       <w:r>
         <w:rPr>
           <w:rFonts w:ascii="Times New Roman" w:hAnsi="Times New Roman"/>
-          <w:color w:val="000000"/>
-          <w:sz w:val="22"/>
-        </w:rPr>
-        <w:t xml:space="preserve"> </w:t>
-      </w:r>
-      <w:r>
-        <w:rPr>
-          <w:rFonts w:ascii="Times New Roman" w:hAnsi="Times New Roman"/>
+          <w:b w:val="0"/>
+          <w:color w:val="000000"/>
+          <w:sz w:val="22"/>
+        </w:rPr>
+        <w:t xml:space="preserve"> </w:t>
+      </w:r>
+      <w:r>
+        <w:rPr>
+          <w:rFonts w:ascii="Times New Roman" w:hAnsi="Times New Roman"/>
+          <w:b w:val="0"/>
           <w:color w:val="000000"/>
           <w:sz w:val="22"/>
         </w:rPr>
@@ -9073,15 +9745,16 @@
       <w:r>
         <w:rPr>
           <w:rFonts w:ascii="Times New Roman" w:hAnsi="Times New Roman"/>
-          <w:color w:val="000000"/>
-          <w:sz w:val="22"/>
-        </w:rPr>
-        <w:t xml:space="preserve"> </w:t>
-      </w:r>
-      <w:r>
-        <w:rPr>
-          <w:rFonts w:ascii="Times New Roman" w:hAnsi="Times New Roman"/>
-          <w:b/>
+          <w:b w:val="0"/>
+          <w:color w:val="000000"/>
+          <w:sz w:val="22"/>
+        </w:rPr>
+        <w:t xml:space="preserve"> </w:t>
+      </w:r>
+      <w:r>
+        <w:rPr>
+          <w:rFonts w:ascii="Times New Roman" w:hAnsi="Times New Roman"/>
+          <w:b w:val="0"/>
           <w:bCs/>
           <w:color w:val="000000"/>
           <w:sz w:val="22"/>
@@ -9091,14 +9764,16 @@
       <w:r>
         <w:rPr>
           <w:rFonts w:ascii="Times New Roman" w:hAnsi="Times New Roman"/>
-          <w:color w:val="000000"/>
-          <w:sz w:val="22"/>
-        </w:rPr>
-        <w:t xml:space="preserve"> </w:t>
-      </w:r>
-      <w:r>
-        <w:rPr>
-          <w:rFonts w:ascii="Times New Roman" w:hAnsi="Times New Roman"/>
+          <w:b w:val="0"/>
+          <w:color w:val="000000"/>
+          <w:sz w:val="22"/>
+        </w:rPr>
+        <w:t xml:space="preserve"> </w:t>
+      </w:r>
+      <w:r>
+        <w:rPr>
+          <w:rFonts w:ascii="Times New Roman" w:hAnsi="Times New Roman"/>
+          <w:b w:val="0"/>
           <w:color w:val="000000"/>
           <w:sz w:val="22"/>
         </w:rPr>
@@ -9130,6 +9805,7 @@
       <w:r>
         <w:rPr>
           <w:rFonts w:ascii="Times New Roman" w:hAnsi="Times New Roman"/>
+          <w:b w:val="0"/>
           <w:color w:val="000000"/>
           <w:sz w:val="22"/>
         </w:rPr>
@@ -9144,7 +9820,7 @@
       <w:r>
         <w:rPr>
           <w:rFonts w:ascii="Times New Roman" w:hAnsi="Times New Roman"/>
-          <w:b/>
+          <w:b w:val="0"/>
           <w:bCs/>
           <w:color w:val="000000"/>
           <w:sz w:val="22"/>
@@ -9154,14 +9830,16 @@
       <w:r>
         <w:rPr>
           <w:rFonts w:ascii="Times New Roman" w:hAnsi="Times New Roman"/>
-          <w:color w:val="000000"/>
-          <w:sz w:val="22"/>
-        </w:rPr>
-        <w:t xml:space="preserve"> </w:t>
-      </w:r>
-      <w:r>
-        <w:rPr>
-          <w:rFonts w:ascii="Times New Roman" w:hAnsi="Times New Roman"/>
+          <w:b w:val="0"/>
+          <w:color w:val="000000"/>
+          <w:sz w:val="22"/>
+        </w:rPr>
+        <w:t xml:space="preserve"> </w:t>
+      </w:r>
+      <w:r>
+        <w:rPr>
+          <w:rFonts w:ascii="Times New Roman" w:hAnsi="Times New Roman"/>
+          <w:b w:val="0"/>
           <w:color w:val="000000"/>
           <w:sz w:val="22"/>
         </w:rPr>
@@ -9176,7 +9854,7 @@
       <w:r>
         <w:rPr>
           <w:rFonts w:ascii="Times New Roman" w:hAnsi="Times New Roman"/>
-          <w:b/>
+          <w:b w:val="0"/>
           <w:bCs/>
           <w:color w:val="000000"/>
           <w:sz w:val="22"/>
@@ -9186,14 +9864,16 @@
       <w:r>
         <w:rPr>
           <w:rFonts w:ascii="Times New Roman" w:hAnsi="Times New Roman"/>
-          <w:color w:val="000000"/>
-          <w:sz w:val="22"/>
-        </w:rPr>
-        <w:t xml:space="preserve"> </w:t>
-      </w:r>
-      <w:r>
-        <w:rPr>
-          <w:rFonts w:ascii="Times New Roman" w:hAnsi="Times New Roman"/>
+          <w:b w:val="0"/>
+          <w:color w:val="000000"/>
+          <w:sz w:val="22"/>
+        </w:rPr>
+        <w:t xml:space="preserve"> </w:t>
+      </w:r>
+      <w:r>
+        <w:rPr>
+          <w:rFonts w:ascii="Times New Roman" w:hAnsi="Times New Roman"/>
+          <w:b w:val="0"/>
           <w:color w:val="000000"/>
           <w:sz w:val="22"/>
         </w:rPr>
@@ -9202,14 +9882,16 @@
       <w:r>
         <w:rPr>
           <w:rFonts w:ascii="Times New Roman" w:hAnsi="Times New Roman"/>
-          <w:color w:val="000000"/>
-          <w:sz w:val="22"/>
-        </w:rPr>
-        <w:t xml:space="preserve"> </w:t>
-      </w:r>
-      <w:r>
-        <w:rPr>
-          <w:rFonts w:ascii="Times New Roman" w:hAnsi="Times New Roman"/>
+          <w:b w:val="0"/>
+          <w:color w:val="000000"/>
+          <w:sz w:val="22"/>
+        </w:rPr>
+        <w:t xml:space="preserve"> </w:t>
+      </w:r>
+      <w:r>
+        <w:rPr>
+          <w:rFonts w:ascii="Times New Roman" w:hAnsi="Times New Roman"/>
+          <w:b w:val="0"/>
           <w:i/>
           <w:iCs/>
           <w:color w:val="000000"/>
@@ -9220,6 +9902,7 @@
       <w:r>
         <w:rPr>
           <w:rFonts w:ascii="Times New Roman" w:hAnsi="Times New Roman"/>
+          <w:b w:val="0"/>
           <w:color w:val="000000"/>
           <w:sz w:val="22"/>
         </w:rPr>
@@ -9234,7 +9917,7 @@
       <w:r>
         <w:rPr>
           <w:rFonts w:ascii="Times New Roman" w:hAnsi="Times New Roman"/>
-          <w:b/>
+          <w:b w:val="0"/>
           <w:bCs/>
           <w:color w:val="000000"/>
           <w:sz w:val="22"/>
@@ -9244,14 +9927,16 @@
       <w:r>
         <w:rPr>
           <w:rFonts w:ascii="Times New Roman" w:hAnsi="Times New Roman"/>
-          <w:color w:val="000000"/>
-          <w:sz w:val="22"/>
-        </w:rPr>
-        <w:t xml:space="preserve"> </w:t>
-      </w:r>
-      <w:r>
-        <w:rPr>
-          <w:rFonts w:ascii="Times New Roman" w:hAnsi="Times New Roman"/>
+          <w:b w:val="0"/>
+          <w:color w:val="000000"/>
+          <w:sz w:val="22"/>
+        </w:rPr>
+        <w:t xml:space="preserve"> </w:t>
+      </w:r>
+      <w:r>
+        <w:rPr>
+          <w:rFonts w:ascii="Times New Roman" w:hAnsi="Times New Roman"/>
+          <w:b w:val="0"/>
           <w:color w:val="000000"/>
           <w:sz w:val="22"/>
         </w:rPr>
@@ -9260,6 +9945,7 @@
       <w:r>
         <w:rPr>
           <w:rFonts w:ascii="Times New Roman" w:hAnsi="Times New Roman"/>
+          <w:b w:val="0"/>
           <w:color w:val="000000"/>
           <w:sz w:val="22"/>
         </w:rPr>
@@ -9268,6 +9954,7 @@
       <w:r>
         <w:rPr>
           <w:rFonts w:ascii="Times New Roman" w:hAnsi="Times New Roman"/>
+          <w:b w:val="0"/>
           <w:color w:val="000000"/>
           <w:sz w:val="22"/>
         </w:rPr>
@@ -9282,7 +9969,7 @@
       <w:r>
         <w:rPr>
           <w:rFonts w:ascii="Times New Roman" w:hAnsi="Times New Roman"/>
-          <w:b/>
+          <w:b w:val="0"/>
           <w:bCs/>
           <w:color w:val="000000"/>
           <w:sz w:val="22"/>
@@ -9292,14 +9979,16 @@
       <w:r>
         <w:rPr>
           <w:rFonts w:ascii="Times New Roman" w:hAnsi="Times New Roman"/>
-          <w:color w:val="000000"/>
-          <w:sz w:val="22"/>
-        </w:rPr>
-        <w:t xml:space="preserve"> </w:t>
-      </w:r>
-      <w:r>
-        <w:rPr>
-          <w:rFonts w:ascii="Times New Roman" w:hAnsi="Times New Roman"/>
+          <w:b w:val="0"/>
+          <w:color w:val="000000"/>
+          <w:sz w:val="22"/>
+        </w:rPr>
+        <w:t xml:space="preserve"> </w:t>
+      </w:r>
+      <w:r>
+        <w:rPr>
+          <w:rFonts w:ascii="Times New Roman" w:hAnsi="Times New Roman"/>
+          <w:b w:val="0"/>
           <w:color w:val="000000"/>
           <w:sz w:val="22"/>
         </w:rPr>
@@ -9314,7 +10003,7 @@
       <w:r>
         <w:rPr>
           <w:rFonts w:ascii="Times New Roman" w:hAnsi="Times New Roman"/>
-          <w:b/>
+          <w:b w:val="0"/>
           <w:bCs/>
           <w:color w:val="000000"/>
           <w:sz w:val="22"/>
@@ -9324,14 +10013,16 @@
       <w:r>
         <w:rPr>
           <w:rFonts w:ascii="Times New Roman" w:hAnsi="Times New Roman"/>
-          <w:color w:val="000000"/>
-          <w:sz w:val="22"/>
-        </w:rPr>
-        <w:t xml:space="preserve"> </w:t>
-      </w:r>
-      <w:r>
-        <w:rPr>
-          <w:rFonts w:ascii="Times New Roman" w:hAnsi="Times New Roman"/>
+          <w:b w:val="0"/>
+          <w:color w:val="000000"/>
+          <w:sz w:val="22"/>
+        </w:rPr>
+        <w:t xml:space="preserve"> </w:t>
+      </w:r>
+      <w:r>
+        <w:rPr>
+          <w:rFonts w:ascii="Times New Roman" w:hAnsi="Times New Roman"/>
+          <w:b w:val="0"/>
           <w:color w:val="000000"/>
           <w:sz w:val="22"/>
         </w:rPr>
@@ -9346,7 +10037,7 @@
       <w:r>
         <w:rPr>
           <w:rFonts w:ascii="Times New Roman" w:hAnsi="Times New Roman"/>
-          <w:b/>
+          <w:b w:val="0"/>
           <w:bCs/>
           <w:color w:val="000000"/>
           <w:sz w:val="22"/>
@@ -9356,14 +10047,16 @@
       <w:r>
         <w:rPr>
           <w:rFonts w:ascii="Times New Roman" w:hAnsi="Times New Roman"/>
-          <w:color w:val="000000"/>
-          <w:sz w:val="22"/>
-        </w:rPr>
-        <w:t xml:space="preserve"> </w:t>
-      </w:r>
-      <w:r>
-        <w:rPr>
-          <w:rFonts w:ascii="Times New Roman" w:hAnsi="Times New Roman"/>
+          <w:b w:val="0"/>
+          <w:color w:val="000000"/>
+          <w:sz w:val="22"/>
+        </w:rPr>
+        <w:t xml:space="preserve"> </w:t>
+      </w:r>
+      <w:r>
+        <w:rPr>
+          <w:rFonts w:ascii="Times New Roman" w:hAnsi="Times New Roman"/>
+          <w:b w:val="0"/>
           <w:color w:val="000000"/>
           <w:sz w:val="22"/>
         </w:rPr>
@@ -9378,7 +10071,7 @@
       <w:r>
         <w:rPr>
           <w:rFonts w:ascii="Times New Roman" w:hAnsi="Times New Roman"/>
-          <w:b/>
+          <w:b w:val="0"/>
           <w:bCs/>
           <w:color w:val="000000"/>
           <w:sz w:val="22"/>
@@ -9388,14 +10081,16 @@
       <w:r>
         <w:rPr>
           <w:rFonts w:ascii="Times New Roman" w:hAnsi="Times New Roman"/>
-          <w:color w:val="000000"/>
-          <w:sz w:val="22"/>
-        </w:rPr>
-        <w:t xml:space="preserve"> </w:t>
-      </w:r>
-      <w:r>
-        <w:rPr>
-          <w:rFonts w:ascii="Times New Roman" w:hAnsi="Times New Roman"/>
+          <w:b w:val="0"/>
+          <w:color w:val="000000"/>
+          <w:sz w:val="22"/>
+        </w:rPr>
+        <w:t xml:space="preserve"> </w:t>
+      </w:r>
+      <w:r>
+        <w:rPr>
+          <w:rFonts w:ascii="Times New Roman" w:hAnsi="Times New Roman"/>
+          <w:b w:val="0"/>
           <w:color w:val="000000"/>
           <w:sz w:val="22"/>
         </w:rPr>
